--- a/Richard/DevOps/Richard_Bozeman.docx
+++ b/Richard/DevOps/Richard_Bozeman.docx
@@ -1,6 +1,6 @@
 
 <file path=word/document.xml><?xml version="1.0" encoding="utf-8"?>
-<w:document xmlns:wpc="http://schemas.microsoft.com/office/word/2010/wordprocessingCanvas" xmlns:cx="http://schemas.microsoft.com/office/drawing/2014/chartex" xmlns:cx1="http://schemas.microsoft.com/office/drawing/2015/9/8/chartex" xmlns:cx2="http://schemas.microsoft.com/office/drawing/2015/10/21/chartex" xmlns:cx3="http://schemas.microsoft.com/office/drawing/2016/5/9/chartex" xmlns:cx4="http://schemas.microsoft.com/office/drawing/2016/5/10/chartex" xmlns:cx5="http://schemas.microsoft.com/office/drawing/2016/5/11/chartex" xmlns:cx6="http://schemas.microsoft.com/office/drawing/2016/5/12/chartex" xmlns:cx7="http://schemas.microsoft.com/office/drawing/2016/5/13/chartex" xmlns:cx8="http://schemas.microsoft.com/office/drawing/2016/5/14/chartex" xmlns:mc="http://schemas.openxmlformats.org/markup-compatibility/2006" xmlns:aink="http://schemas.microsoft.com/office/drawing/2016/ink" xmlns:am3d="http://schemas.microsoft.com/office/drawing/2017/model3d" xmlns:o="urn:schemas-microsoft-com:office:office" xmlns:oel="http://schemas.microsoft.com/office/2019/extlst" xmlns:r="http://schemas.openxmlformats.org/officeDocument/2006/relationships" xmlns:m="http://schemas.openxmlformats.org/officeDocument/2006/math" xmlns:v="urn:schemas-microsoft-com:vml" xmlns:wp14="http://schemas.microsoft.com/office/word/2010/wordprocessingDrawing" xmlns:wp="http://schemas.openxmlformats.org/drawingml/2006/wordprocessingDrawing" xmlns:w10="urn:schemas-microsoft-com:office:word" xmlns:w="http://schemas.openxmlformats.org/wordprocessingml/2006/main" xmlns:w14="http://schemas.microsoft.com/office/word/2010/wordml" xmlns:w15="http://schemas.microsoft.com/office/word/2012/wordml" xmlns:w16cex="http://schemas.microsoft.com/office/word/2018/wordml/cex" xmlns:w16cid="http://schemas.microsoft.com/office/word/2016/wordml/cid" xmlns:w16="http://schemas.microsoft.com/office/word/2018/wordml" xmlns:w16du="http://schemas.microsoft.com/office/word/2023/wordml/word16du" xmlns:w16sdtdh="http://schemas.microsoft.com/office/word/2020/wordml/sdtdatahash" xmlns:w16sdtfl="http://schemas.microsoft.com/office/word/2024/wordml/sdtformatlock" xmlns:w16se="http://schemas.microsoft.com/office/word/2015/wordml/symex" xmlns:wpg="http://schemas.microsoft.com/office/word/2010/wordprocessingGroup" xmlns:wpi="http://schemas.microsoft.com/office/word/2010/wordprocessingInk" xmlns:wne="http://schemas.microsoft.com/office/word/2006/wordml" xmlns:wps="http://schemas.microsoft.com/office/word/2010/wordprocessingShape" mc:Ignorable="w14 w15 w16se w16cid w16 w16cex w16sdtdh w16sdtfl w16du wp14">
+<w:document xmlns:wpc="http://schemas.microsoft.com/office/word/2010/wordprocessingCanvas" xmlns:mc="http://schemas.openxmlformats.org/markup-compatibility/2006" xmlns:o="urn:schemas-microsoft-com:office:office" xmlns:r="http://schemas.openxmlformats.org/officeDocument/2006/relationships" xmlns:m="http://schemas.openxmlformats.org/officeDocument/2006/math" xmlns:v="urn:schemas-microsoft-com:vml" xmlns:wp14="http://schemas.microsoft.com/office/word/2010/wordprocessingDrawing" xmlns:wp="http://schemas.openxmlformats.org/drawingml/2006/wordprocessingDrawing" xmlns:w10="urn:schemas-microsoft-com:office:word" xmlns:w="http://schemas.openxmlformats.org/wordprocessingml/2006/main" xmlns:w14="http://schemas.microsoft.com/office/word/2010/wordml" xmlns:wpg="http://schemas.microsoft.com/office/word/2010/wordprocessingGroup" xmlns:wpi="http://schemas.microsoft.com/office/word/2010/wordprocessingInk" xmlns:wne="http://schemas.microsoft.com/office/word/2006/wordml" xmlns:wps="http://schemas.microsoft.com/office/word/2010/wordprocessingShape" mc:Ignorable="w14 wp14">
   <w:body>
     <w:p>
       <w:pPr>
@@ -44,7 +44,18 @@
           <w:sz w:val="19"/>
           <w:szCs w:val="19"/>
         </w:rPr>
-        <w:t>richard.bozeman.1992@outlook.com | linkedin.com/in/richard-bozeman-0a8b9a3a6 | Florida, United States | +1 7133745074</w:t>
+        <w:t>richard.bozeman.1992@outlook.com | linkedin.com/in/richard-bozeman-0a8b9a3a6 | Florida, United States | +</w:t>
+      </w:r>
+      <w:bookmarkStart w:id="0" w:name="_GoBack"/>
+      <w:bookmarkEnd w:id="0"/>
+      <w:r>
+        <w:rPr>
+          <w:rFonts w:ascii="Arial" w:eastAsia="Arial" w:hAnsi="Arial" w:cs="Arial"/>
+          <w:color w:val="4B5563"/>
+          <w:sz w:val="19"/>
+          <w:szCs w:val="19"/>
+        </w:rPr>
+        <w:t>1 (305) 7070624</w:t>
       </w:r>
     </w:p>
     <w:p>
@@ -77,7 +88,74 @@
           <w:sz w:val="21"/>
           <w:szCs w:val="21"/>
         </w:rPr>
-        <w:t>Senior Software Engineer who ships reliable software, improves systems, and occasionally argues with CI/CD until it admits defeat. I build products and platforms end-to-end: backend services, APIs, cloud infrastructure, observability, and the glue that keeps everything from falling apart at 2 AM. I’m big on clean architecture, pragmatic engineering, and making systems boring (the highest compliment in production). What you can expect from me: scalable services and well-designed APIs, cloud + DevOps mindset (automation over heroics), performance/security/reliability baked in, strong ownership and clear communication, mentoring and pragmatic reviews, and steady delivery without drama.</w:t>
+        <w:t>Senior Software Engineer who ships reliable software, improves systems, and occasionally</w:t>
+      </w:r>
+      <w:r>
+        <w:rPr>
+          <w:rFonts w:ascii="Arial" w:eastAsia="Arial" w:hAnsi="Arial" w:cs="Arial"/>
+          <w:color w:val="111111"/>
+          <w:sz w:val="21"/>
+          <w:szCs w:val="21"/>
+        </w:rPr>
+        <w:t xml:space="preserve"> argues with CI/CD until it admits defeat. I build products and platforms end-to-end: backend services, APIs, cloud infrastructure, </w:t>
+      </w:r>
+      <w:proofErr w:type="spellStart"/>
+      <w:r>
+        <w:rPr>
+          <w:rFonts w:ascii="Arial" w:eastAsia="Arial" w:hAnsi="Arial" w:cs="Arial"/>
+          <w:color w:val="111111"/>
+          <w:sz w:val="21"/>
+          <w:szCs w:val="21"/>
+        </w:rPr>
+        <w:t>observability</w:t>
+      </w:r>
+      <w:proofErr w:type="spellEnd"/>
+      <w:r>
+        <w:rPr>
+          <w:rFonts w:ascii="Arial" w:eastAsia="Arial" w:hAnsi="Arial" w:cs="Arial"/>
+          <w:color w:val="111111"/>
+          <w:sz w:val="21"/>
+          <w:szCs w:val="21"/>
+        </w:rPr>
+        <w:t>, and the glue that keeps everything from falling apart at 2 AM. I’m big on clean architecture, pragmatic engin</w:t>
+      </w:r>
+      <w:r>
+        <w:rPr>
+          <w:rFonts w:ascii="Arial" w:eastAsia="Arial" w:hAnsi="Arial" w:cs="Arial"/>
+          <w:color w:val="111111"/>
+          <w:sz w:val="21"/>
+          <w:szCs w:val="21"/>
+        </w:rPr>
+        <w:t xml:space="preserve">eering, and making systems boring (the highest compliment in production). What you can expect from me: scalable services and well-designed APIs, cloud + </w:t>
+      </w:r>
+      <w:proofErr w:type="spellStart"/>
+      <w:r>
+        <w:rPr>
+          <w:rFonts w:ascii="Arial" w:eastAsia="Arial" w:hAnsi="Arial" w:cs="Arial"/>
+          <w:color w:val="111111"/>
+          <w:sz w:val="21"/>
+          <w:szCs w:val="21"/>
+        </w:rPr>
+        <w:t>DevOps</w:t>
+      </w:r>
+      <w:proofErr w:type="spellEnd"/>
+      <w:r>
+        <w:rPr>
+          <w:rFonts w:ascii="Arial" w:eastAsia="Arial" w:hAnsi="Arial" w:cs="Arial"/>
+          <w:color w:val="111111"/>
+          <w:sz w:val="21"/>
+          <w:szCs w:val="21"/>
+        </w:rPr>
+        <w:t xml:space="preserve"> mindset (automation over heroics), performance/security/reliability baked in, strong ownership a</w:t>
+      </w:r>
+      <w:r>
+        <w:rPr>
+          <w:rFonts w:ascii="Arial" w:eastAsia="Arial" w:hAnsi="Arial" w:cs="Arial"/>
+          <w:color w:val="111111"/>
+          <w:sz w:val="21"/>
+          <w:szCs w:val="21"/>
+        </w:rPr>
+        <w:t>nd clear communication, mentoring and pragmatic reviews, and steady delivery without drama.</w:t>
       </w:r>
     </w:p>
     <w:p>
@@ -122,12 +200,6 @@
         <w:gridCol w:w="2545"/>
       </w:tblGrid>
       <w:tr>
-        <w:tblPrEx>
-          <w:tblCellMar>
-            <w:top w:w="0" w:type="dxa"/>
-            <w:bottom w:w="0" w:type="dxa"/>
-          </w:tblCellMar>
-        </w:tblPrEx>
         <w:tc>
           <w:tcPr>
             <w:tcW w:w="1250" w:type="pct"/>
@@ -184,7 +256,42 @@
                 <w:sz w:val="19"/>
                 <w:szCs w:val="19"/>
               </w:rPr>
-              <w:t>Release Engineering (versioning, changelogs, rollout plans, rollback strategy, hotfix workflow)</w:t>
+              <w:t xml:space="preserve">Release Engineering (versioning, </w:t>
+            </w:r>
+            <w:proofErr w:type="spellStart"/>
+            <w:r>
+              <w:rPr>
+                <w:rFonts w:ascii="Arial" w:eastAsia="Arial" w:hAnsi="Arial" w:cs="Arial"/>
+                <w:b/>
+                <w:bCs/>
+                <w:color w:val="111111"/>
+                <w:sz w:val="19"/>
+                <w:szCs w:val="19"/>
+              </w:rPr>
+              <w:t>changelogs</w:t>
+            </w:r>
+            <w:proofErr w:type="spellEnd"/>
+            <w:r>
+              <w:rPr>
+                <w:rFonts w:ascii="Arial" w:eastAsia="Arial" w:hAnsi="Arial" w:cs="Arial"/>
+                <w:b/>
+                <w:bCs/>
+                <w:color w:val="111111"/>
+                <w:sz w:val="19"/>
+                <w:szCs w:val="19"/>
+              </w:rPr>
+              <w:t>, rollout plans, rollback st</w:t>
+            </w:r>
+            <w:r>
+              <w:rPr>
+                <w:rFonts w:ascii="Arial" w:eastAsia="Arial" w:hAnsi="Arial" w:cs="Arial"/>
+                <w:b/>
+                <w:bCs/>
+                <w:color w:val="111111"/>
+                <w:sz w:val="19"/>
+                <w:szCs w:val="19"/>
+              </w:rPr>
+              <w:t>rategy, hotfix workflow)</w:t>
             </w:r>
           </w:p>
         </w:tc>
@@ -214,7 +321,31 @@
                 <w:sz w:val="19"/>
                 <w:szCs w:val="19"/>
               </w:rPr>
-              <w:t>Infrastructure as Code (Terraform patterns, modules, state strategy, plan/apply safety)</w:t>
+              <w:t>Infrastructure as Code (</w:t>
+            </w:r>
+            <w:proofErr w:type="spellStart"/>
+            <w:r>
+              <w:rPr>
+                <w:rFonts w:ascii="Arial" w:eastAsia="Arial" w:hAnsi="Arial" w:cs="Arial"/>
+                <w:b/>
+                <w:bCs/>
+                <w:color w:val="111111"/>
+                <w:sz w:val="19"/>
+                <w:szCs w:val="19"/>
+              </w:rPr>
+              <w:t>Terraform</w:t>
+            </w:r>
+            <w:proofErr w:type="spellEnd"/>
+            <w:r>
+              <w:rPr>
+                <w:rFonts w:ascii="Arial" w:eastAsia="Arial" w:hAnsi="Arial" w:cs="Arial"/>
+                <w:b/>
+                <w:bCs/>
+                <w:color w:val="111111"/>
+                <w:sz w:val="19"/>
+                <w:szCs w:val="19"/>
+              </w:rPr>
+              <w:t xml:space="preserve"> patterns, modules, state strategy, plan/apply safety)</w:t>
             </w:r>
           </w:p>
         </w:tc>
@@ -244,18 +375,36 @@
                 <w:sz w:val="19"/>
                 <w:szCs w:val="19"/>
               </w:rPr>
-              <w:t>Containerization (Docker builds, multi-stage images, image hardening, minimal base images)</w:t>
+              <w:t>Containerization (</w:t>
+            </w:r>
+            <w:proofErr w:type="spellStart"/>
+            <w:r>
+              <w:rPr>
+                <w:rFonts w:ascii="Arial" w:eastAsia="Arial" w:hAnsi="Arial" w:cs="Arial"/>
+                <w:b/>
+                <w:bCs/>
+                <w:color w:val="111111"/>
+                <w:sz w:val="19"/>
+                <w:szCs w:val="19"/>
+              </w:rPr>
+              <w:t>Docker</w:t>
+            </w:r>
+            <w:proofErr w:type="spellEnd"/>
+            <w:r>
+              <w:rPr>
+                <w:rFonts w:ascii="Arial" w:eastAsia="Arial" w:hAnsi="Arial" w:cs="Arial"/>
+                <w:b/>
+                <w:bCs/>
+                <w:color w:val="111111"/>
+                <w:sz w:val="19"/>
+                <w:szCs w:val="19"/>
+              </w:rPr>
+              <w:t xml:space="preserve"> builds, multi-stage images, image hardening, minimal base images)</w:t>
             </w:r>
           </w:p>
         </w:tc>
       </w:tr>
       <w:tr>
-        <w:tblPrEx>
-          <w:tblCellMar>
-            <w:top w:w="0" w:type="dxa"/>
-            <w:bottom w:w="0" w:type="dxa"/>
-          </w:tblCellMar>
-        </w:tblPrEx>
         <w:tc>
           <w:tcPr>
             <w:tcW w:w="1250" w:type="pct"/>
@@ -273,16 +422,64 @@
             </w:tcMar>
           </w:tcPr>
           <w:p>
-            <w:r>
-              <w:rPr>
-                <w:rFonts w:ascii="Arial" w:eastAsia="Arial" w:hAnsi="Arial" w:cs="Arial"/>
-                <w:b/>
-                <w:bCs/>
-                <w:color w:val="111111"/>
-                <w:sz w:val="19"/>
-                <w:szCs w:val="19"/>
-              </w:rPr>
-              <w:t>Kubernetes Fundamentals (deployments, services, ingress, config/secret management, probes)</w:t>
+            <w:proofErr w:type="spellStart"/>
+            <w:r>
+              <w:rPr>
+                <w:rFonts w:ascii="Arial" w:eastAsia="Arial" w:hAnsi="Arial" w:cs="Arial"/>
+                <w:b/>
+                <w:bCs/>
+                <w:color w:val="111111"/>
+                <w:sz w:val="19"/>
+                <w:szCs w:val="19"/>
+              </w:rPr>
+              <w:t>Kubernetes</w:t>
+            </w:r>
+            <w:proofErr w:type="spellEnd"/>
+            <w:r>
+              <w:rPr>
+                <w:rFonts w:ascii="Arial" w:eastAsia="Arial" w:hAnsi="Arial" w:cs="Arial"/>
+                <w:b/>
+                <w:bCs/>
+                <w:color w:val="111111"/>
+                <w:sz w:val="19"/>
+                <w:szCs w:val="19"/>
+              </w:rPr>
+              <w:t xml:space="preserve"> Fundamentals (deployments, services, ing</w:t>
+            </w:r>
+            <w:r>
+              <w:rPr>
+                <w:rFonts w:ascii="Arial" w:eastAsia="Arial" w:hAnsi="Arial" w:cs="Arial"/>
+                <w:b/>
+                <w:bCs/>
+                <w:color w:val="111111"/>
+                <w:sz w:val="19"/>
+                <w:szCs w:val="19"/>
+              </w:rPr>
+              <w:t xml:space="preserve">ress, </w:t>
+            </w:r>
+            <w:proofErr w:type="spellStart"/>
+            <w:r>
+              <w:rPr>
+                <w:rFonts w:ascii="Arial" w:eastAsia="Arial" w:hAnsi="Arial" w:cs="Arial"/>
+                <w:b/>
+                <w:bCs/>
+                <w:color w:val="111111"/>
+                <w:sz w:val="19"/>
+                <w:szCs w:val="19"/>
+              </w:rPr>
+              <w:t>config</w:t>
+            </w:r>
+            <w:proofErr w:type="spellEnd"/>
+            <w:r>
+              <w:rPr>
+                <w:rFonts w:ascii="Arial" w:eastAsia="Arial" w:hAnsi="Arial" w:cs="Arial"/>
+                <w:b/>
+                <w:bCs/>
+                <w:color w:val="111111"/>
+                <w:sz w:val="19"/>
+                <w:szCs w:val="19"/>
+              </w:rPr>
+              <w:t>/secret management, probes)</w:t>
             </w:r>
           </w:p>
         </w:tc>
@@ -342,7 +539,31 @@
                 <w:sz w:val="19"/>
                 <w:szCs w:val="19"/>
               </w:rPr>
-              <w:t>Environment Management (dev/stage/prod parity, configuration strategy, secrets handling)</w:t>
+              <w:t>Environment Management (</w:t>
+            </w:r>
+            <w:proofErr w:type="spellStart"/>
+            <w:r>
+              <w:rPr>
+                <w:rFonts w:ascii="Arial" w:eastAsia="Arial" w:hAnsi="Arial" w:cs="Arial"/>
+                <w:b/>
+                <w:bCs/>
+                <w:color w:val="111111"/>
+                <w:sz w:val="19"/>
+                <w:szCs w:val="19"/>
+              </w:rPr>
+              <w:t>dev</w:t>
+            </w:r>
+            <w:proofErr w:type="spellEnd"/>
+            <w:r>
+              <w:rPr>
+                <w:rFonts w:ascii="Arial" w:eastAsia="Arial" w:hAnsi="Arial" w:cs="Arial"/>
+                <w:b/>
+                <w:bCs/>
+                <w:color w:val="111111"/>
+                <w:sz w:val="19"/>
+                <w:szCs w:val="19"/>
+              </w:rPr>
+              <w:t>/stage/prod parity, configuration strategy, secrets handling)</w:t>
             </w:r>
           </w:p>
         </w:tc>
@@ -363,27 +584,45 @@
             </w:tcMar>
           </w:tcPr>
           <w:p>
-            <w:r>
-              <w:rPr>
-                <w:rFonts w:ascii="Arial" w:eastAsia="Arial" w:hAnsi="Arial" w:cs="Arial"/>
-                <w:b/>
-                <w:bCs/>
-                <w:color w:val="111111"/>
-                <w:sz w:val="19"/>
-                <w:szCs w:val="19"/>
-              </w:rPr>
-              <w:t>Observability Foundations (structured logging, metrics, traces, SLOs/SLIs, dashboards)</w:t>
+            <w:proofErr w:type="spellStart"/>
+            <w:r>
+              <w:rPr>
+                <w:rFonts w:ascii="Arial" w:eastAsia="Arial" w:hAnsi="Arial" w:cs="Arial"/>
+                <w:b/>
+                <w:bCs/>
+                <w:color w:val="111111"/>
+                <w:sz w:val="19"/>
+                <w:szCs w:val="19"/>
+              </w:rPr>
+              <w:t>Observability</w:t>
+            </w:r>
+            <w:proofErr w:type="spellEnd"/>
+            <w:r>
+              <w:rPr>
+                <w:rFonts w:ascii="Arial" w:eastAsia="Arial" w:hAnsi="Arial" w:cs="Arial"/>
+                <w:b/>
+                <w:bCs/>
+                <w:color w:val="111111"/>
+                <w:sz w:val="19"/>
+                <w:szCs w:val="19"/>
+              </w:rPr>
+              <w:t xml:space="preserve"> Foundations (structu</w:t>
+            </w:r>
+            <w:r>
+              <w:rPr>
+                <w:rFonts w:ascii="Arial" w:eastAsia="Arial" w:hAnsi="Arial" w:cs="Arial"/>
+                <w:b/>
+                <w:bCs/>
+                <w:color w:val="111111"/>
+                <w:sz w:val="19"/>
+                <w:szCs w:val="19"/>
+              </w:rPr>
+              <w:t>red logging, metrics, traces, SLOs/SLIs, dashboards)</w:t>
             </w:r>
           </w:p>
         </w:tc>
       </w:tr>
       <w:tr>
-        <w:tblPrEx>
-          <w:tblCellMar>
-            <w:top w:w="0" w:type="dxa"/>
-            <w:bottom w:w="0" w:type="dxa"/>
-          </w:tblCellMar>
-        </w:tblPrEx>
         <w:tc>
           <w:tcPr>
             <w:tcW w:w="1250" w:type="pct"/>
@@ -410,7 +649,31 @@
                 <w:sz w:val="19"/>
                 <w:szCs w:val="19"/>
               </w:rPr>
-              <w:t>Incident Response (triage, mitigation, postmortems, corrective actions, runbook creation)</w:t>
+              <w:t xml:space="preserve">Incident Response (triage, mitigation, postmortems, corrective actions, </w:t>
+            </w:r>
+            <w:proofErr w:type="spellStart"/>
+            <w:r>
+              <w:rPr>
+                <w:rFonts w:ascii="Arial" w:eastAsia="Arial" w:hAnsi="Arial" w:cs="Arial"/>
+                <w:b/>
+                <w:bCs/>
+                <w:color w:val="111111"/>
+                <w:sz w:val="19"/>
+                <w:szCs w:val="19"/>
+              </w:rPr>
+              <w:t>runbook</w:t>
+            </w:r>
+            <w:proofErr w:type="spellEnd"/>
+            <w:r>
+              <w:rPr>
+                <w:rFonts w:ascii="Arial" w:eastAsia="Arial" w:hAnsi="Arial" w:cs="Arial"/>
+                <w:b/>
+                <w:bCs/>
+                <w:color w:val="111111"/>
+                <w:sz w:val="19"/>
+                <w:szCs w:val="19"/>
+              </w:rPr>
+              <w:t xml:space="preserve"> creation)</w:t>
             </w:r>
           </w:p>
         </w:tc>
@@ -470,7 +733,18 @@
                 <w:sz w:val="19"/>
                 <w:szCs w:val="19"/>
               </w:rPr>
-              <w:t>Performance &amp; Scalability (latency budgets, capacity thinking, load testing approaches)</w:t>
+              <w:t xml:space="preserve">Performance &amp; </w:t>
+            </w:r>
+            <w:r>
+              <w:rPr>
+                <w:rFonts w:ascii="Arial" w:eastAsia="Arial" w:hAnsi="Arial" w:cs="Arial"/>
+                <w:b/>
+                <w:bCs/>
+                <w:color w:val="111111"/>
+                <w:sz w:val="19"/>
+                <w:szCs w:val="19"/>
+              </w:rPr>
+              <w:t>Scalability (latency budgets, capacity thinking, load testing approaches)</w:t>
             </w:r>
           </w:p>
         </w:tc>
@@ -506,12 +780,6 @@
         </w:tc>
       </w:tr>
       <w:tr>
-        <w:tblPrEx>
-          <w:tblCellMar>
-            <w:top w:w="0" w:type="dxa"/>
-            <w:bottom w:w="0" w:type="dxa"/>
-          </w:tblCellMar>
-        </w:tblPrEx>
         <w:tc>
           <w:tcPr>
             <w:tcW w:w="1250" w:type="pct"/>
@@ -538,7 +806,18 @@
                 <w:sz w:val="19"/>
                 <w:szCs w:val="19"/>
               </w:rPr>
-              <w:t>Security-First Delivery (least privilege, secure defaults, dependency hygiene, audit readiness)</w:t>
+              <w:t>Security-First Delivery (least privilege, secure defaults, dependency hygiene, audit readin</w:t>
+            </w:r>
+            <w:r>
+              <w:rPr>
+                <w:rFonts w:ascii="Arial" w:eastAsia="Arial" w:hAnsi="Arial" w:cs="Arial"/>
+                <w:b/>
+                <w:bCs/>
+                <w:color w:val="111111"/>
+                <w:sz w:val="19"/>
+                <w:szCs w:val="19"/>
+              </w:rPr>
+              <w:t>ess)</w:t>
             </w:r>
           </w:p>
         </w:tc>
@@ -628,18 +907,23 @@
                 <w:sz w:val="19"/>
                 <w:szCs w:val="19"/>
               </w:rPr>
-              <w:t>Production Debugging &amp; Root-Cause Analysis (log-first workflow, reproduction discipline)</w:t>
+              <w:t>Production Debugging &amp; Root-Cause Analysis (log-first workflow, reproduction disc</w:t>
+            </w:r>
+            <w:r>
+              <w:rPr>
+                <w:rFonts w:ascii="Arial" w:eastAsia="Arial" w:hAnsi="Arial" w:cs="Arial"/>
+                <w:b/>
+                <w:bCs/>
+                <w:color w:val="111111"/>
+                <w:sz w:val="19"/>
+                <w:szCs w:val="19"/>
+              </w:rPr>
+              <w:t>ipline)</w:t>
             </w:r>
           </w:p>
         </w:tc>
       </w:tr>
       <w:tr>
-        <w:tblPrEx>
-          <w:tblCellMar>
-            <w:top w:w="0" w:type="dxa"/>
-            <w:bottom w:w="0" w:type="dxa"/>
-          </w:tblCellMar>
-        </w:tblPrEx>
         <w:tc>
           <w:tcPr>
             <w:tcW w:w="1250" w:type="pct"/>
@@ -696,7 +980,55 @@
                 <w:sz w:val="19"/>
                 <w:szCs w:val="19"/>
               </w:rPr>
-              <w:t>Background Jobs &amp; Queue-Based Processing (idempotency, deduping, retry policies)</w:t>
+              <w:t>Background Jobs &amp; Queue-Based Processing (</w:t>
+            </w:r>
+            <w:proofErr w:type="spellStart"/>
+            <w:r>
+              <w:rPr>
+                <w:rFonts w:ascii="Arial" w:eastAsia="Arial" w:hAnsi="Arial" w:cs="Arial"/>
+                <w:b/>
+                <w:bCs/>
+                <w:color w:val="111111"/>
+                <w:sz w:val="19"/>
+                <w:szCs w:val="19"/>
+              </w:rPr>
+              <w:t>idempotency</w:t>
+            </w:r>
+            <w:proofErr w:type="spellEnd"/>
+            <w:r>
+              <w:rPr>
+                <w:rFonts w:ascii="Arial" w:eastAsia="Arial" w:hAnsi="Arial" w:cs="Arial"/>
+                <w:b/>
+                <w:bCs/>
+                <w:color w:val="111111"/>
+                <w:sz w:val="19"/>
+                <w:szCs w:val="19"/>
+              </w:rPr>
+              <w:t xml:space="preserve">, </w:t>
+            </w:r>
+            <w:proofErr w:type="spellStart"/>
+            <w:r>
+              <w:rPr>
+                <w:rFonts w:ascii="Arial" w:eastAsia="Arial" w:hAnsi="Arial" w:cs="Arial"/>
+                <w:b/>
+                <w:bCs/>
+                <w:color w:val="111111"/>
+                <w:sz w:val="19"/>
+                <w:szCs w:val="19"/>
+              </w:rPr>
+              <w:t>deduping</w:t>
+            </w:r>
+            <w:proofErr w:type="spellEnd"/>
+            <w:r>
+              <w:rPr>
+                <w:rFonts w:ascii="Arial" w:eastAsia="Arial" w:hAnsi="Arial" w:cs="Arial"/>
+                <w:b/>
+                <w:bCs/>
+                <w:color w:val="111111"/>
+                <w:sz w:val="19"/>
+                <w:szCs w:val="19"/>
+              </w:rPr>
+              <w:t>, retry policies)</w:t>
             </w:r>
           </w:p>
         </w:tc>
@@ -726,7 +1058,18 @@
                 <w:sz w:val="19"/>
                 <w:szCs w:val="19"/>
               </w:rPr>
-              <w:t>Performance Tuning &amp; Latency Reduction (profiling, caching strategy, N+1 elimination)</w:t>
+              <w:t>Performance Tuning &amp; Latency Reduction (profiling, caching strategy, N+1 elim</w:t>
+            </w:r>
+            <w:r>
+              <w:rPr>
+                <w:rFonts w:ascii="Arial" w:eastAsia="Arial" w:hAnsi="Arial" w:cs="Arial"/>
+                <w:b/>
+                <w:bCs/>
+                <w:color w:val="111111"/>
+                <w:sz w:val="19"/>
+                <w:szCs w:val="19"/>
+              </w:rPr>
+              <w:t>ination)</w:t>
             </w:r>
           </w:p>
         </w:tc>
@@ -762,12 +1105,6 @@
         </w:tc>
       </w:tr>
       <w:tr>
-        <w:tblPrEx>
-          <w:tblCellMar>
-            <w:top w:w="0" w:type="dxa"/>
-            <w:bottom w:w="0" w:type="dxa"/>
-          </w:tblCellMar>
-        </w:tblPrEx>
         <w:tc>
           <w:tcPr>
             <w:tcW w:w="1250" w:type="pct"/>
@@ -794,7 +1131,31 @@
                 <w:sz w:val="19"/>
                 <w:szCs w:val="19"/>
               </w:rPr>
-              <w:t>Integration Engineering (third-party APIs, webhooks, resiliency patterns, contract drift handling)</w:t>
+              <w:t xml:space="preserve">Integration Engineering (third-party APIs, </w:t>
+            </w:r>
+            <w:proofErr w:type="spellStart"/>
+            <w:r>
+              <w:rPr>
+                <w:rFonts w:ascii="Arial" w:eastAsia="Arial" w:hAnsi="Arial" w:cs="Arial"/>
+                <w:b/>
+                <w:bCs/>
+                <w:color w:val="111111"/>
+                <w:sz w:val="19"/>
+                <w:szCs w:val="19"/>
+              </w:rPr>
+              <w:t>webhooks</w:t>
+            </w:r>
+            <w:proofErr w:type="spellEnd"/>
+            <w:r>
+              <w:rPr>
+                <w:rFonts w:ascii="Arial" w:eastAsia="Arial" w:hAnsi="Arial" w:cs="Arial"/>
+                <w:b/>
+                <w:bCs/>
+                <w:color w:val="111111"/>
+                <w:sz w:val="19"/>
+                <w:szCs w:val="19"/>
+              </w:rPr>
+              <w:t>, resiliency patterns, contract drift handling)</w:t>
             </w:r>
           </w:p>
         </w:tc>
@@ -824,7 +1185,42 @@
                 <w:sz w:val="19"/>
                 <w:szCs w:val="19"/>
               </w:rPr>
-              <w:t>Azure DevOps (pipelines, variable groups, environments, approvals, release governance)</w:t>
+              <w:t xml:space="preserve">Azure </w:t>
+            </w:r>
+            <w:proofErr w:type="spellStart"/>
+            <w:r>
+              <w:rPr>
+                <w:rFonts w:ascii="Arial" w:eastAsia="Arial" w:hAnsi="Arial" w:cs="Arial"/>
+                <w:b/>
+                <w:bCs/>
+                <w:color w:val="111111"/>
+                <w:sz w:val="19"/>
+                <w:szCs w:val="19"/>
+              </w:rPr>
+              <w:t>DevOps</w:t>
+            </w:r>
+            <w:proofErr w:type="spellEnd"/>
+            <w:r>
+              <w:rPr>
+                <w:rFonts w:ascii="Arial" w:eastAsia="Arial" w:hAnsi="Arial" w:cs="Arial"/>
+                <w:b/>
+                <w:bCs/>
+                <w:color w:val="111111"/>
+                <w:sz w:val="19"/>
+                <w:szCs w:val="19"/>
+              </w:rPr>
+              <w:t xml:space="preserve"> (pipelines, variable groups, environments</w:t>
+            </w:r>
+            <w:r>
+              <w:rPr>
+                <w:rFonts w:ascii="Arial" w:eastAsia="Arial" w:hAnsi="Arial" w:cs="Arial"/>
+                <w:b/>
+                <w:bCs/>
+                <w:color w:val="111111"/>
+                <w:sz w:val="19"/>
+                <w:szCs w:val="19"/>
+              </w:rPr>
+              <w:t>, approvals, release governance)</w:t>
             </w:r>
           </w:p>
         </w:tc>
@@ -845,16 +1241,29 @@
             </w:tcMar>
           </w:tcPr>
           <w:p>
-            <w:r>
-              <w:rPr>
-                <w:rFonts w:ascii="Arial" w:eastAsia="Arial" w:hAnsi="Arial" w:cs="Arial"/>
-                <w:b/>
-                <w:bCs/>
-                <w:color w:val="111111"/>
-                <w:sz w:val="19"/>
-                <w:szCs w:val="19"/>
-              </w:rPr>
-              <w:t>GitHub Actions (workflows, reusable actions, secrets, environment protection rules)</w:t>
+            <w:proofErr w:type="spellStart"/>
+            <w:r>
+              <w:rPr>
+                <w:rFonts w:ascii="Arial" w:eastAsia="Arial" w:hAnsi="Arial" w:cs="Arial"/>
+                <w:b/>
+                <w:bCs/>
+                <w:color w:val="111111"/>
+                <w:sz w:val="19"/>
+                <w:szCs w:val="19"/>
+              </w:rPr>
+              <w:t>GitHub</w:t>
+            </w:r>
+            <w:proofErr w:type="spellEnd"/>
+            <w:r>
+              <w:rPr>
+                <w:rFonts w:ascii="Arial" w:eastAsia="Arial" w:hAnsi="Arial" w:cs="Arial"/>
+                <w:b/>
+                <w:bCs/>
+                <w:color w:val="111111"/>
+                <w:sz w:val="19"/>
+                <w:szCs w:val="19"/>
+              </w:rPr>
+              <w:t xml:space="preserve"> Actions (workflows, reusable actions, secrets, environment protection rules)</w:t>
             </w:r>
           </w:p>
         </w:tc>
@@ -875,27 +1284,34 @@
             </w:tcMar>
           </w:tcPr>
           <w:p>
-            <w:r>
-              <w:rPr>
-                <w:rFonts w:ascii="Arial" w:eastAsia="Arial" w:hAnsi="Arial" w:cs="Arial"/>
-                <w:b/>
-                <w:bCs/>
-                <w:color w:val="111111"/>
-                <w:sz w:val="19"/>
-                <w:szCs w:val="19"/>
-              </w:rPr>
-              <w:t>Docker Compose (local orchestration for repeatable development and test environments)</w:t>
+            <w:proofErr w:type="spellStart"/>
+            <w:r>
+              <w:rPr>
+                <w:rFonts w:ascii="Arial" w:eastAsia="Arial" w:hAnsi="Arial" w:cs="Arial"/>
+                <w:b/>
+                <w:bCs/>
+                <w:color w:val="111111"/>
+                <w:sz w:val="19"/>
+                <w:szCs w:val="19"/>
+              </w:rPr>
+              <w:t>Docker</w:t>
+            </w:r>
+            <w:proofErr w:type="spellEnd"/>
+            <w:r>
+              <w:rPr>
+                <w:rFonts w:ascii="Arial" w:eastAsia="Arial" w:hAnsi="Arial" w:cs="Arial"/>
+                <w:b/>
+                <w:bCs/>
+                <w:color w:val="111111"/>
+                <w:sz w:val="19"/>
+                <w:szCs w:val="19"/>
+              </w:rPr>
+              <w:t xml:space="preserve"> Compose (local orchestration for repeatable development and test environments)</w:t>
             </w:r>
           </w:p>
         </w:tc>
       </w:tr>
       <w:tr>
-        <w:tblPrEx>
-          <w:tblCellMar>
-            <w:top w:w="0" w:type="dxa"/>
-            <w:bottom w:w="0" w:type="dxa"/>
-          </w:tblCellMar>
-        </w:tblPrEx>
         <w:tc>
           <w:tcPr>
             <w:tcW w:w="1250" w:type="pct"/>
@@ -922,7 +1338,42 @@
                 <w:sz w:val="19"/>
                 <w:szCs w:val="19"/>
               </w:rPr>
-              <w:t>Prometheus &amp; Grafana (metrics instrumentation concepts, dashboards, alert thresholds)</w:t>
+              <w:t xml:space="preserve">Prometheus &amp; </w:t>
+            </w:r>
+            <w:proofErr w:type="spellStart"/>
+            <w:r>
+              <w:rPr>
+                <w:rFonts w:ascii="Arial" w:eastAsia="Arial" w:hAnsi="Arial" w:cs="Arial"/>
+                <w:b/>
+                <w:bCs/>
+                <w:color w:val="111111"/>
+                <w:sz w:val="19"/>
+                <w:szCs w:val="19"/>
+              </w:rPr>
+              <w:t>Grafana</w:t>
+            </w:r>
+            <w:proofErr w:type="spellEnd"/>
+            <w:r>
+              <w:rPr>
+                <w:rFonts w:ascii="Arial" w:eastAsia="Arial" w:hAnsi="Arial" w:cs="Arial"/>
+                <w:b/>
+                <w:bCs/>
+                <w:color w:val="111111"/>
+                <w:sz w:val="19"/>
+                <w:szCs w:val="19"/>
+              </w:rPr>
+              <w:t xml:space="preserve"> (metrics instrumentation </w:t>
+            </w:r>
+            <w:r>
+              <w:rPr>
+                <w:rFonts w:ascii="Arial" w:eastAsia="Arial" w:hAnsi="Arial" w:cs="Arial"/>
+                <w:b/>
+                <w:bCs/>
+                <w:color w:val="111111"/>
+                <w:sz w:val="19"/>
+                <w:szCs w:val="19"/>
+              </w:rPr>
+              <w:t>concepts, dashboards, alert thresholds)</w:t>
             </w:r>
           </w:p>
         </w:tc>
@@ -973,16 +1424,29 @@
             </w:tcMar>
           </w:tcPr>
           <w:p>
-            <w:r>
-              <w:rPr>
-                <w:rFonts w:ascii="Arial" w:eastAsia="Arial" w:hAnsi="Arial" w:cs="Arial"/>
-                <w:b/>
-                <w:bCs/>
-                <w:color w:val="111111"/>
-                <w:sz w:val="19"/>
-                <w:szCs w:val="19"/>
-              </w:rPr>
-              <w:t>Nginx / Reverse Proxy Concepts (routing, TLS termination basics, upstream health checks)</w:t>
+            <w:proofErr w:type="spellStart"/>
+            <w:r>
+              <w:rPr>
+                <w:rFonts w:ascii="Arial" w:eastAsia="Arial" w:hAnsi="Arial" w:cs="Arial"/>
+                <w:b/>
+                <w:bCs/>
+                <w:color w:val="111111"/>
+                <w:sz w:val="19"/>
+                <w:szCs w:val="19"/>
+              </w:rPr>
+              <w:t>Nginx</w:t>
+            </w:r>
+            <w:proofErr w:type="spellEnd"/>
+            <w:r>
+              <w:rPr>
+                <w:rFonts w:ascii="Arial" w:eastAsia="Arial" w:hAnsi="Arial" w:cs="Arial"/>
+                <w:b/>
+                <w:bCs/>
+                <w:color w:val="111111"/>
+                <w:sz w:val="19"/>
+                <w:szCs w:val="19"/>
+              </w:rPr>
+              <w:t xml:space="preserve"> / Reverse Proxy Concepts (routing, TLS termination basics, upstream health checks)</w:t>
             </w:r>
           </w:p>
         </w:tc>
@@ -1012,18 +1476,23 @@
                 <w:sz w:val="19"/>
                 <w:szCs w:val="19"/>
               </w:rPr>
-              <w:t>Clean Architecture &amp; Maintainable Boundaries (modules, layering, dependency direction)</w:t>
+              <w:t>Clean Architecture &amp; Maintainable Boundari</w:t>
+            </w:r>
+            <w:r>
+              <w:rPr>
+                <w:rFonts w:ascii="Arial" w:eastAsia="Arial" w:hAnsi="Arial" w:cs="Arial"/>
+                <w:b/>
+                <w:bCs/>
+                <w:color w:val="111111"/>
+                <w:sz w:val="19"/>
+                <w:szCs w:val="19"/>
+              </w:rPr>
+              <w:t>es (modules, layering, dependency direction)</w:t>
             </w:r>
           </w:p>
         </w:tc>
       </w:tr>
       <w:tr>
-        <w:tblPrEx>
-          <w:tblCellMar>
-            <w:top w:w="0" w:type="dxa"/>
-            <w:bottom w:w="0" w:type="dxa"/>
-          </w:tblCellMar>
-        </w:tblPrEx>
         <w:tc>
           <w:tcPr>
             <w:tcW w:w="1250" w:type="pct"/>
@@ -1110,7 +1579,18 @@
                 <w:sz w:val="19"/>
                 <w:szCs w:val="19"/>
               </w:rPr>
-              <w:t>Incremental Refactoring &amp; Technical Debt Reduction (small safe steps, measurable outcomes)</w:t>
+              <w:t>Incremental Refactoring &amp; Technical Debt Re</w:t>
+            </w:r>
+            <w:r>
+              <w:rPr>
+                <w:rFonts w:ascii="Arial" w:eastAsia="Arial" w:hAnsi="Arial" w:cs="Arial"/>
+                <w:b/>
+                <w:bCs/>
+                <w:color w:val="111111"/>
+                <w:sz w:val="19"/>
+                <w:szCs w:val="19"/>
+              </w:rPr>
+              <w:t>duction (small safe steps, measurable outcomes)</w:t>
             </w:r>
           </w:p>
         </w:tc>
@@ -1146,12 +1626,6 @@
         </w:tc>
       </w:tr>
       <w:tr>
-        <w:tblPrEx>
-          <w:tblCellMar>
-            <w:top w:w="0" w:type="dxa"/>
-            <w:bottom w:w="0" w:type="dxa"/>
-          </w:tblCellMar>
-        </w:tblPrEx>
         <w:tc>
           <w:tcPr>
             <w:tcW w:w="1250" w:type="pct"/>
@@ -1271,10 +1745,22 @@
           <w:sz w:val="23"/>
           <w:szCs w:val="23"/>
         </w:rPr>
-        <w:t>Senior Software Engineer</w:t>
-      </w:r>
-    </w:p>
-    <w:p>
+        <w:t xml:space="preserve">Senior </w:t>
+      </w:r>
+      <w:r>
+        <w:rPr>
+          <w:rFonts w:ascii="Arial" w:eastAsia="Arial" w:hAnsi="Arial" w:cs="Arial"/>
+          <w:b/>
+          <w:bCs/>
+          <w:color w:val="111111"/>
+          <w:sz w:val="23"/>
+          <w:szCs w:val="23"/>
+        </w:rPr>
+        <w:t>Software Engineer</w:t>
+      </w:r>
+    </w:p>
+    <w:p>
+      <w:proofErr w:type="spellStart"/>
       <w:r>
         <w:rPr>
           <w:rFonts w:ascii="Arial" w:eastAsia="Arial" w:hAnsi="Arial" w:cs="Arial"/>
@@ -1286,6 +1772,7 @@
         </w:rPr>
         <w:t>Saritasa</w:t>
       </w:r>
+      <w:proofErr w:type="spellEnd"/>
     </w:p>
     <w:p>
       <w:r>
@@ -1309,7 +1796,30 @@
           <w:rFonts w:ascii="Arial" w:eastAsia="Arial" w:hAnsi="Arial" w:cs="Arial"/>
           <w:color w:val="111111"/>
         </w:rPr>
-        <w:t>- Led DevOps-minded delivery across multiple product areas by converting vague stakeholder needs into scoped technical plans, measurable acceptance criteria, and release steps that reduced surprise work late in the cycle.</w:t>
+        <w:t xml:space="preserve">- Led </w:t>
+      </w:r>
+      <w:proofErr w:type="spellStart"/>
+      <w:r>
+        <w:rPr>
+          <w:rFonts w:ascii="Arial" w:eastAsia="Arial" w:hAnsi="Arial" w:cs="Arial"/>
+          <w:color w:val="111111"/>
+        </w:rPr>
+        <w:t>DevOps</w:t>
+      </w:r>
+      <w:proofErr w:type="spellEnd"/>
+      <w:r>
+        <w:rPr>
+          <w:rFonts w:ascii="Arial" w:eastAsia="Arial" w:hAnsi="Arial" w:cs="Arial"/>
+          <w:color w:val="111111"/>
+        </w:rPr>
+        <w:t xml:space="preserve">-minded delivery across multiple product areas by converting vague stakeholder needs into scoped technical plans, measurable acceptance criteria, and release steps </w:t>
+      </w:r>
+      <w:r>
+        <w:rPr>
+          <w:rFonts w:ascii="Arial" w:eastAsia="Arial" w:hAnsi="Arial" w:cs="Arial"/>
+          <w:color w:val="111111"/>
+        </w:rPr>
+        <w:t>that reduced surprise work late in the cycle.</w:t>
       </w:r>
     </w:p>
     <w:p>
@@ -1324,7 +1834,14 @@
           <w:color w:val="111111"/>
         </w:rPr>
         <w:lastRenderedPageBreak/>
-        <w:t>- Built and refined CI/CD workflows to make deployments repeatable and low-drama, emphasizing deterministic builds, artifact promotion, and safeguards that prevented partial rollouts from becoming production fire drills.</w:t>
+        <w:t>- Built and refined CI/CD workflows to make deployments repeatable and low-drama, emphasizing deterministic builds, artifact promotion, and safeguards that prevented partial rollouts from becoming production fi</w:t>
+      </w:r>
+      <w:r>
+        <w:rPr>
+          <w:rFonts w:ascii="Arial" w:eastAsia="Arial" w:hAnsi="Arial" w:cs="Arial"/>
+          <w:color w:val="111111"/>
+        </w:rPr>
+        <w:t>re drills.</w:t>
       </w:r>
     </w:p>
     <w:p>
@@ -1352,7 +1869,30 @@
           <w:rFonts w:ascii="Arial" w:eastAsia="Arial" w:hAnsi="Arial" w:cs="Arial"/>
           <w:color w:val="111111"/>
         </w:rPr>
-        <w:t>- Introduced observability conventions for services and background workers by standardizing structured logs, correlation identifiers, and actionable dashboards so on-call investigations started with evidence instead of guesswork.</w:t>
+        <w:t xml:space="preserve">- Introduced </w:t>
+      </w:r>
+      <w:proofErr w:type="spellStart"/>
+      <w:r>
+        <w:rPr>
+          <w:rFonts w:ascii="Arial" w:eastAsia="Arial" w:hAnsi="Arial" w:cs="Arial"/>
+          <w:color w:val="111111"/>
+        </w:rPr>
+        <w:t>obser</w:t>
+      </w:r>
+      <w:r>
+        <w:rPr>
+          <w:rFonts w:ascii="Arial" w:eastAsia="Arial" w:hAnsi="Arial" w:cs="Arial"/>
+          <w:color w:val="111111"/>
+        </w:rPr>
+        <w:t>vability</w:t>
+      </w:r>
+      <w:proofErr w:type="spellEnd"/>
+      <w:r>
+        <w:rPr>
+          <w:rFonts w:ascii="Arial" w:eastAsia="Arial" w:hAnsi="Arial" w:cs="Arial"/>
+          <w:color w:val="111111"/>
+        </w:rPr>
+        <w:t xml:space="preserve"> conventions for services and background workers by standardizing structured logs, correlation identifiers, and actionable dashboards so on-call investigations started with evidence instead of guesswork.</w:t>
       </w:r>
     </w:p>
     <w:p>
@@ -1366,7 +1906,14 @@
           <w:rFonts w:ascii="Arial" w:eastAsia="Arial" w:hAnsi="Arial" w:cs="Arial"/>
           <w:color w:val="111111"/>
         </w:rPr>
-        <w:t>- Improved reliability by redesigning failure paths and timeouts to behave consistently under load, ensuring downstream dependencies failed fast and upstream callers received clear, user-safe errors rather than noisy cascades.</w:t>
+        <w:t>- Improved reliability by redesigning failur</w:t>
+      </w:r>
+      <w:r>
+        <w:rPr>
+          <w:rFonts w:ascii="Arial" w:eastAsia="Arial" w:hAnsi="Arial" w:cs="Arial"/>
+          <w:color w:val="111111"/>
+        </w:rPr>
+        <w:t>e paths and timeouts to behave consistently under load, ensuring downstream dependencies failed fast and upstream callers received clear, user-safe errors rather than noisy cascades.</w:t>
       </w:r>
     </w:p>
     <w:p>
@@ -1380,7 +1927,30 @@
           <w:rFonts w:ascii="Arial" w:eastAsia="Arial" w:hAnsi="Arial" w:cs="Arial"/>
           <w:color w:val="111111"/>
         </w:rPr>
-        <w:t>- Reduced operational toil by turning recurring runbook steps into automation and scripts, so routine maintenance and incident mitigation became a documented button-click instead of a late-night tribal-knowledge ritual.</w:t>
+        <w:t xml:space="preserve">- Reduced operational toil by turning recurring </w:t>
+      </w:r>
+      <w:proofErr w:type="spellStart"/>
+      <w:r>
+        <w:rPr>
+          <w:rFonts w:ascii="Arial" w:eastAsia="Arial" w:hAnsi="Arial" w:cs="Arial"/>
+          <w:color w:val="111111"/>
+        </w:rPr>
+        <w:t>runbook</w:t>
+      </w:r>
+      <w:proofErr w:type="spellEnd"/>
+      <w:r>
+        <w:rPr>
+          <w:rFonts w:ascii="Arial" w:eastAsia="Arial" w:hAnsi="Arial" w:cs="Arial"/>
+          <w:color w:val="111111"/>
+        </w:rPr>
+        <w:t xml:space="preserve"> steps into automa</w:t>
+      </w:r>
+      <w:r>
+        <w:rPr>
+          <w:rFonts w:ascii="Arial" w:eastAsia="Arial" w:hAnsi="Arial" w:cs="Arial"/>
+          <w:color w:val="111111"/>
+        </w:rPr>
+        <w:t>tion and scripts, so routine maintenance and incident mitigation became a documented button-click instead of a late-night tribal-knowledge ritual.</w:t>
       </w:r>
     </w:p>
     <w:p>
@@ -1394,7 +1964,14 @@
           <w:rFonts w:ascii="Arial" w:eastAsia="Arial" w:hAnsi="Arial" w:cs="Arial"/>
           <w:color w:val="111111"/>
         </w:rPr>
-        <w:t>- Owned release readiness by coordinating change windows, verifying rollout prerequisites, and ensuring rollback options were tested, which reduced deployment anxiety and made production behavior boring in the best way.</w:t>
+        <w:t>- Owned release readiness by coordinating change windows, verifying rollout prerequisites, and ensuring rollb</w:t>
+      </w:r>
+      <w:r>
+        <w:rPr>
+          <w:rFonts w:ascii="Arial" w:eastAsia="Arial" w:hAnsi="Arial" w:cs="Arial"/>
+          <w:color w:val="111111"/>
+        </w:rPr>
+        <w:t>ack options were tested, which reduced deployment anxiety and made production behavior boring in the best way.</w:t>
       </w:r>
     </w:p>
     <w:p>
@@ -1408,7 +1985,30 @@
           <w:rFonts w:ascii="Arial" w:eastAsia="Arial" w:hAnsi="Arial" w:cs="Arial"/>
           <w:color w:val="111111"/>
         </w:rPr>
-        <w:t>- Strengthened security posture through least-privilege access patterns, safe configuration handling, and dependency hygiene habits that lowered risk without blocking delivery or creating process theater.</w:t>
+        <w:t xml:space="preserve">- Strengthened security posture through least-privilege access patterns, safe configuration handling, and dependency hygiene habits that lowered </w:t>
+      </w:r>
+      <w:r>
+        <w:rPr>
+          <w:rFonts w:ascii="Arial" w:eastAsia="Arial" w:hAnsi="Arial" w:cs="Arial"/>
+          <w:color w:val="111111"/>
+        </w:rPr>
+        <w:t xml:space="preserve">risk without blocking delivery or creating </w:t>
+      </w:r>
+      <w:proofErr w:type="gramStart"/>
+      <w:r>
+        <w:rPr>
+          <w:rFonts w:ascii="Arial" w:eastAsia="Arial" w:hAnsi="Arial" w:cs="Arial"/>
+          <w:color w:val="111111"/>
+        </w:rPr>
+        <w:t>process theater</w:t>
+      </w:r>
+      <w:proofErr w:type="gramEnd"/>
+      <w:r>
+        <w:rPr>
+          <w:rFonts w:ascii="Arial" w:eastAsia="Arial" w:hAnsi="Arial" w:cs="Arial"/>
+          <w:color w:val="111111"/>
+        </w:rPr>
+        <w:t>.</w:t>
       </w:r>
     </w:p>
     <w:p>
@@ -1422,7 +2022,14 @@
           <w:rFonts w:ascii="Arial" w:eastAsia="Arial" w:hAnsi="Arial" w:cs="Arial"/>
           <w:color w:val="111111"/>
         </w:rPr>
-        <w:t>- Partnered closely with product and QA to align test strategy with risk, focusing on integration coverage for critical paths so the pipeline caught real regressions instead of only validating happy-path unit behavior.</w:t>
+        <w:t>- Partnered closely with product and QA to align test strategy with risk, focusing on integration coverage for critical paths so the pipeline caught real regressions instead of only validating hap</w:t>
+      </w:r>
+      <w:r>
+        <w:rPr>
+          <w:rFonts w:ascii="Arial" w:eastAsia="Arial" w:hAnsi="Arial" w:cs="Arial"/>
+          <w:color w:val="111111"/>
+        </w:rPr>
+        <w:t>py-path unit behavior.</w:t>
       </w:r>
     </w:p>
     <w:p>
@@ -1450,7 +2057,30 @@
           <w:rFonts w:ascii="Arial" w:eastAsia="Arial" w:hAnsi="Arial" w:cs="Arial"/>
           <w:color w:val="111111"/>
         </w:rPr>
-        <w:t>- Guided architectural decisions toward maintainable boundaries, keeping components loosely coupled and easier to operate, so teams could ship features without turning deployments into delicate Jenga towers.</w:t>
+        <w:t xml:space="preserve">- Guided architectural decisions </w:t>
+      </w:r>
+      <w:r>
+        <w:rPr>
+          <w:rFonts w:ascii="Arial" w:eastAsia="Arial" w:hAnsi="Arial" w:cs="Arial"/>
+          <w:color w:val="111111"/>
+        </w:rPr>
+        <w:t xml:space="preserve">toward maintainable boundaries, keeping components loosely coupled and easier to operate, so teams could ship features without turning deployments into delicate </w:t>
+      </w:r>
+      <w:proofErr w:type="spellStart"/>
+      <w:r>
+        <w:rPr>
+          <w:rFonts w:ascii="Arial" w:eastAsia="Arial" w:hAnsi="Arial" w:cs="Arial"/>
+          <w:color w:val="111111"/>
+        </w:rPr>
+        <w:t>Jenga</w:t>
+      </w:r>
+      <w:proofErr w:type="spellEnd"/>
+      <w:r>
+        <w:rPr>
+          <w:rFonts w:ascii="Arial" w:eastAsia="Arial" w:hAnsi="Arial" w:cs="Arial"/>
+          <w:color w:val="111111"/>
+        </w:rPr>
+        <w:t xml:space="preserve"> towers.</w:t>
       </w:r>
     </w:p>
     <w:p>
@@ -1464,7 +2094,14 @@
           <w:rFonts w:ascii="Arial" w:eastAsia="Arial" w:hAnsi="Arial" w:cs="Arial"/>
           <w:color w:val="111111"/>
         </w:rPr>
-        <w:t>- Mentored engineers through reviews and pairing by emphasizing operational thinking, clear contracts, and safe rollout habits, improving team consistency without slowing momentum or adding needless bureaucracy.</w:t>
+        <w:t>- Mentored engineers through reviews and pairing by emphasizing operational think</w:t>
+      </w:r>
+      <w:r>
+        <w:rPr>
+          <w:rFonts w:ascii="Arial" w:eastAsia="Arial" w:hAnsi="Arial" w:cs="Arial"/>
+          <w:color w:val="111111"/>
+        </w:rPr>
+        <w:t>ing, clear contracts, and safe rollout habits, improving team consistency without slowing momentum or adding needless bureaucracy.</w:t>
       </w:r>
     </w:p>
     <w:p>
@@ -1478,7 +2115,30 @@
           <w:rFonts w:ascii="Arial" w:eastAsia="Arial" w:hAnsi="Arial" w:cs="Arial"/>
           <w:color w:val="111111"/>
         </w:rPr>
-        <w:t>- Standardized environment configuration practices to reduce drift between dev, staging, and production, which made incidents easier to reproduce and reduced the “works on my machine” comedy festival.</w:t>
+        <w:t xml:space="preserve">- Standardized environment configuration practices to reduce drift between </w:t>
+      </w:r>
+      <w:proofErr w:type="spellStart"/>
+      <w:r>
+        <w:rPr>
+          <w:rFonts w:ascii="Arial" w:eastAsia="Arial" w:hAnsi="Arial" w:cs="Arial"/>
+          <w:color w:val="111111"/>
+        </w:rPr>
+        <w:t>dev</w:t>
+      </w:r>
+      <w:proofErr w:type="spellEnd"/>
+      <w:r>
+        <w:rPr>
+          <w:rFonts w:ascii="Arial" w:eastAsia="Arial" w:hAnsi="Arial" w:cs="Arial"/>
+          <w:color w:val="111111"/>
+        </w:rPr>
+        <w:t>, staging, and production, which made incidents</w:t>
+      </w:r>
+      <w:r>
+        <w:rPr>
+          <w:rFonts w:ascii="Arial" w:eastAsia="Arial" w:hAnsi="Arial" w:cs="Arial"/>
+          <w:color w:val="111111"/>
+        </w:rPr>
+        <w:t xml:space="preserve"> easier to reproduce and reduced the “works on my machine” comedy festival.</w:t>
       </w:r>
     </w:p>
     <w:p>
@@ -1492,7 +2152,30 @@
           <w:rFonts w:ascii="Arial" w:eastAsia="Arial" w:hAnsi="Arial" w:cs="Arial"/>
           <w:color w:val="111111"/>
         </w:rPr>
-        <w:t>- Facilitated incident postmortems with concrete follow-ups, turning outages into reliability improvements through corrective actions, runbook updates, and targeted fixes that stuck rather than being forgotten.</w:t>
+        <w:t xml:space="preserve">- Facilitated incident postmortems with concrete follow-ups, turning outages into reliability improvements through corrective actions, </w:t>
+      </w:r>
+      <w:proofErr w:type="spellStart"/>
+      <w:r>
+        <w:rPr>
+          <w:rFonts w:ascii="Arial" w:eastAsia="Arial" w:hAnsi="Arial" w:cs="Arial"/>
+          <w:color w:val="111111"/>
+        </w:rPr>
+        <w:t>runbook</w:t>
+      </w:r>
+      <w:proofErr w:type="spellEnd"/>
+      <w:r>
+        <w:rPr>
+          <w:rFonts w:ascii="Arial" w:eastAsia="Arial" w:hAnsi="Arial" w:cs="Arial"/>
+          <w:color w:val="111111"/>
+        </w:rPr>
+        <w:t xml:space="preserve"> updates, and targeted fixes that stuc</w:t>
+      </w:r>
+      <w:r>
+        <w:rPr>
+          <w:rFonts w:ascii="Arial" w:eastAsia="Arial" w:hAnsi="Arial" w:cs="Arial"/>
+          <w:color w:val="111111"/>
+        </w:rPr>
+        <w:t>k rather than being forgotten.</w:t>
       </w:r>
     </w:p>
     <w:p>
@@ -1543,228 +2226,8 @@
           <w:sz w:val="21"/>
           <w:szCs w:val="21"/>
         </w:rPr>
-        <w:t>High Touch Technologies</w:t>
-      </w:r>
-    </w:p>
-    <w:p>
-      <w:r>
-        <w:rPr>
-          <w:rFonts w:ascii="Arial" w:eastAsia="Arial" w:hAnsi="Arial" w:cs="Arial"/>
-          <w:color w:val="4B5563"/>
-          <w:sz w:val="19"/>
-          <w:szCs w:val="19"/>
-        </w:rPr>
-        <w:t>December 2018 - April 2021 | Kansas, United States</w:t>
-      </w:r>
-    </w:p>
-    <w:p>
-      <w:pPr>
-        <w:spacing w:after="40"/>
-        <w:ind w:left="240"/>
-        <w:jc w:val="both"/>
-      </w:pPr>
-      <w:r>
-        <w:rPr>
-          <w:rFonts w:ascii="Arial" w:eastAsia="Arial" w:hAnsi="Arial" w:cs="Arial"/>
-          <w:color w:val="111111"/>
-        </w:rPr>
-        <w:t>- Delivered backend enhancements with a DevOps mindset by aligning implementation with deployment realities, ensuring changes were operable, monitorable, and safe to run under real customer traffic patterns.</w:t>
-      </w:r>
-    </w:p>
-    <w:p>
-      <w:pPr>
-        <w:spacing w:after="40"/>
-        <w:ind w:left="240"/>
-        <w:jc w:val="both"/>
-      </w:pPr>
-      <w:r>
-        <w:rPr>
-          <w:rFonts w:ascii="Arial" w:eastAsia="Arial" w:hAnsi="Arial" w:cs="Arial"/>
-          <w:color w:val="111111"/>
-        </w:rPr>
-        <w:t>- Improved release automation by reducing manual steps and clarifying pipeline stages, which lowered the chance of human-error deployments and made it easier to ship small changes more frequently.</w:t>
-      </w:r>
-    </w:p>
-    <w:p>
-      <w:pPr>
-        <w:spacing w:after="40"/>
-        <w:ind w:left="240"/>
-        <w:jc w:val="both"/>
-      </w:pPr>
-      <w:r>
-        <w:rPr>
-          <w:rFonts w:ascii="Arial" w:eastAsia="Arial" w:hAnsi="Arial" w:cs="Arial"/>
-          <w:color w:val="111111"/>
-        </w:rPr>
-        <w:t>- Implemented consistent error handling and resilience patterns so services degraded gracefully when dependencies slowed down, protecting users from cascading failures and protecting engineers from 2 AM surprises.</w:t>
-      </w:r>
-    </w:p>
-    <w:p>
-      <w:pPr>
-        <w:spacing w:after="40"/>
-        <w:ind w:left="240"/>
-        <w:jc w:val="both"/>
-      </w:pPr>
-      <w:r>
-        <w:rPr>
-          <w:rFonts w:ascii="Arial" w:eastAsia="Arial" w:hAnsi="Arial" w:cs="Arial"/>
-          <w:color w:val="111111"/>
-        </w:rPr>
-        <w:t>- Helped rationalize environment configuration by organizing variables and secrets handling practices, minimizing drift between environments and keeping releases predictable across dev, QA, and production.</w:t>
-      </w:r>
-    </w:p>
-    <w:p>
-      <w:pPr>
-        <w:spacing w:after="40"/>
-        <w:ind w:left="240"/>
-        <w:jc w:val="both"/>
-      </w:pPr>
-      <w:r>
-        <w:rPr>
-          <w:rFonts w:ascii="Arial" w:eastAsia="Arial" w:hAnsi="Arial" w:cs="Arial"/>
-          <w:color w:val="111111"/>
-        </w:rPr>
-        <w:t xml:space="preserve">- Strengthened operational debugging by standardizing log fields and request correlation, enabling faster root-cause analysis when incidents </w:t>
-      </w:r>
-      <w:r>
-        <w:rPr>
-          <w:rFonts w:ascii="Arial" w:eastAsia="Arial" w:hAnsi="Arial" w:cs="Arial"/>
-          <w:color w:val="111111"/>
-        </w:rPr>
-        <w:t>happen</w:t>
-      </w:r>
-      <w:r>
-        <w:rPr>
-          <w:rFonts w:ascii="Arial" w:eastAsia="Arial" w:hAnsi="Arial" w:cs="Arial"/>
-          <w:color w:val="111111"/>
-        </w:rPr>
-        <w:t xml:space="preserve"> and reducing time lost to vague, unsearchable messages.</w:t>
-      </w:r>
-    </w:p>
-    <w:p>
-      <w:pPr>
-        <w:spacing w:after="40"/>
-        <w:ind w:left="240"/>
-        <w:jc w:val="both"/>
-      </w:pPr>
-      <w:r>
-        <w:rPr>
-          <w:rFonts w:ascii="Arial" w:eastAsia="Arial" w:hAnsi="Arial" w:cs="Arial"/>
-          <w:color w:val="111111"/>
-        </w:rPr>
-        <w:t xml:space="preserve">- Supported production stability by participating in incident response, </w:t>
-      </w:r>
-      <w:r>
-        <w:rPr>
-          <w:rFonts w:ascii="Arial" w:eastAsia="Arial" w:hAnsi="Arial" w:cs="Arial"/>
-          <w:color w:val="111111"/>
-        </w:rPr>
-        <w:t>triggering</w:t>
-      </w:r>
-      <w:r>
-        <w:rPr>
-          <w:rFonts w:ascii="Arial" w:eastAsia="Arial" w:hAnsi="Arial" w:cs="Arial"/>
-          <w:color w:val="111111"/>
-        </w:rPr>
-        <w:t xml:space="preserve"> issues with calm communication, and turning one-off fixes into documented run steps so the same problem was less likely to recur.</w:t>
-      </w:r>
-    </w:p>
-    <w:p>
-      <w:pPr>
-        <w:spacing w:after="40"/>
-        <w:ind w:left="240"/>
-        <w:jc w:val="both"/>
-      </w:pPr>
-      <w:r>
-        <w:rPr>
-          <w:rFonts w:ascii="Arial" w:eastAsia="Arial" w:hAnsi="Arial" w:cs="Arial"/>
-          <w:color w:val="111111"/>
-        </w:rPr>
-        <w:t>- Collaborated with teammates to keep APIs backward compatible and easier to evolve, reducing integration breakage and improving confidence that releases would not surprise downstream consumers.</w:t>
-      </w:r>
-    </w:p>
-    <w:p>
-      <w:pPr>
-        <w:spacing w:after="40"/>
-        <w:ind w:left="240"/>
-        <w:jc w:val="both"/>
-      </w:pPr>
-      <w:r>
-        <w:rPr>
-          <w:rFonts w:ascii="Arial" w:eastAsia="Arial" w:hAnsi="Arial" w:cs="Arial"/>
-          <w:color w:val="111111"/>
-        </w:rPr>
-        <w:t>- Improved data access performance by tightening queries and addressing obvious inefficiencies, then validating results with measurements so changes were reliable and not dependent on local-machine assumptions.</w:t>
-      </w:r>
-    </w:p>
-    <w:p>
-      <w:pPr>
-        <w:spacing w:after="40"/>
-        <w:ind w:left="240"/>
-        <w:jc w:val="both"/>
-      </w:pPr>
-      <w:r>
-        <w:rPr>
-          <w:rFonts w:ascii="Arial" w:eastAsia="Arial" w:hAnsi="Arial" w:cs="Arial"/>
-          <w:color w:val="111111"/>
-        </w:rPr>
-        <w:t>- Worked closely with QA and product to define acceptance criteria that matched operational reality, avoiding ambiguous “done” definitions and reducing the late-cycle churn that burns teams out.</w:t>
-      </w:r>
-    </w:p>
-    <w:p>
-      <w:pPr>
-        <w:spacing w:after="40"/>
-        <w:ind w:left="240"/>
-        <w:jc w:val="both"/>
-      </w:pPr>
-      <w:r>
-        <w:rPr>
-          <w:rFonts w:ascii="Arial" w:eastAsia="Arial" w:hAnsi="Arial" w:cs="Arial"/>
-          <w:color w:val="111111"/>
-        </w:rPr>
-        <w:t>- Contributed to a culture of maintainable code through thoughtful reviews and incremental refactoring, keeping the system easier to operate as complexity grew across releases and customers.</w:t>
-      </w:r>
-    </w:p>
-    <w:p>
-      <w:pPr>
-        <w:spacing w:after="40"/>
-        <w:ind w:left="240"/>
-        <w:jc w:val="both"/>
-      </w:pPr>
-      <w:r>
-        <w:rPr>
-          <w:rFonts w:ascii="Arial" w:eastAsia="Arial" w:hAnsi="Arial" w:cs="Arial"/>
-          <w:color w:val="111111"/>
-        </w:rPr>
-        <w:t>- Kept delivery predictable by communicating blockers early, proposing alternatives with tradeoffs, and ensuring stakeholders understood risk and sequencing rather than learning the hard way after a missed date.</w:t>
-      </w:r>
-    </w:p>
-    <w:p>
-      <w:pPr>
-        <w:pBdr>
-          <w:bottom w:val="dashed" w:sz="4" w:space="0" w:color="CFD2CD"/>
-        </w:pBdr>
-        <w:spacing w:after="120"/>
-      </w:pPr>
-      <w:r>
-        <w:t xml:space="preserve"> </w:t>
-      </w:r>
-    </w:p>
-    <w:p>
-      <w:r>
-        <w:rPr>
-          <w:rFonts w:ascii="Arial" w:eastAsia="Arial" w:hAnsi="Arial" w:cs="Arial"/>
-          <w:b/>
-          <w:bCs/>
-          <w:color w:val="111111"/>
-          <w:sz w:val="23"/>
-          <w:szCs w:val="23"/>
-        </w:rPr>
-        <w:lastRenderedPageBreak/>
-        <w:t>Software Developer</w:t>
-      </w:r>
-    </w:p>
-    <w:p>
+        <w:t xml:space="preserve">High </w:t>
+      </w:r>
       <w:r>
         <w:rPr>
           <w:rFonts w:ascii="Arial" w:eastAsia="Arial" w:hAnsi="Arial" w:cs="Arial"/>
@@ -1774,7 +2237,7 @@
           <w:sz w:val="21"/>
           <w:szCs w:val="21"/>
         </w:rPr>
-        <w:t>Webiz Digital</w:t>
+        <w:t>Touch Technologies</w:t>
       </w:r>
     </w:p>
     <w:p>
@@ -1785,7 +2248,7 @@
           <w:sz w:val="19"/>
           <w:szCs w:val="19"/>
         </w:rPr>
-        <w:t>August 2016 - November 2018 | California, United States</w:t>
+        <w:t>December 2018 - April 2021 | Kansas, United States</w:t>
       </w:r>
     </w:p>
     <w:p>
@@ -1799,7 +2262,46 @@
           <w:rFonts w:ascii="Arial" w:eastAsia="Arial" w:hAnsi="Arial" w:cs="Arial"/>
           <w:color w:val="111111"/>
         </w:rPr>
-        <w:t>- Built and maintained backend features with careful validation and predictable behavior, emphasizing safe defaults so real users experienced fewer edge-case failures during routine product updates.</w:t>
+        <w:t xml:space="preserve">- Delivered backend enhancements with a </w:t>
+      </w:r>
+      <w:proofErr w:type="spellStart"/>
+      <w:r>
+        <w:rPr>
+          <w:rFonts w:ascii="Arial" w:eastAsia="Arial" w:hAnsi="Arial" w:cs="Arial"/>
+          <w:color w:val="111111"/>
+        </w:rPr>
+        <w:t>DevOps</w:t>
+      </w:r>
+      <w:proofErr w:type="spellEnd"/>
+      <w:r>
+        <w:rPr>
+          <w:rFonts w:ascii="Arial" w:eastAsia="Arial" w:hAnsi="Arial" w:cs="Arial"/>
+          <w:color w:val="111111"/>
+        </w:rPr>
+        <w:t xml:space="preserve"> mindset by aligning implementation with deployment realities, ensuring changes were operable, </w:t>
+      </w:r>
+      <w:proofErr w:type="spellStart"/>
+      <w:r>
+        <w:rPr>
+          <w:rFonts w:ascii="Arial" w:eastAsia="Arial" w:hAnsi="Arial" w:cs="Arial"/>
+          <w:color w:val="111111"/>
+        </w:rPr>
+        <w:t>monitorable</w:t>
+      </w:r>
+      <w:proofErr w:type="spellEnd"/>
+      <w:r>
+        <w:rPr>
+          <w:rFonts w:ascii="Arial" w:eastAsia="Arial" w:hAnsi="Arial" w:cs="Arial"/>
+          <w:color w:val="111111"/>
+        </w:rPr>
+        <w:t>, and safe to run under real custo</w:t>
+      </w:r>
+      <w:r>
+        <w:rPr>
+          <w:rFonts w:ascii="Arial" w:eastAsia="Arial" w:hAnsi="Arial" w:cs="Arial"/>
+          <w:color w:val="111111"/>
+        </w:rPr>
+        <w:t>mer traffic patterns.</w:t>
       </w:r>
     </w:p>
     <w:p>
@@ -1813,7 +2315,7 @@
           <w:rFonts w:ascii="Arial" w:eastAsia="Arial" w:hAnsi="Arial" w:cs="Arial"/>
           <w:color w:val="111111"/>
         </w:rPr>
-        <w:t>- Improved deployment readiness by packaging changes into smaller, reviewable increments, which reduced release risk and helped the team diagnose issues quickly when something behaved unexpectedly in production.</w:t>
+        <w:t>- Improved release automation by reducing manual steps and clarifying pipeline stages, which lowered the chance of human-error deployments and made it easier to ship small changes more frequently.</w:t>
       </w:r>
     </w:p>
     <w:p>
@@ -1827,7 +2329,14 @@
           <w:rFonts w:ascii="Arial" w:eastAsia="Arial" w:hAnsi="Arial" w:cs="Arial"/>
           <w:color w:val="111111"/>
         </w:rPr>
-        <w:t>- Implemented API enhancements with consistent request validation and error responses, making integrations easier for clients and reducing downstream breakage caused by inconsistent contract handling.</w:t>
+        <w:t>- Implemented consistent error handli</w:t>
+      </w:r>
+      <w:r>
+        <w:rPr>
+          <w:rFonts w:ascii="Arial" w:eastAsia="Arial" w:hAnsi="Arial" w:cs="Arial"/>
+          <w:color w:val="111111"/>
+        </w:rPr>
+        <w:t>ng and resilience patterns so services degraded gracefully when dependencies slowed down, protecting users from cascading failures and protecting engineers from 2 AM surprises.</w:t>
       </w:r>
     </w:p>
     <w:p>
@@ -1841,7 +2350,30 @@
           <w:rFonts w:ascii="Arial" w:eastAsia="Arial" w:hAnsi="Arial" w:cs="Arial"/>
           <w:color w:val="111111"/>
         </w:rPr>
-        <w:t>- Contributed to operational stability by investigating defects thoroughly, documenting reproduction steps, and delivering fixes that addressed root causes rather than masking symptoms for the next release cycle.</w:t>
+        <w:t>- Helped rationalize environment configuration by organizing variables and secr</w:t>
+      </w:r>
+      <w:r>
+        <w:rPr>
+          <w:rFonts w:ascii="Arial" w:eastAsia="Arial" w:hAnsi="Arial" w:cs="Arial"/>
+          <w:color w:val="111111"/>
+        </w:rPr>
+        <w:t xml:space="preserve">ets handling practices, minimizing drift between environments and keeping releases predictable across </w:t>
+      </w:r>
+      <w:proofErr w:type="spellStart"/>
+      <w:r>
+        <w:rPr>
+          <w:rFonts w:ascii="Arial" w:eastAsia="Arial" w:hAnsi="Arial" w:cs="Arial"/>
+          <w:color w:val="111111"/>
+        </w:rPr>
+        <w:t>dev</w:t>
+      </w:r>
+      <w:proofErr w:type="spellEnd"/>
+      <w:r>
+        <w:rPr>
+          <w:rFonts w:ascii="Arial" w:eastAsia="Arial" w:hAnsi="Arial" w:cs="Arial"/>
+          <w:color w:val="111111"/>
+        </w:rPr>
+        <w:t>, QA, and production.</w:t>
       </w:r>
     </w:p>
     <w:p>
@@ -1855,7 +2387,28 @@
           <w:rFonts w:ascii="Arial" w:eastAsia="Arial" w:hAnsi="Arial" w:cs="Arial"/>
           <w:color w:val="111111"/>
         </w:rPr>
-        <w:t>- Strengthened data handling patterns with attention to migrations and compatibility, reducing surprises during updates and helping ensure the application remained stable as the underlying data evolved.</w:t>
+        <w:t>- Strengthened operational debugging by standardizing log fields and request correlation, enabling faster root-cause analysis whe</w:t>
+      </w:r>
+      <w:r>
+        <w:rPr>
+          <w:rFonts w:ascii="Arial" w:eastAsia="Arial" w:hAnsi="Arial" w:cs="Arial"/>
+          <w:color w:val="111111"/>
+        </w:rPr>
+        <w:t xml:space="preserve">n incidents </w:t>
+      </w:r>
+      <w:r>
+        <w:rPr>
+          <w:rFonts w:ascii="Arial" w:eastAsia="Arial" w:hAnsi="Arial" w:cs="Arial"/>
+          <w:color w:val="111111"/>
+        </w:rPr>
+        <w:t>happen</w:t>
+      </w:r>
+      <w:r>
+        <w:rPr>
+          <w:rFonts w:ascii="Arial" w:eastAsia="Arial" w:hAnsi="Arial" w:cs="Arial"/>
+          <w:color w:val="111111"/>
+        </w:rPr>
+        <w:t xml:space="preserve"> and reducing time lost to vague, unsearchable messages.</w:t>
       </w:r>
     </w:p>
     <w:p>
@@ -1869,7 +2422,28 @@
           <w:rFonts w:ascii="Arial" w:eastAsia="Arial" w:hAnsi="Arial" w:cs="Arial"/>
           <w:color w:val="111111"/>
         </w:rPr>
-        <w:t>- Collaborated closely with designers and stakeholders to translate feedback into technical tasks, keeping scope realistic while still delivering improvements that measurably impacted user workflows.</w:t>
+        <w:t xml:space="preserve">- Supported production stability by participating in incident response, </w:t>
+      </w:r>
+      <w:r>
+        <w:rPr>
+          <w:rFonts w:ascii="Arial" w:eastAsia="Arial" w:hAnsi="Arial" w:cs="Arial"/>
+          <w:color w:val="111111"/>
+        </w:rPr>
+        <w:t>triggering</w:t>
+      </w:r>
+      <w:r>
+        <w:rPr>
+          <w:rFonts w:ascii="Arial" w:eastAsia="Arial" w:hAnsi="Arial" w:cs="Arial"/>
+          <w:color w:val="111111"/>
+        </w:rPr>
+        <w:t xml:space="preserve"> issues with calm communication, and turning one-off fixes into documented run steps so the same pr</w:t>
+      </w:r>
+      <w:r>
+        <w:rPr>
+          <w:rFonts w:ascii="Arial" w:eastAsia="Arial" w:hAnsi="Arial" w:cs="Arial"/>
+          <w:color w:val="111111"/>
+        </w:rPr>
+        <w:t>oblem was less likely to recur.</w:t>
       </w:r>
     </w:p>
     <w:p>
@@ -1883,7 +2457,91 @@
           <w:rFonts w:ascii="Arial" w:eastAsia="Arial" w:hAnsi="Arial" w:cs="Arial"/>
           <w:color w:val="111111"/>
         </w:rPr>
-        <w:t>- Developed strong habits around release safety by verifying changes in staging-like conditions and coordinating timing, so updates landed smoothly without unnecessary downtime or emergency rollbacks.</w:t>
+        <w:t>- Collaborated with teammates to keep APIs backward compatible and easier to evolve, reducing integration breakage and improving confidence that releases would not surprise downstream consumers.</w:t>
+      </w:r>
+    </w:p>
+    <w:p>
+      <w:pPr>
+        <w:spacing w:after="40"/>
+        <w:ind w:left="240"/>
+        <w:jc w:val="both"/>
+      </w:pPr>
+      <w:r>
+        <w:rPr>
+          <w:rFonts w:ascii="Arial" w:eastAsia="Arial" w:hAnsi="Arial" w:cs="Arial"/>
+          <w:color w:val="111111"/>
+        </w:rPr>
+        <w:t>- Improved data access perfor</w:t>
+      </w:r>
+      <w:r>
+        <w:rPr>
+          <w:rFonts w:ascii="Arial" w:eastAsia="Arial" w:hAnsi="Arial" w:cs="Arial"/>
+          <w:color w:val="111111"/>
+        </w:rPr>
+        <w:t>mance by tightening queries and addressing obvious inefficiencies, then validating results with measurements so changes were reliable and not dependent on local-machine assumptions.</w:t>
+      </w:r>
+    </w:p>
+    <w:p>
+      <w:pPr>
+        <w:spacing w:after="40"/>
+        <w:ind w:left="240"/>
+        <w:jc w:val="both"/>
+      </w:pPr>
+      <w:r>
+        <w:rPr>
+          <w:rFonts w:ascii="Arial" w:eastAsia="Arial" w:hAnsi="Arial" w:cs="Arial"/>
+          <w:color w:val="111111"/>
+        </w:rPr>
+        <w:t>- Worked closely with QA and product to define acceptance criteria that ma</w:t>
+      </w:r>
+      <w:r>
+        <w:rPr>
+          <w:rFonts w:ascii="Arial" w:eastAsia="Arial" w:hAnsi="Arial" w:cs="Arial"/>
+          <w:color w:val="111111"/>
+        </w:rPr>
+        <w:t>tched operational reality, avoiding ambiguous “done” definitions and reducing the late-cycle churn that burns teams out.</w:t>
+      </w:r>
+    </w:p>
+    <w:p>
+      <w:pPr>
+        <w:spacing w:after="40"/>
+        <w:ind w:left="240"/>
+        <w:jc w:val="both"/>
+      </w:pPr>
+      <w:r>
+        <w:rPr>
+          <w:rFonts w:ascii="Arial" w:eastAsia="Arial" w:hAnsi="Arial" w:cs="Arial"/>
+          <w:color w:val="111111"/>
+        </w:rPr>
+        <w:t>- Contributed to a culture of maintainable code through thoughtful reviews and incremental refactoring, keeping the system easier to op</w:t>
+      </w:r>
+      <w:r>
+        <w:rPr>
+          <w:rFonts w:ascii="Arial" w:eastAsia="Arial" w:hAnsi="Arial" w:cs="Arial"/>
+          <w:color w:val="111111"/>
+        </w:rPr>
+        <w:t>erate as complexity grew across releases and customers.</w:t>
+      </w:r>
+    </w:p>
+    <w:p>
+      <w:pPr>
+        <w:spacing w:after="40"/>
+        <w:ind w:left="240"/>
+        <w:jc w:val="both"/>
+      </w:pPr>
+      <w:r>
+        <w:rPr>
+          <w:rFonts w:ascii="Arial" w:eastAsia="Arial" w:hAnsi="Arial" w:cs="Arial"/>
+          <w:color w:val="111111"/>
+        </w:rPr>
+        <w:t>- Kept delivery predictable by communicating blockers early, proposing alternatives with tradeoffs, and ensuring stakeholders understood risk and sequencing rather than learning the hard way after a m</w:t>
+      </w:r>
+      <w:r>
+        <w:rPr>
+          <w:rFonts w:ascii="Arial" w:eastAsia="Arial" w:hAnsi="Arial" w:cs="Arial"/>
+          <w:color w:val="111111"/>
+        </w:rPr>
+        <w:t>issed date.</w:t>
       </w:r>
     </w:p>
     <w:p>
@@ -1894,6 +2552,7 @@
         <w:spacing w:after="120"/>
       </w:pPr>
       <w:r>
+        <w:lastRenderedPageBreak/>
         <w:t xml:space="preserve"> </w:t>
       </w:r>
     </w:p>
@@ -1907,10 +2566,11 @@
           <w:sz w:val="23"/>
           <w:szCs w:val="23"/>
         </w:rPr>
-        <w:t>Junior Software Developer</w:t>
-      </w:r>
-    </w:p>
-    <w:p>
+        <w:t>Software Developer</w:t>
+      </w:r>
+    </w:p>
+    <w:p>
+      <w:proofErr w:type="spellStart"/>
       <w:r>
         <w:rPr>
           <w:rFonts w:ascii="Arial" w:eastAsia="Arial" w:hAnsi="Arial" w:cs="Arial"/>
@@ -1920,7 +2580,19 @@
           <w:sz w:val="21"/>
           <w:szCs w:val="21"/>
         </w:rPr>
-        <w:t>Minimalist Moon</w:t>
+        <w:t>Webiz</w:t>
+      </w:r>
+      <w:proofErr w:type="spellEnd"/>
+      <w:r>
+        <w:rPr>
+          <w:rFonts w:ascii="Arial" w:eastAsia="Arial" w:hAnsi="Arial" w:cs="Arial"/>
+          <w:b/>
+          <w:bCs/>
+          <w:color w:val="6F8F6B"/>
+          <w:sz w:val="21"/>
+          <w:szCs w:val="21"/>
+        </w:rPr>
+        <w:t xml:space="preserve"> Digital</w:t>
       </w:r>
     </w:p>
     <w:p>
@@ -1931,6 +2603,187 @@
           <w:sz w:val="19"/>
           <w:szCs w:val="19"/>
         </w:rPr>
+        <w:t>August 2016 - November 2018 | California, United States</w:t>
+      </w:r>
+    </w:p>
+    <w:p>
+      <w:pPr>
+        <w:spacing w:after="40"/>
+        <w:ind w:left="240"/>
+        <w:jc w:val="both"/>
+      </w:pPr>
+      <w:r>
+        <w:rPr>
+          <w:rFonts w:ascii="Arial" w:eastAsia="Arial" w:hAnsi="Arial" w:cs="Arial"/>
+          <w:color w:val="111111"/>
+        </w:rPr>
+        <w:t xml:space="preserve">- Built and maintained backend features with careful validation and predictable behavior, emphasizing safe defaults so real users experienced fewer </w:t>
+      </w:r>
+      <w:r>
+        <w:rPr>
+          <w:rFonts w:ascii="Arial" w:eastAsia="Arial" w:hAnsi="Arial" w:cs="Arial"/>
+          <w:color w:val="111111"/>
+        </w:rPr>
+        <w:t>edge-case failures during routine product updates.</w:t>
+      </w:r>
+    </w:p>
+    <w:p>
+      <w:pPr>
+        <w:spacing w:after="40"/>
+        <w:ind w:left="240"/>
+        <w:jc w:val="both"/>
+      </w:pPr>
+      <w:r>
+        <w:rPr>
+          <w:rFonts w:ascii="Arial" w:eastAsia="Arial" w:hAnsi="Arial" w:cs="Arial"/>
+          <w:color w:val="111111"/>
+        </w:rPr>
+        <w:t>- Improved deployment readiness by packaging changes into smaller, reviewable increments, which reduced release risk and helped the team diagnose issues quickly when something behaved unexpectedly in produ</w:t>
+      </w:r>
+      <w:r>
+        <w:rPr>
+          <w:rFonts w:ascii="Arial" w:eastAsia="Arial" w:hAnsi="Arial" w:cs="Arial"/>
+          <w:color w:val="111111"/>
+        </w:rPr>
+        <w:t>ction.</w:t>
+      </w:r>
+    </w:p>
+    <w:p>
+      <w:pPr>
+        <w:spacing w:after="40"/>
+        <w:ind w:left="240"/>
+        <w:jc w:val="both"/>
+      </w:pPr>
+      <w:r>
+        <w:rPr>
+          <w:rFonts w:ascii="Arial" w:eastAsia="Arial" w:hAnsi="Arial" w:cs="Arial"/>
+          <w:color w:val="111111"/>
+        </w:rPr>
+        <w:t>- Implemented API enhancements with consistent request validation and error responses, making integrations easier for clients and reducing downstream breakage caused by inconsistent contract handling.</w:t>
+      </w:r>
+    </w:p>
+    <w:p>
+      <w:pPr>
+        <w:spacing w:after="40"/>
+        <w:ind w:left="240"/>
+        <w:jc w:val="both"/>
+      </w:pPr>
+      <w:r>
+        <w:rPr>
+          <w:rFonts w:ascii="Arial" w:eastAsia="Arial" w:hAnsi="Arial" w:cs="Arial"/>
+          <w:color w:val="111111"/>
+        </w:rPr>
+        <w:t>- Contributed to operational stability by invest</w:t>
+      </w:r>
+      <w:r>
+        <w:rPr>
+          <w:rFonts w:ascii="Arial" w:eastAsia="Arial" w:hAnsi="Arial" w:cs="Arial"/>
+          <w:color w:val="111111"/>
+        </w:rPr>
+        <w:t>igating defects thoroughly, documenting reproduction steps, and delivering fixes that addressed root causes rather than masking symptoms for the next release cycle.</w:t>
+      </w:r>
+    </w:p>
+    <w:p>
+      <w:pPr>
+        <w:spacing w:after="40"/>
+        <w:ind w:left="240"/>
+        <w:jc w:val="both"/>
+      </w:pPr>
+      <w:r>
+        <w:rPr>
+          <w:rFonts w:ascii="Arial" w:eastAsia="Arial" w:hAnsi="Arial" w:cs="Arial"/>
+          <w:color w:val="111111"/>
+        </w:rPr>
+        <w:t>- Strengthened data handling patterns with attention to migrations and compatibility, reduc</w:t>
+      </w:r>
+      <w:r>
+        <w:rPr>
+          <w:rFonts w:ascii="Arial" w:eastAsia="Arial" w:hAnsi="Arial" w:cs="Arial"/>
+          <w:color w:val="111111"/>
+        </w:rPr>
+        <w:t>ing surprises during updates and helping ensure the application remained stable as the underlying data evolved.</w:t>
+      </w:r>
+    </w:p>
+    <w:p>
+      <w:pPr>
+        <w:spacing w:after="40"/>
+        <w:ind w:left="240"/>
+        <w:jc w:val="both"/>
+      </w:pPr>
+      <w:r>
+        <w:rPr>
+          <w:rFonts w:ascii="Arial" w:eastAsia="Arial" w:hAnsi="Arial" w:cs="Arial"/>
+          <w:color w:val="111111"/>
+        </w:rPr>
+        <w:t>- Collaborated closely with designers and stakeholders to translate feedback into technical tasks, keeping scope realistic while still deliverin</w:t>
+      </w:r>
+      <w:r>
+        <w:rPr>
+          <w:rFonts w:ascii="Arial" w:eastAsia="Arial" w:hAnsi="Arial" w:cs="Arial"/>
+          <w:color w:val="111111"/>
+        </w:rPr>
+        <w:t>g improvements that measurably impacted user workflows.</w:t>
+      </w:r>
+    </w:p>
+    <w:p>
+      <w:pPr>
+        <w:spacing w:after="40"/>
+        <w:ind w:left="240"/>
+        <w:jc w:val="both"/>
+      </w:pPr>
+      <w:r>
+        <w:rPr>
+          <w:rFonts w:ascii="Arial" w:eastAsia="Arial" w:hAnsi="Arial" w:cs="Arial"/>
+          <w:color w:val="111111"/>
+        </w:rPr>
+        <w:t>- Developed strong habits around release safety by verifying changes in staging-like conditions and coordinating timing, so updates landed smoothly without unnecessary downtime or emergency rollbacks.</w:t>
+      </w:r>
+    </w:p>
+    <w:p>
+      <w:pPr>
+        <w:pBdr>
+          <w:bottom w:val="dashed" w:sz="4" w:space="0" w:color="CFD2CD"/>
+        </w:pBdr>
+        <w:spacing w:after="120"/>
+      </w:pPr>
+      <w:r>
+        <w:t xml:space="preserve"> </w:t>
+      </w:r>
+    </w:p>
+    <w:p>
+      <w:r>
+        <w:rPr>
+          <w:rFonts w:ascii="Arial" w:eastAsia="Arial" w:hAnsi="Arial" w:cs="Arial"/>
+          <w:b/>
+          <w:bCs/>
+          <w:color w:val="111111"/>
+          <w:sz w:val="23"/>
+          <w:szCs w:val="23"/>
+        </w:rPr>
+        <w:t>Junior Software Developer</w:t>
+      </w:r>
+    </w:p>
+    <w:p>
+      <w:r>
+        <w:rPr>
+          <w:rFonts w:ascii="Arial" w:eastAsia="Arial" w:hAnsi="Arial" w:cs="Arial"/>
+          <w:b/>
+          <w:bCs/>
+          <w:color w:val="6F8F6B"/>
+          <w:sz w:val="21"/>
+          <w:szCs w:val="21"/>
+        </w:rPr>
+        <w:t>Minimalist Moon</w:t>
+      </w:r>
+    </w:p>
+    <w:p>
+      <w:r>
+        <w:rPr>
+          <w:rFonts w:ascii="Arial" w:eastAsia="Arial" w:hAnsi="Arial" w:cs="Arial"/>
+          <w:color w:val="4B5563"/>
+          <w:sz w:val="19"/>
+          <w:szCs w:val="19"/>
+        </w:rPr>
         <w:t>September 2014 - August 2016 | Maine, United States</w:t>
       </w:r>
     </w:p>
@@ -1945,7 +2798,14 @@
           <w:rFonts w:ascii="Arial" w:eastAsia="Arial" w:hAnsi="Arial" w:cs="Arial"/>
           <w:color w:val="111111"/>
         </w:rPr>
-        <w:t>- Supported feature development by implementing changes carefully and validating behavior across common scenarios, helping keep day-to-day operations stable for users who depended on the product.</w:t>
+        <w:t>- Supported feature development by implementing changes carefully and validating behavior across common scenarios, helping keep day-to-day operations stable fo</w:t>
+      </w:r>
+      <w:r>
+        <w:rPr>
+          <w:rFonts w:ascii="Arial" w:eastAsia="Arial" w:hAnsi="Arial" w:cs="Arial"/>
+          <w:color w:val="111111"/>
+        </w:rPr>
+        <w:t>r users who depended on the product.</w:t>
       </w:r>
     </w:p>
     <w:p>
@@ -1973,7 +2833,14 @@
           <w:rFonts w:ascii="Arial" w:eastAsia="Arial" w:hAnsi="Arial" w:cs="Arial"/>
           <w:color w:val="111111"/>
         </w:rPr>
-        <w:t>- Contributed to stability by improving input handling and edge-case behavior, reducing avoidable errors that typically only appear after real users do something surprisingly creative with the UI.</w:t>
+        <w:t xml:space="preserve">- Contributed </w:t>
+      </w:r>
+      <w:r>
+        <w:rPr>
+          <w:rFonts w:ascii="Arial" w:eastAsia="Arial" w:hAnsi="Arial" w:cs="Arial"/>
+          <w:color w:val="111111"/>
+        </w:rPr>
+        <w:t>to stability by improving input handling and edge-case behavior, reducing avoidable errors that typically only appear after real users do something surprisingly creative with the UI.</w:t>
       </w:r>
     </w:p>
     <w:p>
@@ -1987,7 +2854,14 @@
           <w:rFonts w:ascii="Arial" w:eastAsia="Arial" w:hAnsi="Arial" w:cs="Arial"/>
           <w:color w:val="111111"/>
         </w:rPr>
-        <w:t>- Assisted with deployment-related tasks by verifying release checklists and confirming expected behavior post-release, building early discipline around shipping safely rather than shipping bravely.</w:t>
+        <w:t xml:space="preserve">- Assisted with deployment-related tasks by verifying release checklists </w:t>
+      </w:r>
+      <w:r>
+        <w:rPr>
+          <w:rFonts w:ascii="Arial" w:eastAsia="Arial" w:hAnsi="Arial" w:cs="Arial"/>
+          <w:color w:val="111111"/>
+        </w:rPr>
+        <w:t>and confirming expected behavior post-release, building early discipline around shipping safely rather than shipping bravely.</w:t>
       </w:r>
     </w:p>
     <w:p>
@@ -2001,7 +2875,14 @@
           <w:rFonts w:ascii="Arial" w:eastAsia="Arial" w:hAnsi="Arial" w:cs="Arial"/>
           <w:color w:val="111111"/>
         </w:rPr>
-        <w:t>- Improved maintainability through small refactors and cleanup during feature work, keeping code easier to read and change so the system did not accumulate avoidable complexity over time.</w:t>
+        <w:t xml:space="preserve">- Improved maintainability through small refactors and cleanup during feature work, keeping code easier to read and change so the </w:t>
+      </w:r>
+      <w:r>
+        <w:rPr>
+          <w:rFonts w:ascii="Arial" w:eastAsia="Arial" w:hAnsi="Arial" w:cs="Arial"/>
+          <w:color w:val="111111"/>
+        </w:rPr>
+        <w:t>system did not accumulate avoidable complexity over time.</w:t>
       </w:r>
     </w:p>
     <w:p>
@@ -2029,7 +2910,14 @@
           <w:rFonts w:ascii="Arial" w:eastAsia="Arial" w:hAnsi="Arial" w:cs="Arial"/>
           <w:color w:val="111111"/>
         </w:rPr>
-        <w:t>- Helped reduce support load by addressing recurring issues at the source and adding lightweight documentation, so common problems could be resolved quickly without repeated deep dives.</w:t>
+        <w:t xml:space="preserve">- </w:t>
+      </w:r>
+      <w:r>
+        <w:rPr>
+          <w:rFonts w:ascii="Arial" w:eastAsia="Arial" w:hAnsi="Arial" w:cs="Arial"/>
+          <w:color w:val="111111"/>
+        </w:rPr>
+        <w:t>Helped reduce support load by addressing recurring issues at the source and adding lightweight documentation, so common problems could be resolved quickly without repeated deep dives.</w:t>
       </w:r>
     </w:p>
     <w:p>
@@ -2043,7 +2931,14 @@
           <w:rFonts w:ascii="Arial" w:eastAsia="Arial" w:hAnsi="Arial" w:cs="Arial"/>
           <w:color w:val="111111"/>
         </w:rPr>
-        <w:t>- Practiced clear status updates and expectations management when tasks uncovered surprises, ensuring the team could adjust priorities early instead of discovering problems at the very end.</w:t>
+        <w:t xml:space="preserve">- Practiced clear status updates and expectations management when tasks </w:t>
+      </w:r>
+      <w:r>
+        <w:rPr>
+          <w:rFonts w:ascii="Arial" w:eastAsia="Arial" w:hAnsi="Arial" w:cs="Arial"/>
+          <w:color w:val="111111"/>
+        </w:rPr>
+        <w:t>uncovered surprises, ensuring the team could adjust priorities early instead of discovering problems at the very end.</w:t>
       </w:r>
     </w:p>
     <w:p>
@@ -2057,7 +2952,14 @@
           <w:rFonts w:ascii="Arial" w:eastAsia="Arial" w:hAnsi="Arial" w:cs="Arial"/>
           <w:color w:val="111111"/>
         </w:rPr>
-        <w:t>- Built confidence in release quality by double-checking workflows end-to-end and reporting anomalies early, which reduced last-minute churn and improved the team’s ability to ship on schedule.</w:t>
+        <w:t>- Built confidence in release quality by double-checking workflows end-to-end and reporting anomalies early, which reduced last-minute chu</w:t>
+      </w:r>
+      <w:r>
+        <w:rPr>
+          <w:rFonts w:ascii="Arial" w:eastAsia="Arial" w:hAnsi="Arial" w:cs="Arial"/>
+          <w:color w:val="111111"/>
+        </w:rPr>
+        <w:t>rn and improved the team’s ability to ship on schedule.</w:t>
       </w:r>
     </w:p>
     <w:p>
@@ -2136,8 +3038,8 @@
 </file>
 
 <file path=word/numbering.xml><?xml version="1.0" encoding="utf-8"?>
-<w:numbering xmlns:wpc="http://schemas.microsoft.com/office/word/2010/wordprocessingCanvas" xmlns:cx="http://schemas.microsoft.com/office/drawing/2014/chartex" xmlns:cx1="http://schemas.microsoft.com/office/drawing/2015/9/8/chartex" xmlns:cx2="http://schemas.microsoft.com/office/drawing/2015/10/21/chartex" xmlns:cx3="http://schemas.microsoft.com/office/drawing/2016/5/9/chartex" xmlns:cx4="http://schemas.microsoft.com/office/drawing/2016/5/10/chartex" xmlns:cx5="http://schemas.microsoft.com/office/drawing/2016/5/11/chartex" xmlns:cx6="http://schemas.microsoft.com/office/drawing/2016/5/12/chartex" xmlns:cx7="http://schemas.microsoft.com/office/drawing/2016/5/13/chartex" xmlns:cx8="http://schemas.microsoft.com/office/drawing/2016/5/14/chartex" xmlns:mc="http://schemas.openxmlformats.org/markup-compatibility/2006" xmlns:aink="http://schemas.microsoft.com/office/drawing/2016/ink" xmlns:am3d="http://schemas.microsoft.com/office/drawing/2017/model3d" xmlns:o="urn:schemas-microsoft-com:office:office" xmlns:oel="http://schemas.microsoft.com/office/2019/extlst" xmlns:r="http://schemas.openxmlformats.org/officeDocument/2006/relationships" xmlns:m="http://schemas.openxmlformats.org/officeDocument/2006/math" xmlns:v="urn:schemas-microsoft-com:vml" xmlns:wp14="http://schemas.microsoft.com/office/word/2010/wordprocessingDrawing" xmlns:wp="http://schemas.openxmlformats.org/drawingml/2006/wordprocessingDrawing" xmlns:w10="urn:schemas-microsoft-com:office:word" xmlns:w="http://schemas.openxmlformats.org/wordprocessingml/2006/main" xmlns:w14="http://schemas.microsoft.com/office/word/2010/wordml" xmlns:w15="http://schemas.microsoft.com/office/word/2012/wordml" xmlns:w16cex="http://schemas.microsoft.com/office/word/2018/wordml/cex" xmlns:w16cid="http://schemas.microsoft.com/office/word/2016/wordml/cid" xmlns:w16="http://schemas.microsoft.com/office/word/2018/wordml" xmlns:w16du="http://schemas.microsoft.com/office/word/2023/wordml/word16du" xmlns:w16sdtdh="http://schemas.microsoft.com/office/word/2020/wordml/sdtdatahash" xmlns:w16sdtfl="http://schemas.microsoft.com/office/word/2024/wordml/sdtformatlock" xmlns:w16se="http://schemas.microsoft.com/office/word/2015/wordml/symex" xmlns:wpg="http://schemas.microsoft.com/office/word/2010/wordprocessingGroup" xmlns:wpi="http://schemas.microsoft.com/office/word/2010/wordprocessingInk" xmlns:wne="http://schemas.microsoft.com/office/word/2006/wordml" xmlns:wps="http://schemas.microsoft.com/office/word/2010/wordprocessingShape" mc:Ignorable="w14 w15 w16se w16cid w16 w16cex w16sdtdh w16sdtfl w16du wp14">
-  <w:abstractNum w:abstractNumId="0" w15:restartNumberingAfterBreak="0">
+<w:numbering xmlns:wpc="http://schemas.microsoft.com/office/word/2010/wordprocessingCanvas" xmlns:mc="http://schemas.openxmlformats.org/markup-compatibility/2006" xmlns:o="urn:schemas-microsoft-com:office:office" xmlns:r="http://schemas.openxmlformats.org/officeDocument/2006/relationships" xmlns:m="http://schemas.openxmlformats.org/officeDocument/2006/math" xmlns:v="urn:schemas-microsoft-com:vml" xmlns:wp14="http://schemas.microsoft.com/office/word/2010/wordprocessingDrawing" xmlns:wp="http://schemas.openxmlformats.org/drawingml/2006/wordprocessingDrawing" xmlns:w10="urn:schemas-microsoft-com:office:word" xmlns:w="http://schemas.openxmlformats.org/wordprocessingml/2006/main" xmlns:w14="http://schemas.microsoft.com/office/word/2010/wordml" xmlns:wpg="http://schemas.microsoft.com/office/word/2010/wordprocessingGroup" xmlns:wpi="http://schemas.microsoft.com/office/word/2010/wordprocessingInk" xmlns:wne="http://schemas.microsoft.com/office/word/2006/wordml" xmlns:wps="http://schemas.microsoft.com/office/word/2010/wordprocessingShape" mc:Ignorable="w14 wp14">
+  <w:abstractNum w:abstractNumId="0">
     <w:nsid w:val="78E11D32"/>
     <w:multiLevelType w:val="hybridMultilevel"/>
     <w:tmpl w:val="7C0C344A"/>
@@ -2223,7 +3125,7 @@
       </w:pPr>
     </w:lvl>
   </w:abstractNum>
-  <w:num w:numId="1" w16cid:durableId="920257891">
+  <w:num w:numId="1">
     <w:abstractNumId w:val="0"/>
     <w:lvlOverride w:ilvl="0">
       <w:startOverride w:val="1"/>
@@ -2233,7 +3135,7 @@
 </file>
 
 <file path=word/styles.xml><?xml version="1.0" encoding="utf-8"?>
-<w:styles xmlns:mc="http://schemas.openxmlformats.org/markup-compatibility/2006" xmlns:r="http://schemas.openxmlformats.org/officeDocument/2006/relationships" xmlns:w="http://schemas.openxmlformats.org/wordprocessingml/2006/main" xmlns:w14="http://schemas.microsoft.com/office/word/2010/wordml" xmlns:w15="http://schemas.microsoft.com/office/word/2012/wordml" xmlns:w16cex="http://schemas.microsoft.com/office/word/2018/wordml/cex" xmlns:w16cid="http://schemas.microsoft.com/office/word/2016/wordml/cid" xmlns:w16="http://schemas.microsoft.com/office/word/2018/wordml" xmlns:w16du="http://schemas.microsoft.com/office/word/2023/wordml/word16du" xmlns:w16sdtdh="http://schemas.microsoft.com/office/word/2020/wordml/sdtdatahash" xmlns:w16sdtfl="http://schemas.microsoft.com/office/word/2024/wordml/sdtformatlock" xmlns:w16se="http://schemas.microsoft.com/office/word/2015/wordml/symex" mc:Ignorable="w14 w15 w16se w16cid w16 w16cex w16sdtdh w16sdtfl w16du">
+<w:styles xmlns:mc="http://schemas.openxmlformats.org/markup-compatibility/2006" xmlns:r="http://schemas.openxmlformats.org/officeDocument/2006/relationships" xmlns:w="http://schemas.openxmlformats.org/wordprocessingml/2006/main" xmlns:w14="http://schemas.microsoft.com/office/word/2010/wordml" mc:Ignorable="w14">
   <w:docDefaults>
     <w:rPrDefault>
       <w:rPr>
@@ -2243,383 +3145,469 @@
     </w:rPrDefault>
     <w:pPrDefault/>
   </w:docDefaults>
-  <w:latentStyles w:defLockedState="0" w:defUIPriority="99" w:defSemiHidden="0" w:defUnhideWhenUsed="0" w:defQFormat="0" w:count="376">
-    <w:lsdException w:name="Normal" w:uiPriority="0" w:qFormat="1"/>
-    <w:lsdException w:name="heading 1" w:uiPriority="9" w:qFormat="1"/>
-    <w:lsdException w:name="heading 2" w:semiHidden="1" w:uiPriority="9" w:unhideWhenUsed="1" w:qFormat="1"/>
-    <w:lsdException w:name="heading 3" w:semiHidden="1" w:uiPriority="9" w:unhideWhenUsed="1" w:qFormat="1"/>
-    <w:lsdException w:name="heading 4" w:semiHidden="1" w:uiPriority="9" w:unhideWhenUsed="1" w:qFormat="1"/>
-    <w:lsdException w:name="heading 5" w:semiHidden="1" w:uiPriority="9" w:unhideWhenUsed="1" w:qFormat="1"/>
-    <w:lsdException w:name="heading 6" w:semiHidden="1" w:uiPriority="9" w:unhideWhenUsed="1" w:qFormat="1"/>
-    <w:lsdException w:name="heading 7" w:semiHidden="1" w:uiPriority="9" w:unhideWhenUsed="1" w:qFormat="1"/>
-    <w:lsdException w:name="heading 8" w:semiHidden="1" w:uiPriority="9" w:unhideWhenUsed="1" w:qFormat="1"/>
-    <w:lsdException w:name="heading 9" w:semiHidden="1" w:uiPriority="9" w:unhideWhenUsed="1" w:qFormat="1"/>
-    <w:lsdException w:name="index 1" w:semiHidden="1" w:unhideWhenUsed="1"/>
-    <w:lsdException w:name="index 2" w:semiHidden="1" w:unhideWhenUsed="1"/>
-    <w:lsdException w:name="index 3" w:semiHidden="1" w:unhideWhenUsed="1"/>
-    <w:lsdException w:name="index 4" w:semiHidden="1" w:unhideWhenUsed="1"/>
-    <w:lsdException w:name="index 5" w:semiHidden="1" w:unhideWhenUsed="1"/>
-    <w:lsdException w:name="index 6" w:semiHidden="1" w:unhideWhenUsed="1"/>
-    <w:lsdException w:name="index 7" w:semiHidden="1" w:unhideWhenUsed="1"/>
-    <w:lsdException w:name="index 8" w:semiHidden="1" w:unhideWhenUsed="1"/>
-    <w:lsdException w:name="index 9" w:semiHidden="1" w:unhideWhenUsed="1"/>
-    <w:lsdException w:name="toc 1" w:semiHidden="1" w:uiPriority="39" w:unhideWhenUsed="1"/>
-    <w:lsdException w:name="toc 2" w:semiHidden="1" w:uiPriority="39" w:unhideWhenUsed="1"/>
-    <w:lsdException w:name="toc 3" w:semiHidden="1" w:uiPriority="39" w:unhideWhenUsed="1"/>
-    <w:lsdException w:name="toc 4" w:semiHidden="1" w:uiPriority="39" w:unhideWhenUsed="1"/>
-    <w:lsdException w:name="toc 5" w:semiHidden="1" w:uiPriority="39" w:unhideWhenUsed="1"/>
-    <w:lsdException w:name="toc 6" w:semiHidden="1" w:uiPriority="39" w:unhideWhenUsed="1"/>
-    <w:lsdException w:name="toc 7" w:semiHidden="1" w:uiPriority="39" w:unhideWhenUsed="1"/>
-    <w:lsdException w:name="toc 8" w:semiHidden="1" w:uiPriority="39" w:unhideWhenUsed="1"/>
-    <w:lsdException w:name="toc 9" w:semiHidden="1" w:uiPriority="39" w:unhideWhenUsed="1"/>
-    <w:lsdException w:name="Normal Indent" w:semiHidden="1" w:unhideWhenUsed="1"/>
-    <w:lsdException w:name="footnote text" w:semiHidden="1" w:unhideWhenUsed="1"/>
-    <w:lsdException w:name="annotation text" w:semiHidden="1" w:unhideWhenUsed="1"/>
-    <w:lsdException w:name="header" w:semiHidden="1" w:unhideWhenUsed="1"/>
-    <w:lsdException w:name="footer" w:semiHidden="1" w:unhideWhenUsed="1"/>
-    <w:lsdException w:name="index heading" w:semiHidden="1" w:unhideWhenUsed="1"/>
-    <w:lsdException w:name="caption" w:semiHidden="1" w:uiPriority="35" w:unhideWhenUsed="1" w:qFormat="1"/>
-    <w:lsdException w:name="table of figures" w:semiHidden="1" w:unhideWhenUsed="1"/>
-    <w:lsdException w:name="envelope address" w:semiHidden="1" w:unhideWhenUsed="1"/>
-    <w:lsdException w:name="envelope return" w:semiHidden="1" w:unhideWhenUsed="1"/>
-    <w:lsdException w:name="footnote reference" w:semiHidden="1" w:unhideWhenUsed="1"/>
-    <w:lsdException w:name="annotation reference" w:semiHidden="1" w:unhideWhenUsed="1"/>
-    <w:lsdException w:name="line number" w:semiHidden="1" w:unhideWhenUsed="1"/>
-    <w:lsdException w:name="page number" w:semiHidden="1" w:unhideWhenUsed="1"/>
-    <w:lsdException w:name="endnote reference" w:semiHidden="1" w:unhideWhenUsed="1"/>
-    <w:lsdException w:name="endnote text" w:semiHidden="1" w:unhideWhenUsed="1"/>
-    <w:lsdException w:name="table of authorities" w:semiHidden="1" w:unhideWhenUsed="1"/>
-    <w:lsdException w:name="macro" w:semiHidden="1" w:unhideWhenUsed="1"/>
-    <w:lsdException w:name="toa heading" w:semiHidden="1" w:unhideWhenUsed="1"/>
-    <w:lsdException w:name="List" w:semiHidden="1" w:unhideWhenUsed="1"/>
-    <w:lsdException w:name="List Bullet" w:semiHidden="1" w:unhideWhenUsed="1"/>
-    <w:lsdException w:name="List Number" w:semiHidden="1" w:unhideWhenUsed="1"/>
-    <w:lsdException w:name="List 2" w:semiHidden="1" w:unhideWhenUsed="1"/>
-    <w:lsdException w:name="List 3" w:semiHidden="1" w:unhideWhenUsed="1"/>
-    <w:lsdException w:name="List 4" w:semiHidden="1" w:unhideWhenUsed="1"/>
-    <w:lsdException w:name="List 5" w:semiHidden="1" w:unhideWhenUsed="1"/>
-    <w:lsdException w:name="List Bullet 2" w:semiHidden="1" w:unhideWhenUsed="1"/>
-    <w:lsdException w:name="List Bullet 3" w:semiHidden="1" w:unhideWhenUsed="1"/>
-    <w:lsdException w:name="List Bullet 4" w:semiHidden="1" w:unhideWhenUsed="1"/>
-    <w:lsdException w:name="List Bullet 5" w:semiHidden="1" w:unhideWhenUsed="1"/>
-    <w:lsdException w:name="List Number 2" w:semiHidden="1" w:unhideWhenUsed="1"/>
-    <w:lsdException w:name="List Number 3" w:semiHidden="1" w:unhideWhenUsed="1"/>
-    <w:lsdException w:name="List Number 4" w:semiHidden="1" w:unhideWhenUsed="1"/>
-    <w:lsdException w:name="List Number 5" w:semiHidden="1" w:unhideWhenUsed="1"/>
-    <w:lsdException w:name="Title" w:uiPriority="10" w:qFormat="1"/>
-    <w:lsdException w:name="Closing" w:semiHidden="1" w:unhideWhenUsed="1"/>
-    <w:lsdException w:name="Signature" w:semiHidden="1" w:unhideWhenUsed="1"/>
-    <w:lsdException w:name="Default Paragraph Font" w:semiHidden="1" w:uiPriority="1" w:unhideWhenUsed="1"/>
-    <w:lsdException w:name="Body Text" w:semiHidden="1" w:unhideWhenUsed="1"/>
-    <w:lsdException w:name="Body Text Indent" w:semiHidden="1" w:unhideWhenUsed="1"/>
-    <w:lsdException w:name="List Continue" w:semiHidden="1" w:unhideWhenUsed="1"/>
-    <w:lsdException w:name="List Continue 2" w:semiHidden="1" w:unhideWhenUsed="1"/>
-    <w:lsdException w:name="List Continue 3" w:semiHidden="1" w:unhideWhenUsed="1"/>
-    <w:lsdException w:name="List Continue 4" w:semiHidden="1" w:unhideWhenUsed="1"/>
-    <w:lsdException w:name="List Continue 5" w:semiHidden="1" w:unhideWhenUsed="1"/>
-    <w:lsdException w:name="Message Header" w:semiHidden="1" w:unhideWhenUsed="1"/>
-    <w:lsdException w:name="Subtitle" w:uiPriority="11" w:qFormat="1"/>
-    <w:lsdException w:name="Salutation" w:semiHidden="1" w:unhideWhenUsed="1"/>
-    <w:lsdException w:name="Date" w:semiHidden="1" w:unhideWhenUsed="1"/>
-    <w:lsdException w:name="Body Text First Indent" w:semiHidden="1" w:unhideWhenUsed="1"/>
-    <w:lsdException w:name="Body Text First Indent 2" w:semiHidden="1" w:unhideWhenUsed="1"/>
-    <w:lsdException w:name="Note Heading" w:semiHidden="1" w:unhideWhenUsed="1"/>
-    <w:lsdException w:name="Body Text 2" w:semiHidden="1" w:unhideWhenUsed="1"/>
-    <w:lsdException w:name="Body Text 3" w:semiHidden="1" w:unhideWhenUsed="1"/>
-    <w:lsdException w:name="Body Text Indent 2" w:semiHidden="1" w:unhideWhenUsed="1"/>
-    <w:lsdException w:name="Body Text Indent 3" w:semiHidden="1" w:unhideWhenUsed="1"/>
-    <w:lsdException w:name="Block Text" w:semiHidden="1" w:unhideWhenUsed="1"/>
-    <w:lsdException w:name="Hyperlink" w:semiHidden="1" w:unhideWhenUsed="1"/>
-    <w:lsdException w:name="FollowedHyperlink" w:semiHidden="1" w:unhideWhenUsed="1"/>
-    <w:lsdException w:name="Strong" w:uiPriority="22" w:qFormat="1"/>
-    <w:lsdException w:name="Emphasis" w:uiPriority="20" w:qFormat="1"/>
-    <w:lsdException w:name="Document Map" w:semiHidden="1" w:unhideWhenUsed="1"/>
-    <w:lsdException w:name="Plain Text" w:semiHidden="1" w:unhideWhenUsed="1"/>
-    <w:lsdException w:name="E-mail Signature" w:semiHidden="1" w:unhideWhenUsed="1"/>
-    <w:lsdException w:name="HTML Top of Form" w:semiHidden="1" w:unhideWhenUsed="1"/>
-    <w:lsdException w:name="HTML Bottom of Form" w:semiHidden="1" w:unhideWhenUsed="1"/>
-    <w:lsdException w:name="Normal (Web)" w:semiHidden="1" w:unhideWhenUsed="1"/>
-    <w:lsdException w:name="HTML Acronym" w:semiHidden="1" w:unhideWhenUsed="1"/>
-    <w:lsdException w:name="HTML Address" w:semiHidden="1" w:unhideWhenUsed="1"/>
-    <w:lsdException w:name="HTML Cite" w:semiHidden="1" w:unhideWhenUsed="1"/>
-    <w:lsdException w:name="HTML Code" w:semiHidden="1" w:unhideWhenUsed="1"/>
-    <w:lsdException w:name="HTML Definition" w:semiHidden="1" w:unhideWhenUsed="1"/>
-    <w:lsdException w:name="HTML Keyboard" w:semiHidden="1" w:unhideWhenUsed="1"/>
-    <w:lsdException w:name="HTML Preformatted" w:semiHidden="1" w:unhideWhenUsed="1"/>
-    <w:lsdException w:name="HTML Sample" w:semiHidden="1" w:unhideWhenUsed="1"/>
-    <w:lsdException w:name="HTML Typewriter" w:semiHidden="1" w:unhideWhenUsed="1"/>
-    <w:lsdException w:name="HTML Variable" w:semiHidden="1" w:unhideWhenUsed="1"/>
-    <w:lsdException w:name="Normal Table" w:semiHidden="1" w:unhideWhenUsed="1"/>
-    <w:lsdException w:name="annotation subject" w:semiHidden="1" w:unhideWhenUsed="1"/>
-    <w:lsdException w:name="No List" w:semiHidden="1" w:unhideWhenUsed="1"/>
-    <w:lsdException w:name="Outline List 1" w:semiHidden="1" w:unhideWhenUsed="1"/>
-    <w:lsdException w:name="Outline List 2" w:semiHidden="1" w:unhideWhenUsed="1"/>
-    <w:lsdException w:name="Outline List 3" w:semiHidden="1" w:unhideWhenUsed="1"/>
-    <w:lsdException w:name="Table Simple 1" w:semiHidden="1" w:unhideWhenUsed="1"/>
-    <w:lsdException w:name="Table Simple 2" w:semiHidden="1" w:unhideWhenUsed="1"/>
-    <w:lsdException w:name="Table Simple 3" w:semiHidden="1" w:unhideWhenUsed="1"/>
-    <w:lsdException w:name="Table Classic 1" w:semiHidden="1" w:unhideWhenUsed="1"/>
-    <w:lsdException w:name="Table Classic 2" w:semiHidden="1" w:unhideWhenUsed="1"/>
-    <w:lsdException w:name="Table Classic 3" w:semiHidden="1" w:unhideWhenUsed="1"/>
-    <w:lsdException w:name="Table Classic 4" w:semiHidden="1" w:unhideWhenUsed="1"/>
-    <w:lsdException w:name="Table Colorful 1" w:semiHidden="1" w:unhideWhenUsed="1"/>
-    <w:lsdException w:name="Table Colorful 2" w:semiHidden="1" w:unhideWhenUsed="1"/>
-    <w:lsdException w:name="Table Colorful 3" w:semiHidden="1" w:unhideWhenUsed="1"/>
-    <w:lsdException w:name="Table Columns 1" w:semiHidden="1" w:unhideWhenUsed="1"/>
-    <w:lsdException w:name="Table Columns 2" w:semiHidden="1" w:unhideWhenUsed="1"/>
-    <w:lsdException w:name="Table Columns 3" w:semiHidden="1" w:unhideWhenUsed="1"/>
-    <w:lsdException w:name="Table Columns 4" w:semiHidden="1" w:unhideWhenUsed="1"/>
-    <w:lsdException w:name="Table Columns 5" w:semiHidden="1" w:unhideWhenUsed="1"/>
-    <w:lsdException w:name="Table Grid 1" w:semiHidden="1" w:unhideWhenUsed="1"/>
-    <w:lsdException w:name="Table Grid 2" w:semiHidden="1" w:unhideWhenUsed="1"/>
-    <w:lsdException w:name="Table Grid 3" w:semiHidden="1" w:unhideWhenUsed="1"/>
-    <w:lsdException w:name="Table Grid 4" w:semiHidden="1" w:unhideWhenUsed="1"/>
-    <w:lsdException w:name="Table Grid 5" w:semiHidden="1" w:unhideWhenUsed="1"/>
-    <w:lsdException w:name="Table Grid 6" w:semiHidden="1" w:unhideWhenUsed="1"/>
-    <w:lsdException w:name="Table Grid 7" w:semiHidden="1" w:unhideWhenUsed="1"/>
-    <w:lsdException w:name="Table Grid 8" w:semiHidden="1" w:unhideWhenUsed="1"/>
-    <w:lsdException w:name="Table List 1" w:semiHidden="1" w:unhideWhenUsed="1"/>
-    <w:lsdException w:name="Table List 2" w:semiHidden="1" w:unhideWhenUsed="1"/>
-    <w:lsdException w:name="Table List 3" w:semiHidden="1" w:unhideWhenUsed="1"/>
-    <w:lsdException w:name="Table List 4" w:semiHidden="1" w:unhideWhenUsed="1"/>
-    <w:lsdException w:name="Table List 5" w:semiHidden="1" w:unhideWhenUsed="1"/>
-    <w:lsdException w:name="Table List 6" w:semiHidden="1" w:unhideWhenUsed="1"/>
-    <w:lsdException w:name="Table List 7" w:semiHidden="1" w:unhideWhenUsed="1"/>
-    <w:lsdException w:name="Table List 8" w:semiHidden="1" w:unhideWhenUsed="1"/>
-    <w:lsdException w:name="Table 3D effects 1" w:semiHidden="1" w:unhideWhenUsed="1"/>
-    <w:lsdException w:name="Table 3D effects 2" w:semiHidden="1" w:unhideWhenUsed="1"/>
-    <w:lsdException w:name="Table 3D effects 3" w:semiHidden="1" w:unhideWhenUsed="1"/>
-    <w:lsdException w:name="Table Contemporary" w:semiHidden="1" w:unhideWhenUsed="1"/>
-    <w:lsdException w:name="Table Elegant" w:semiHidden="1" w:unhideWhenUsed="1"/>
-    <w:lsdException w:name="Table Professional" w:semiHidden="1" w:unhideWhenUsed="1"/>
-    <w:lsdException w:name="Table Subtle 1" w:semiHidden="1" w:unhideWhenUsed="1"/>
-    <w:lsdException w:name="Table Subtle 2" w:semiHidden="1" w:unhideWhenUsed="1"/>
-    <w:lsdException w:name="Table Web 1" w:semiHidden="1" w:unhideWhenUsed="1"/>
-    <w:lsdException w:name="Table Web 2" w:semiHidden="1" w:unhideWhenUsed="1"/>
-    <w:lsdException w:name="Table Web 3" w:semiHidden="1" w:unhideWhenUsed="1"/>
-    <w:lsdException w:name="Balloon Text" w:semiHidden="1" w:unhideWhenUsed="1"/>
-    <w:lsdException w:name="Table Grid" w:uiPriority="39"/>
-    <w:lsdException w:name="Table Theme" w:semiHidden="1" w:unhideWhenUsed="1"/>
-    <w:lsdException w:name="Placeholder Text" w:semiHidden="1"/>
-    <w:lsdException w:name="No Spacing" w:uiPriority="1" w:qFormat="1"/>
-    <w:lsdException w:name="Light Shading" w:uiPriority="60"/>
-    <w:lsdException w:name="Light List" w:uiPriority="61"/>
-    <w:lsdException w:name="Light Grid" w:uiPriority="62"/>
-    <w:lsdException w:name="Medium Shading 1" w:uiPriority="63"/>
-    <w:lsdException w:name="Medium Shading 2" w:uiPriority="64"/>
-    <w:lsdException w:name="Medium List 1" w:uiPriority="65"/>
-    <w:lsdException w:name="Medium List 2" w:uiPriority="66"/>
-    <w:lsdException w:name="Medium Grid 1" w:uiPriority="67"/>
-    <w:lsdException w:name="Medium Grid 2" w:uiPriority="68"/>
-    <w:lsdException w:name="Medium Grid 3" w:uiPriority="69"/>
-    <w:lsdException w:name="Dark List" w:uiPriority="70"/>
-    <w:lsdException w:name="Colorful Shading" w:uiPriority="71"/>
-    <w:lsdException w:name="Colorful List" w:uiPriority="72"/>
-    <w:lsdException w:name="Colorful Grid" w:uiPriority="73"/>
-    <w:lsdException w:name="Light Shading Accent 1" w:uiPriority="60"/>
-    <w:lsdException w:name="Light List Accent 1" w:uiPriority="61"/>
-    <w:lsdException w:name="Light Grid Accent 1" w:uiPriority="62"/>
-    <w:lsdException w:name="Medium Shading 1 Accent 1" w:uiPriority="63"/>
-    <w:lsdException w:name="Medium Shading 2 Accent 1" w:uiPriority="64"/>
-    <w:lsdException w:name="Medium List 1 Accent 1" w:uiPriority="65"/>
-    <w:lsdException w:name="Revision" w:semiHidden="1"/>
-    <w:lsdException w:name="List Paragraph" w:uiPriority="34" w:qFormat="1"/>
-    <w:lsdException w:name="Quote" w:uiPriority="29" w:qFormat="1"/>
-    <w:lsdException w:name="Intense Quote" w:uiPriority="30" w:qFormat="1"/>
-    <w:lsdException w:name="Medium List 2 Accent 1" w:uiPriority="66"/>
-    <w:lsdException w:name="Medium Grid 1 Accent 1" w:uiPriority="67"/>
-    <w:lsdException w:name="Medium Grid 2 Accent 1" w:uiPriority="68"/>
-    <w:lsdException w:name="Medium Grid 3 Accent 1" w:uiPriority="69"/>
-    <w:lsdException w:name="Dark List Accent 1" w:uiPriority="70"/>
-    <w:lsdException w:name="Colorful Shading Accent 1" w:uiPriority="71"/>
-    <w:lsdException w:name="Colorful List Accent 1" w:uiPriority="72"/>
-    <w:lsdException w:name="Colorful Grid Accent 1" w:uiPriority="73"/>
-    <w:lsdException w:name="Light Shading Accent 2" w:uiPriority="60"/>
-    <w:lsdException w:name="Light List Accent 2" w:uiPriority="61"/>
-    <w:lsdException w:name="Light Grid Accent 2" w:uiPriority="62"/>
-    <w:lsdException w:name="Medium Shading 1 Accent 2" w:uiPriority="63"/>
-    <w:lsdException w:name="Medium Shading 2 Accent 2" w:uiPriority="64"/>
-    <w:lsdException w:name="Medium List 1 Accent 2" w:uiPriority="65"/>
-    <w:lsdException w:name="Medium List 2 Accent 2" w:uiPriority="66"/>
-    <w:lsdException w:name="Medium Grid 1 Accent 2" w:uiPriority="67"/>
-    <w:lsdException w:name="Medium Grid 2 Accent 2" w:uiPriority="68"/>
-    <w:lsdException w:name="Medium Grid 3 Accent 2" w:uiPriority="69"/>
-    <w:lsdException w:name="Dark List Accent 2" w:uiPriority="70"/>
-    <w:lsdException w:name="Colorful Shading Accent 2" w:uiPriority="71"/>
-    <w:lsdException w:name="Colorful List Accent 2" w:uiPriority="72"/>
-    <w:lsdException w:name="Colorful Grid Accent 2" w:uiPriority="73"/>
-    <w:lsdException w:name="Light Shading Accent 3" w:uiPriority="60"/>
-    <w:lsdException w:name="Light List Accent 3" w:uiPriority="61"/>
-    <w:lsdException w:name="Light Grid Accent 3" w:uiPriority="62"/>
-    <w:lsdException w:name="Medium Shading 1 Accent 3" w:uiPriority="63"/>
-    <w:lsdException w:name="Medium Shading 2 Accent 3" w:uiPriority="64"/>
-    <w:lsdException w:name="Medium List 1 Accent 3" w:uiPriority="65"/>
-    <w:lsdException w:name="Medium List 2 Accent 3" w:uiPriority="66"/>
-    <w:lsdException w:name="Medium Grid 1 Accent 3" w:uiPriority="67"/>
-    <w:lsdException w:name="Medium Grid 2 Accent 3" w:uiPriority="68"/>
-    <w:lsdException w:name="Medium Grid 3 Accent 3" w:uiPriority="69"/>
-    <w:lsdException w:name="Dark List Accent 3" w:uiPriority="70"/>
-    <w:lsdException w:name="Colorful Shading Accent 3" w:uiPriority="71"/>
-    <w:lsdException w:name="Colorful List Accent 3" w:uiPriority="72"/>
-    <w:lsdException w:name="Colorful Grid Accent 3" w:uiPriority="73"/>
-    <w:lsdException w:name="Light Shading Accent 4" w:uiPriority="60"/>
-    <w:lsdException w:name="Light List Accent 4" w:uiPriority="61"/>
-    <w:lsdException w:name="Light Grid Accent 4" w:uiPriority="62"/>
-    <w:lsdException w:name="Medium Shading 1 Accent 4" w:uiPriority="63"/>
-    <w:lsdException w:name="Medium Shading 2 Accent 4" w:uiPriority="64"/>
-    <w:lsdException w:name="Medium List 1 Accent 4" w:uiPriority="65"/>
-    <w:lsdException w:name="Medium List 2 Accent 4" w:uiPriority="66"/>
-    <w:lsdException w:name="Medium Grid 1 Accent 4" w:uiPriority="67"/>
-    <w:lsdException w:name="Medium Grid 2 Accent 4" w:uiPriority="68"/>
-    <w:lsdException w:name="Medium Grid 3 Accent 4" w:uiPriority="69"/>
-    <w:lsdException w:name="Dark List Accent 4" w:uiPriority="70"/>
-    <w:lsdException w:name="Colorful Shading Accent 4" w:uiPriority="71"/>
-    <w:lsdException w:name="Colorful List Accent 4" w:uiPriority="72"/>
-    <w:lsdException w:name="Colorful Grid Accent 4" w:uiPriority="73"/>
-    <w:lsdException w:name="Light Shading Accent 5" w:uiPriority="60"/>
-    <w:lsdException w:name="Light List Accent 5" w:uiPriority="61"/>
-    <w:lsdException w:name="Light Grid Accent 5" w:uiPriority="62"/>
-    <w:lsdException w:name="Medium Shading 1 Accent 5" w:uiPriority="63"/>
-    <w:lsdException w:name="Medium Shading 2 Accent 5" w:uiPriority="64"/>
-    <w:lsdException w:name="Medium List 1 Accent 5" w:uiPriority="65"/>
-    <w:lsdException w:name="Medium List 2 Accent 5" w:uiPriority="66"/>
-    <w:lsdException w:name="Medium Grid 1 Accent 5" w:uiPriority="67"/>
-    <w:lsdException w:name="Medium Grid 2 Accent 5" w:uiPriority="68"/>
-    <w:lsdException w:name="Medium Grid 3 Accent 5" w:uiPriority="69"/>
-    <w:lsdException w:name="Dark List Accent 5" w:uiPriority="70"/>
-    <w:lsdException w:name="Colorful Shading Accent 5" w:uiPriority="71"/>
-    <w:lsdException w:name="Colorful List Accent 5" w:uiPriority="72"/>
-    <w:lsdException w:name="Colorful Grid Accent 5" w:uiPriority="73"/>
-    <w:lsdException w:name="Light Shading Accent 6" w:uiPriority="60"/>
-    <w:lsdException w:name="Light List Accent 6" w:uiPriority="61"/>
-    <w:lsdException w:name="Light Grid Accent 6" w:uiPriority="62"/>
-    <w:lsdException w:name="Medium Shading 1 Accent 6" w:uiPriority="63"/>
-    <w:lsdException w:name="Medium Shading 2 Accent 6" w:uiPriority="64"/>
-    <w:lsdException w:name="Medium List 1 Accent 6" w:uiPriority="65"/>
-    <w:lsdException w:name="Medium List 2 Accent 6" w:uiPriority="66"/>
-    <w:lsdException w:name="Medium Grid 1 Accent 6" w:uiPriority="67"/>
-    <w:lsdException w:name="Medium Grid 2 Accent 6" w:uiPriority="68"/>
-    <w:lsdException w:name="Medium Grid 3 Accent 6" w:uiPriority="69"/>
-    <w:lsdException w:name="Dark List Accent 6" w:uiPriority="70"/>
-    <w:lsdException w:name="Colorful Shading Accent 6" w:uiPriority="71"/>
-    <w:lsdException w:name="Colorful List Accent 6" w:uiPriority="72"/>
-    <w:lsdException w:name="Colorful Grid Accent 6" w:uiPriority="73"/>
-    <w:lsdException w:name="Subtle Emphasis" w:uiPriority="19" w:qFormat="1"/>
-    <w:lsdException w:name="Intense Emphasis" w:uiPriority="21" w:qFormat="1"/>
-    <w:lsdException w:name="Subtle Reference" w:uiPriority="31" w:qFormat="1"/>
-    <w:lsdException w:name="Intense Reference" w:uiPriority="32" w:qFormat="1"/>
-    <w:lsdException w:name="Book Title" w:uiPriority="33" w:qFormat="1"/>
-    <w:lsdException w:name="Bibliography" w:semiHidden="1" w:uiPriority="37" w:unhideWhenUsed="1"/>
-    <w:lsdException w:name="TOC Heading" w:semiHidden="1" w:uiPriority="39" w:unhideWhenUsed="1" w:qFormat="1"/>
-    <w:lsdException w:name="Plain Table 1" w:uiPriority="41"/>
-    <w:lsdException w:name="Plain Table 2" w:uiPriority="42"/>
-    <w:lsdException w:name="Plain Table 3" w:uiPriority="43"/>
-    <w:lsdException w:name="Plain Table 4" w:uiPriority="44"/>
-    <w:lsdException w:name="Plain Table 5" w:uiPriority="45"/>
-    <w:lsdException w:name="Grid Table Light" w:uiPriority="40"/>
-    <w:lsdException w:name="Grid Table 1 Light" w:uiPriority="46"/>
-    <w:lsdException w:name="Grid Table 2" w:uiPriority="47"/>
-    <w:lsdException w:name="Grid Table 3" w:uiPriority="48"/>
-    <w:lsdException w:name="Grid Table 4" w:uiPriority="49"/>
-    <w:lsdException w:name="Grid Table 5 Dark" w:uiPriority="50"/>
-    <w:lsdException w:name="Grid Table 6 Colorful" w:uiPriority="51"/>
-    <w:lsdException w:name="Grid Table 7 Colorful" w:uiPriority="52"/>
-    <w:lsdException w:name="Grid Table 1 Light Accent 1" w:uiPriority="46"/>
-    <w:lsdException w:name="Grid Table 2 Accent 1" w:uiPriority="47"/>
-    <w:lsdException w:name="Grid Table 3 Accent 1" w:uiPriority="48"/>
-    <w:lsdException w:name="Grid Table 4 Accent 1" w:uiPriority="49"/>
-    <w:lsdException w:name="Grid Table 5 Dark Accent 1" w:uiPriority="50"/>
-    <w:lsdException w:name="Grid Table 6 Colorful Accent 1" w:uiPriority="51"/>
-    <w:lsdException w:name="Grid Table 7 Colorful Accent 1" w:uiPriority="52"/>
-    <w:lsdException w:name="Grid Table 1 Light Accent 2" w:uiPriority="46"/>
-    <w:lsdException w:name="Grid Table 2 Accent 2" w:uiPriority="47"/>
-    <w:lsdException w:name="Grid Table 3 Accent 2" w:uiPriority="48"/>
-    <w:lsdException w:name="Grid Table 4 Accent 2" w:uiPriority="49"/>
-    <w:lsdException w:name="Grid Table 5 Dark Accent 2" w:uiPriority="50"/>
-    <w:lsdException w:name="Grid Table 6 Colorful Accent 2" w:uiPriority="51"/>
-    <w:lsdException w:name="Grid Table 7 Colorful Accent 2" w:uiPriority="52"/>
-    <w:lsdException w:name="Grid Table 1 Light Accent 3" w:uiPriority="46"/>
-    <w:lsdException w:name="Grid Table 2 Accent 3" w:uiPriority="47"/>
-    <w:lsdException w:name="Grid Table 3 Accent 3" w:uiPriority="48"/>
-    <w:lsdException w:name="Grid Table 4 Accent 3" w:uiPriority="49"/>
-    <w:lsdException w:name="Grid Table 5 Dark Accent 3" w:uiPriority="50"/>
-    <w:lsdException w:name="Grid Table 6 Colorful Accent 3" w:uiPriority="51"/>
-    <w:lsdException w:name="Grid Table 7 Colorful Accent 3" w:uiPriority="52"/>
-    <w:lsdException w:name="Grid Table 1 Light Accent 4" w:uiPriority="46"/>
-    <w:lsdException w:name="Grid Table 2 Accent 4" w:uiPriority="47"/>
-    <w:lsdException w:name="Grid Table 3 Accent 4" w:uiPriority="48"/>
-    <w:lsdException w:name="Grid Table 4 Accent 4" w:uiPriority="49"/>
-    <w:lsdException w:name="Grid Table 5 Dark Accent 4" w:uiPriority="50"/>
-    <w:lsdException w:name="Grid Table 6 Colorful Accent 4" w:uiPriority="51"/>
-    <w:lsdException w:name="Grid Table 7 Colorful Accent 4" w:uiPriority="52"/>
-    <w:lsdException w:name="Grid Table 1 Light Accent 5" w:uiPriority="46"/>
-    <w:lsdException w:name="Grid Table 2 Accent 5" w:uiPriority="47"/>
-    <w:lsdException w:name="Grid Table 3 Accent 5" w:uiPriority="48"/>
-    <w:lsdException w:name="Grid Table 4 Accent 5" w:uiPriority="49"/>
-    <w:lsdException w:name="Grid Table 5 Dark Accent 5" w:uiPriority="50"/>
-    <w:lsdException w:name="Grid Table 6 Colorful Accent 5" w:uiPriority="51"/>
-    <w:lsdException w:name="Grid Table 7 Colorful Accent 5" w:uiPriority="52"/>
-    <w:lsdException w:name="Grid Table 1 Light Accent 6" w:uiPriority="46"/>
-    <w:lsdException w:name="Grid Table 2 Accent 6" w:uiPriority="47"/>
-    <w:lsdException w:name="Grid Table 3 Accent 6" w:uiPriority="48"/>
-    <w:lsdException w:name="Grid Table 4 Accent 6" w:uiPriority="49"/>
-    <w:lsdException w:name="Grid Table 5 Dark Accent 6" w:uiPriority="50"/>
-    <w:lsdException w:name="Grid Table 6 Colorful Accent 6" w:uiPriority="51"/>
-    <w:lsdException w:name="Grid Table 7 Colorful Accent 6" w:uiPriority="52"/>
-    <w:lsdException w:name="List Table 1 Light" w:uiPriority="46"/>
-    <w:lsdException w:name="List Table 2" w:uiPriority="47"/>
-    <w:lsdException w:name="List Table 3" w:uiPriority="48"/>
-    <w:lsdException w:name="List Table 4" w:uiPriority="49"/>
-    <w:lsdException w:name="List Table 5 Dark" w:uiPriority="50"/>
-    <w:lsdException w:name="List Table 6 Colorful" w:uiPriority="51"/>
-    <w:lsdException w:name="List Table 7 Colorful" w:uiPriority="52"/>
-    <w:lsdException w:name="List Table 1 Light Accent 1" w:uiPriority="46"/>
-    <w:lsdException w:name="List Table 2 Accent 1" w:uiPriority="47"/>
-    <w:lsdException w:name="List Table 3 Accent 1" w:uiPriority="48"/>
-    <w:lsdException w:name="List Table 4 Accent 1" w:uiPriority="49"/>
-    <w:lsdException w:name="List Table 5 Dark Accent 1" w:uiPriority="50"/>
-    <w:lsdException w:name="List Table 6 Colorful Accent 1" w:uiPriority="51"/>
-    <w:lsdException w:name="List Table 7 Colorful Accent 1" w:uiPriority="52"/>
-    <w:lsdException w:name="List Table 1 Light Accent 2" w:uiPriority="46"/>
-    <w:lsdException w:name="List Table 2 Accent 2" w:uiPriority="47"/>
-    <w:lsdException w:name="List Table 3 Accent 2" w:uiPriority="48"/>
-    <w:lsdException w:name="List Table 4 Accent 2" w:uiPriority="49"/>
-    <w:lsdException w:name="List Table 5 Dark Accent 2" w:uiPriority="50"/>
-    <w:lsdException w:name="List Table 6 Colorful Accent 2" w:uiPriority="51"/>
-    <w:lsdException w:name="List Table 7 Colorful Accent 2" w:uiPriority="52"/>
-    <w:lsdException w:name="List Table 1 Light Accent 3" w:uiPriority="46"/>
-    <w:lsdException w:name="List Table 2 Accent 3" w:uiPriority="47"/>
-    <w:lsdException w:name="List Table 3 Accent 3" w:uiPriority="48"/>
-    <w:lsdException w:name="List Table 4 Accent 3" w:uiPriority="49"/>
-    <w:lsdException w:name="List Table 5 Dark Accent 3" w:uiPriority="50"/>
-    <w:lsdException w:name="List Table 6 Colorful Accent 3" w:uiPriority="51"/>
-    <w:lsdException w:name="List Table 7 Colorful Accent 3" w:uiPriority="52"/>
-    <w:lsdException w:name="List Table 1 Light Accent 4" w:uiPriority="46"/>
-    <w:lsdException w:name="List Table 2 Accent 4" w:uiPriority="47"/>
-    <w:lsdException w:name="List Table 3 Accent 4" w:uiPriority="48"/>
-    <w:lsdException w:name="List Table 4 Accent 4" w:uiPriority="49"/>
-    <w:lsdException w:name="List Table 5 Dark Accent 4" w:uiPriority="50"/>
-    <w:lsdException w:name="List Table 6 Colorful Accent 4" w:uiPriority="51"/>
-    <w:lsdException w:name="List Table 7 Colorful Accent 4" w:uiPriority="52"/>
-    <w:lsdException w:name="List Table 1 Light Accent 5" w:uiPriority="46"/>
-    <w:lsdException w:name="List Table 2 Accent 5" w:uiPriority="47"/>
-    <w:lsdException w:name="List Table 3 Accent 5" w:uiPriority="48"/>
-    <w:lsdException w:name="List Table 4 Accent 5" w:uiPriority="49"/>
-    <w:lsdException w:name="List Table 5 Dark Accent 5" w:uiPriority="50"/>
-    <w:lsdException w:name="List Table 6 Colorful Accent 5" w:uiPriority="51"/>
-    <w:lsdException w:name="List Table 7 Colorful Accent 5" w:uiPriority="52"/>
-    <w:lsdException w:name="List Table 1 Light Accent 6" w:uiPriority="46"/>
-    <w:lsdException w:name="List Table 2 Accent 6" w:uiPriority="47"/>
-    <w:lsdException w:name="List Table 3 Accent 6" w:uiPriority="48"/>
-    <w:lsdException w:name="List Table 4 Accent 6" w:uiPriority="49"/>
-    <w:lsdException w:name="List Table 5 Dark Accent 6" w:uiPriority="50"/>
-    <w:lsdException w:name="List Table 6 Colorful Accent 6" w:uiPriority="51"/>
-    <w:lsdException w:name="List Table 7 Colorful Accent 6" w:uiPriority="52"/>
-    <w:lsdException w:name="Mention" w:semiHidden="1" w:unhideWhenUsed="1"/>
-    <w:lsdException w:name="Smart Hyperlink" w:semiHidden="1" w:unhideWhenUsed="1"/>
-    <w:lsdException w:name="Hashtag" w:semiHidden="1" w:unhideWhenUsed="1"/>
-    <w:lsdException w:name="Unresolved Mention" w:semiHidden="1" w:unhideWhenUsed="1"/>
-    <w:lsdException w:name="Smart Link" w:semiHidden="1" w:unhideWhenUsed="1"/>
+  <w:latentStyles w:defLockedState="0" w:defUIPriority="99" w:defSemiHidden="1" w:defUnhideWhenUsed="1" w:defQFormat="0" w:count="267">
+    <w:lsdException w:name="Normal" w:semiHidden="0" w:uiPriority="0" w:unhideWhenUsed="0" w:qFormat="1"/>
+    <w:lsdException w:name="heading 1" w:semiHidden="0" w:uiPriority="9" w:unhideWhenUsed="0" w:qFormat="1"/>
+    <w:lsdException w:name="heading 2" w:uiPriority="9" w:qFormat="1"/>
+    <w:lsdException w:name="heading 3" w:uiPriority="9" w:qFormat="1"/>
+    <w:lsdException w:name="heading 4" w:uiPriority="9" w:qFormat="1"/>
+    <w:lsdException w:name="heading 5" w:uiPriority="9" w:qFormat="1"/>
+    <w:lsdException w:name="heading 6" w:uiPriority="9" w:qFormat="1"/>
+    <w:lsdException w:name="heading 7" w:uiPriority="9" w:qFormat="1"/>
+    <w:lsdException w:name="heading 8" w:uiPriority="9" w:qFormat="1"/>
+    <w:lsdException w:name="heading 9" w:uiPriority="9" w:qFormat="1"/>
+    <w:lsdException w:name="toc 1" w:uiPriority="39"/>
+    <w:lsdException w:name="toc 2" w:uiPriority="39"/>
+    <w:lsdException w:name="toc 3" w:uiPriority="39"/>
+    <w:lsdException w:name="toc 4" w:uiPriority="39"/>
+    <w:lsdException w:name="toc 5" w:uiPriority="39"/>
+    <w:lsdException w:name="toc 6" w:uiPriority="39"/>
+    <w:lsdException w:name="toc 7" w:uiPriority="39"/>
+    <w:lsdException w:name="toc 8" w:uiPriority="39"/>
+    <w:lsdException w:name="toc 9" w:uiPriority="39"/>
+    <w:lsdException w:name="caption" w:uiPriority="35" w:qFormat="1"/>
+    <w:lsdException w:name="Title" w:semiHidden="0" w:uiPriority="10" w:unhideWhenUsed="0" w:qFormat="1"/>
+    <w:lsdException w:name="Default Paragraph Font" w:uiPriority="1"/>
+    <w:lsdException w:name="Subtitle" w:semiHidden="0" w:uiPriority="11" w:unhideWhenUsed="0" w:qFormat="1"/>
+    <w:lsdException w:name="Strong" w:semiHidden="0" w:uiPriority="22" w:unhideWhenUsed="0" w:qFormat="1"/>
+    <w:lsdException w:name="Emphasis" w:semiHidden="0" w:uiPriority="20" w:unhideWhenUsed="0" w:qFormat="1"/>
+    <w:lsdException w:name="Table Grid" w:semiHidden="0" w:uiPriority="39" w:unhideWhenUsed="0"/>
+    <w:lsdException w:name="Placeholder Text" w:unhideWhenUsed="0"/>
+    <w:lsdException w:name="No Spacing" w:semiHidden="0" w:uiPriority="1" w:unhideWhenUsed="0" w:qFormat="1"/>
+    <w:lsdException w:name="Light Shading" w:semiHidden="0" w:uiPriority="60" w:unhideWhenUsed="0"/>
+    <w:lsdException w:name="Light List" w:semiHidden="0" w:uiPriority="61" w:unhideWhenUsed="0"/>
+    <w:lsdException w:name="Light Grid" w:semiHidden="0" w:uiPriority="62" w:unhideWhenUsed="0"/>
+    <w:lsdException w:name="Medium Shading 1" w:semiHidden="0" w:uiPriority="63" w:unhideWhenUsed="0"/>
+    <w:lsdException w:name="Medium Shading 2" w:semiHidden="0" w:uiPriority="64" w:unhideWhenUsed="0"/>
+    <w:lsdException w:name="Medium List 1" w:semiHidden="0" w:uiPriority="65" w:unhideWhenUsed="0"/>
+    <w:lsdException w:name="Medium List 2" w:semiHidden="0" w:uiPriority="66" w:unhideWhenUsed="0"/>
+    <w:lsdException w:name="Medium Grid 1" w:semiHidden="0" w:uiPriority="67" w:unhideWhenUsed="0"/>
+    <w:lsdException w:name="Medium Grid 2" w:semiHidden="0" w:uiPriority="68" w:unhideWhenUsed="0"/>
+    <w:lsdException w:name="Medium Grid 3" w:semiHidden="0" w:uiPriority="69" w:unhideWhenUsed="0"/>
+    <w:lsdException w:name="Dark List" w:semiHidden="0" w:uiPriority="70" w:unhideWhenUsed="0"/>
+    <w:lsdException w:name="Colorful Shading" w:semiHidden="0" w:uiPriority="71" w:unhideWhenUsed="0"/>
+    <w:lsdException w:name="Colorful List" w:semiHidden="0" w:uiPriority="72" w:unhideWhenUsed="0"/>
+    <w:lsdException w:name="Colorful Grid" w:semiHidden="0" w:uiPriority="73" w:unhideWhenUsed="0"/>
+    <w:lsdException w:name="Light Shading Accent 1" w:semiHidden="0" w:uiPriority="60" w:unhideWhenUsed="0"/>
+    <w:lsdException w:name="Light List Accent 1" w:semiHidden="0" w:uiPriority="61" w:unhideWhenUsed="0"/>
+    <w:lsdException w:name="Light Grid Accent 1" w:semiHidden="0" w:uiPriority="62" w:unhideWhenUsed="0"/>
+    <w:lsdException w:name="Medium Shading 1 Accent 1" w:semiHidden="0" w:uiPriority="63" w:unhideWhenUsed="0"/>
+    <w:lsdException w:name="Medium Shading 2 Accent 1" w:semiHidden="0" w:uiPriority="64" w:unhideWhenUsed="0"/>
+    <w:lsdException w:name="Medium List 1 Accent 1" w:semiHidden="0" w:uiPriority="65" w:unhideWhenUsed="0"/>
+    <w:lsdException w:name="Revision" w:unhideWhenUsed="0"/>
+    <w:lsdException w:name="List Paragraph" w:semiHidden="0" w:uiPriority="34" w:unhideWhenUsed="0" w:qFormat="1"/>
+    <w:lsdException w:name="Quote" w:semiHidden="0" w:uiPriority="29" w:unhideWhenUsed="0" w:qFormat="1"/>
+    <w:lsdException w:name="Intense Quote" w:semiHidden="0" w:uiPriority="30" w:unhideWhenUsed="0" w:qFormat="1"/>
+    <w:lsdException w:name="Medium List 2 Accent 1" w:semiHidden="0" w:uiPriority="66" w:unhideWhenUsed="0"/>
+    <w:lsdException w:name="Medium Grid 1 Accent 1" w:semiHidden="0" w:uiPriority="67" w:unhideWhenUsed="0"/>
+    <w:lsdException w:name="Medium Grid 2 Accent 1" w:semiHidden="0" w:uiPriority="68" w:unhideWhenUsed="0"/>
+    <w:lsdException w:name="Medium Grid 3 Accent 1" w:semiHidden="0" w:uiPriority="69" w:unhideWhenUsed="0"/>
+    <w:lsdException w:name="Dark List Accent 1" w:semiHidden="0" w:uiPriority="70" w:unhideWhenUsed="0"/>
+    <w:lsdException w:name="Colorful Shading Accent 1" w:semiHidden="0" w:uiPriority="71" w:unhideWhenUsed="0"/>
+    <w:lsdException w:name="Colorful List Accent 1" w:semiHidden="0" w:uiPriority="72" w:unhideWhenUsed="0"/>
+    <w:lsdException w:name="Colorful Grid Accent 1" w:semiHidden="0" w:uiPriority="73" w:unhideWhenUsed="0"/>
+    <w:lsdException w:name="Light Shading Accent 2" w:semiHidden="0" w:uiPriority="60" w:unhideWhenUsed="0"/>
+    <w:lsdException w:name="Light List Accent 2" w:semiHidden="0" w:uiPriority="61" w:unhideWhenUsed="0"/>
+    <w:lsdException w:name="Light Grid Accent 2" w:semiHidden="0" w:uiPriority="62" w:unhideWhenUsed="0"/>
+    <w:lsdException w:name="Medium Shading 1 Accent 2" w:semiHidden="0" w:uiPriority="63" w:unhideWhenUsed="0"/>
+    <w:lsdException w:name="Medium Shading 2 Accent 2" w:semiHidden="0" w:uiPriority="64" w:unhideWhenUsed="0"/>
+    <w:lsdException w:name="Medium List 1 Accent 2" w:semiHidden="0" w:uiPriority="65" w:unhideWhenUsed="0"/>
+    <w:lsdException w:name="Medium List 2 Accent 2" w:semiHidden="0" w:uiPriority="66" w:unhideWhenUsed="0"/>
+    <w:lsdException w:name="Medium Grid 1 Accent 2" w:semiHidden="0" w:uiPriority="67" w:unhideWhenUsed="0"/>
+    <w:lsdException w:name="Medium Grid 2 Accent 2" w:semiHidden="0" w:uiPriority="68" w:unhideWhenUsed="0"/>
+    <w:lsdException w:name="Medium Grid 3 Accent 2" w:semiHidden="0" w:uiPriority="69" w:unhideWhenUsed="0"/>
+    <w:lsdException w:name="Dark List Accent 2" w:semiHidden="0" w:uiPriority="70" w:unhideWhenUsed="0"/>
+    <w:lsdException w:name="Colorful Shading Accent 2" w:semiHidden="0" w:uiPriority="71" w:unhideWhenUsed="0"/>
+    <w:lsdException w:name="Colorful List Accent 2" w:semiHidden="0" w:uiPriority="72" w:unhideWhenUsed="0"/>
+    <w:lsdException w:name="Colorful Grid Accent 2" w:semiHidden="0" w:uiPriority="73" w:unhideWhenUsed="0"/>
+    <w:lsdException w:name="Light Shading Accent 3" w:semiHidden="0" w:uiPriority="60" w:unhideWhenUsed="0"/>
+    <w:lsdException w:name="Light List Accent 3" w:semiHidden="0" w:uiPriority="61" w:unhideWhenUsed="0"/>
+    <w:lsdException w:name="Light Grid Accent 3" w:semiHidden="0" w:uiPriority="62" w:unhideWhenUsed="0"/>
+    <w:lsdException w:name="Medium Shading 1 Accent 3" w:semiHidden="0" w:uiPriority="63" w:unhideWhenUsed="0"/>
+    <w:lsdException w:name="Medium Shading 2 Accent 3" w:semiHidden="0" w:uiPriority="64" w:unhideWhenUsed="0"/>
+    <w:lsdException w:name="Medium List 1 Accent 3" w:semiHidden="0" w:uiPriority="65" w:unhideWhenUsed="0"/>
+    <w:lsdException w:name="Medium List 2 Accent 3" w:semiHidden="0" w:uiPriority="66" w:unhideWhenUsed="0"/>
+    <w:lsdException w:name="Medium Grid 1 Accent 3" w:semiHidden="0" w:uiPriority="67" w:unhideWhenUsed="0"/>
+    <w:lsdException w:name="Medium Grid 2 Accent 3" w:semiHidden="0" w:uiPriority="68" w:unhideWhenUsed="0"/>
+    <w:lsdException w:name="Medium Grid 3 Accent 3" w:semiHidden="0" w:uiPriority="69" w:unhideWhenUsed="0"/>
+    <w:lsdException w:name="Dark List Accent 3" w:semiHidden="0" w:uiPriority="70" w:unhideWhenUsed="0"/>
+    <w:lsdException w:name="Colorful Shading Accent 3" w:semiHidden="0" w:uiPriority="71" w:unhideWhenUsed="0"/>
+    <w:lsdException w:name="Colorful List Accent 3" w:semiHidden="0" w:uiPriority="72" w:unhideWhenUsed="0"/>
+    <w:lsdException w:name="Colorful Grid Accent 3" w:semiHidden="0" w:uiPriority="73" w:unhideWhenUsed="0"/>
+    <w:lsdException w:name="Light Shading Accent 4" w:semiHidden="0" w:uiPriority="60" w:unhideWhenUsed="0"/>
+    <w:lsdException w:name="Light List Accent 4" w:semiHidden="0" w:uiPriority="61" w:unhideWhenUsed="0"/>
+    <w:lsdException w:name="Light Grid Accent 4" w:semiHidden="0" w:uiPriority="62" w:unhideWhenUsed="0"/>
+    <w:lsdException w:name="Medium Shading 1 Accent 4" w:semiHidden="0" w:uiPriority="63" w:unhideWhenUsed="0"/>
+    <w:lsdException w:name="Medium Shading 2 Accent 4" w:semiHidden="0" w:uiPriority="64" w:unhideWhenUsed="0"/>
+    <w:lsdException w:name="Medium List 1 Accent 4" w:semiHidden="0" w:uiPriority="65" w:unhideWhenUsed="0"/>
+    <w:lsdException w:name="Medium List 2 Accent 4" w:semiHidden="0" w:uiPriority="66" w:unhideWhenUsed="0"/>
+    <w:lsdException w:name="Medium Grid 1 Accent 4" w:semiHidden="0" w:uiPriority="67" w:unhideWhenUsed="0"/>
+    <w:lsdException w:name="Medium Grid 2 Accent 4" w:semiHidden="0" w:uiPriority="68" w:unhideWhenUsed="0"/>
+    <w:lsdException w:name="Medium Grid 3 Accent 4" w:semiHidden="0" w:uiPriority="69" w:unhideWhenUsed="0"/>
+    <w:lsdException w:name="Dark List Accent 4" w:semiHidden="0" w:uiPriority="70" w:unhideWhenUsed="0"/>
+    <w:lsdException w:name="Colorful Shading Accent 4" w:semiHidden="0" w:uiPriority="71" w:unhideWhenUsed="0"/>
+    <w:lsdException w:name="Colorful List Accent 4" w:semiHidden="0" w:uiPriority="72" w:unhideWhenUsed="0"/>
+    <w:lsdException w:name="Colorful Grid Accent 4" w:semiHidden="0" w:uiPriority="73" w:unhideWhenUsed="0"/>
+    <w:lsdException w:name="Light Shading Accent 5" w:semiHidden="0" w:uiPriority="60" w:unhideWhenUsed="0"/>
+    <w:lsdException w:name="Light List Accent 5" w:semiHidden="0" w:uiPriority="61" w:unhideWhenUsed="0"/>
+    <w:lsdException w:name="Light Grid Accent 5" w:semiHidden="0" w:uiPriority="62" w:unhideWhenUsed="0"/>
+    <w:lsdException w:name="Medium Shading 1 Accent 5" w:semiHidden="0" w:uiPriority="63" w:unhideWhenUsed="0"/>
+    <w:lsdException w:name="Medium Shading 2 Accent 5" w:semiHidden="0" w:uiPriority="64" w:unhideWhenUsed="0"/>
+    <w:lsdException w:name="Medium List 1 Accent 5" w:semiHidden="0" w:uiPriority="65" w:unhideWhenUsed="0"/>
+    <w:lsdException w:name="Medium List 2 Accent 5" w:semiHidden="0" w:uiPriority="66" w:unhideWhenUsed="0"/>
+    <w:lsdException w:name="Medium Grid 1 Accent 5" w:semiHidden="0" w:uiPriority="67" w:unhideWhenUsed="0"/>
+    <w:lsdException w:name="Medium Grid 2 Accent 5" w:semiHidden="0" w:uiPriority="68" w:unhideWhenUsed="0"/>
+    <w:lsdException w:name="Medium Grid 3 Accent 5" w:semiHidden="0" w:uiPriority="69" w:unhideWhenUsed="0"/>
+    <w:lsdException w:name="Dark List Accent 5" w:semiHidden="0" w:uiPriority="70" w:unhideWhenUsed="0"/>
+    <w:lsdException w:name="Colorful Shading Accent 5" w:semiHidden="0" w:uiPriority="71" w:unhideWhenUsed="0"/>
+    <w:lsdException w:name="Colorful List Accent 5" w:semiHidden="0" w:uiPriority="72" w:unhideWhenUsed="0"/>
+    <w:lsdException w:name="Colorful Grid Accent 5" w:semiHidden="0" w:uiPriority="73" w:unhideWhenUsed="0"/>
+    <w:lsdException w:name="Light Shading Accent 6" w:semiHidden="0" w:uiPriority="60" w:unhideWhenUsed="0"/>
+    <w:lsdException w:name="Light List Accent 6" w:semiHidden="0" w:uiPriority="61" w:unhideWhenUsed="0"/>
+    <w:lsdException w:name="Light Grid Accent 6" w:semiHidden="0" w:uiPriority="62" w:unhideWhenUsed="0"/>
+    <w:lsdException w:name="Medium Shading 1 Accent 6" w:semiHidden="0" w:uiPriority="63" w:unhideWhenUsed="0"/>
+    <w:lsdException w:name="Medium Shading 2 Accent 6" w:semiHidden="0" w:uiPriority="64" w:unhideWhenUsed="0"/>
+    <w:lsdException w:name="Medium List 1 Accent 6" w:semiHidden="0" w:uiPriority="65" w:unhideWhenUsed="0"/>
+    <w:lsdException w:name="Medium List 2 Accent 6" w:semiHidden="0" w:uiPriority="66" w:unhideWhenUsed="0"/>
+    <w:lsdException w:name="Medium Grid 1 Accent 6" w:semiHidden="0" w:uiPriority="67" w:unhideWhenUsed="0"/>
+    <w:lsdException w:name="Medium Grid 2 Accent 6" w:semiHidden="0" w:uiPriority="68" w:unhideWhenUsed="0"/>
+    <w:lsdException w:name="Medium Grid 3 Accent 6" w:semiHidden="0" w:uiPriority="69" w:unhideWhenUsed="0"/>
+    <w:lsdException w:name="Dark List Accent 6" w:semiHidden="0" w:uiPriority="70" w:unhideWhenUsed="0"/>
+    <w:lsdException w:name="Colorful Shading Accent 6" w:semiHidden="0" w:uiPriority="71" w:unhideWhenUsed="0"/>
+    <w:lsdException w:name="Colorful List Accent 6" w:semiHidden="0" w:uiPriority="72" w:unhideWhenUsed="0"/>
+    <w:lsdException w:name="Colorful Grid Accent 6" w:semiHidden="0" w:uiPriority="73" w:unhideWhenUsed="0"/>
+    <w:lsdException w:name="Subtle Emphasis" w:semiHidden="0" w:uiPriority="19" w:unhideWhenUsed="0" w:qFormat="1"/>
+    <w:lsdException w:name="Intense Emphasis" w:semiHidden="0" w:uiPriority="21" w:unhideWhenUsed="0" w:qFormat="1"/>
+    <w:lsdException w:name="Subtle Reference" w:semiHidden="0" w:uiPriority="31" w:unhideWhenUsed="0" w:qFormat="1"/>
+    <w:lsdException w:name="Intense Reference" w:semiHidden="0" w:uiPriority="32" w:unhideWhenUsed="0" w:qFormat="1"/>
+    <w:lsdException w:name="Book Title" w:semiHidden="0" w:uiPriority="33" w:unhideWhenUsed="0" w:qFormat="1"/>
+    <w:lsdException w:name="Bibliography" w:uiPriority="37"/>
+    <w:lsdException w:name="TOC Heading" w:uiPriority="39" w:qFormat="1"/>
+  </w:latentStyles>
+  <w:style w:type="paragraph" w:default="1" w:styleId="Normal">
+    <w:name w:val="Normal"/>
+    <w:qFormat/>
+  </w:style>
+  <w:style w:type="paragraph" w:styleId="Heading1">
+    <w:name w:val="heading 1"/>
+    <w:uiPriority w:val="9"/>
+    <w:qFormat/>
+    <w:pPr>
+      <w:outlineLvl w:val="0"/>
+    </w:pPr>
+    <w:rPr>
+      <w:color w:val="2E74B5"/>
+      <w:sz w:val="32"/>
+      <w:szCs w:val="32"/>
+    </w:rPr>
+  </w:style>
+  <w:style w:type="paragraph" w:styleId="Heading2">
+    <w:name w:val="heading 2"/>
+    <w:uiPriority w:val="9"/>
+    <w:semiHidden/>
+    <w:unhideWhenUsed/>
+    <w:qFormat/>
+    <w:pPr>
+      <w:outlineLvl w:val="1"/>
+    </w:pPr>
+    <w:rPr>
+      <w:color w:val="2E74B5"/>
+      <w:sz w:val="26"/>
+      <w:szCs w:val="26"/>
+    </w:rPr>
+  </w:style>
+  <w:style w:type="paragraph" w:styleId="Heading3">
+    <w:name w:val="heading 3"/>
+    <w:uiPriority w:val="9"/>
+    <w:semiHidden/>
+    <w:unhideWhenUsed/>
+    <w:qFormat/>
+    <w:pPr>
+      <w:outlineLvl w:val="2"/>
+    </w:pPr>
+    <w:rPr>
+      <w:color w:val="1F4D78"/>
+      <w:sz w:val="24"/>
+      <w:szCs w:val="24"/>
+    </w:rPr>
+  </w:style>
+  <w:style w:type="paragraph" w:styleId="Heading4">
+    <w:name w:val="heading 4"/>
+    <w:uiPriority w:val="9"/>
+    <w:semiHidden/>
+    <w:unhideWhenUsed/>
+    <w:qFormat/>
+    <w:pPr>
+      <w:outlineLvl w:val="3"/>
+    </w:pPr>
+    <w:rPr>
+      <w:i/>
+      <w:iCs/>
+      <w:color w:val="2E74B5"/>
+    </w:rPr>
+  </w:style>
+  <w:style w:type="paragraph" w:styleId="Heading5">
+    <w:name w:val="heading 5"/>
+    <w:uiPriority w:val="9"/>
+    <w:semiHidden/>
+    <w:unhideWhenUsed/>
+    <w:qFormat/>
+    <w:pPr>
+      <w:outlineLvl w:val="4"/>
+    </w:pPr>
+    <w:rPr>
+      <w:color w:val="2E74B5"/>
+    </w:rPr>
+  </w:style>
+  <w:style w:type="paragraph" w:styleId="Heading6">
+    <w:name w:val="heading 6"/>
+    <w:uiPriority w:val="9"/>
+    <w:semiHidden/>
+    <w:unhideWhenUsed/>
+    <w:qFormat/>
+    <w:pPr>
+      <w:outlineLvl w:val="5"/>
+    </w:pPr>
+    <w:rPr>
+      <w:color w:val="1F4D78"/>
+    </w:rPr>
+  </w:style>
+  <w:style w:type="character" w:default="1" w:styleId="DefaultParagraphFont">
+    <w:name w:val="Default Paragraph Font"/>
+    <w:uiPriority w:val="1"/>
+    <w:semiHidden/>
+    <w:unhideWhenUsed/>
+  </w:style>
+  <w:style w:type="table" w:default="1" w:styleId="TableNormal">
+    <w:name w:val="Normal Table"/>
+    <w:uiPriority w:val="99"/>
+    <w:semiHidden/>
+    <w:unhideWhenUsed/>
+    <w:tblPr>
+      <w:tblInd w:w="0" w:type="dxa"/>
+      <w:tblCellMar>
+        <w:top w:w="0" w:type="dxa"/>
+        <w:left w:w="108" w:type="dxa"/>
+        <w:bottom w:w="0" w:type="dxa"/>
+        <w:right w:w="108" w:type="dxa"/>
+      </w:tblCellMar>
+    </w:tblPr>
+  </w:style>
+  <w:style w:type="numbering" w:default="1" w:styleId="NoList">
+    <w:name w:val="No List"/>
+    <w:uiPriority w:val="99"/>
+    <w:semiHidden/>
+    <w:unhideWhenUsed/>
+  </w:style>
+  <w:style w:type="paragraph" w:styleId="Title">
+    <w:name w:val="Title"/>
+    <w:uiPriority w:val="10"/>
+    <w:qFormat/>
+    <w:rPr>
+      <w:sz w:val="56"/>
+      <w:szCs w:val="56"/>
+    </w:rPr>
+  </w:style>
+  <w:style w:type="paragraph" w:customStyle="1" w:styleId="Strong1">
+    <w:name w:val="Strong1"/>
+    <w:qFormat/>
+    <w:rPr>
+      <w:b/>
+      <w:bCs/>
+    </w:rPr>
+  </w:style>
+  <w:style w:type="paragraph" w:styleId="ListParagraph">
+    <w:name w:val="List Paragraph"/>
+    <w:qFormat/>
+  </w:style>
+  <w:style w:type="character" w:styleId="Hyperlink">
+    <w:name w:val="Hyperlink"/>
+    <w:uiPriority w:val="99"/>
+    <w:unhideWhenUsed/>
+    <w:rPr>
+      <w:color w:val="0563C1"/>
+      <w:u w:val="single"/>
+    </w:rPr>
+  </w:style>
+  <w:style w:type="character" w:styleId="FootnoteReference">
+    <w:name w:val="footnote reference"/>
+    <w:uiPriority w:val="99"/>
+    <w:semiHidden/>
+    <w:unhideWhenUsed/>
+    <w:rPr>
+      <w:vertAlign w:val="superscript"/>
+    </w:rPr>
+  </w:style>
+  <w:style w:type="paragraph" w:styleId="FootnoteText">
+    <w:name w:val="footnote text"/>
+    <w:link w:val="FootnoteTextChar"/>
+    <w:uiPriority w:val="99"/>
+    <w:semiHidden/>
+    <w:unhideWhenUsed/>
+  </w:style>
+  <w:style w:type="character" w:customStyle="1" w:styleId="FootnoteTextChar">
+    <w:name w:val="Footnote Text Char"/>
+    <w:link w:val="FootnoteText"/>
+    <w:uiPriority w:val="99"/>
+    <w:semiHidden/>
+    <w:unhideWhenUsed/>
+    <w:rPr>
+      <w:sz w:val="20"/>
+      <w:szCs w:val="20"/>
+    </w:rPr>
+  </w:style>
+</w:styles>
+</file>
+
+<file path=word/stylesWithEffects.xml><?xml version="1.0" encoding="utf-8"?>
+<w:styles xmlns:wpc="http://schemas.microsoft.com/office/word/2010/wordprocessingCanvas" xmlns:mc="http://schemas.openxmlformats.org/markup-compatibility/2006" xmlns:o="urn:schemas-microsoft-com:office:office" xmlns:r="http://schemas.openxmlformats.org/officeDocument/2006/relationships" xmlns:m="http://schemas.openxmlformats.org/officeDocument/2006/math" xmlns:v="urn:schemas-microsoft-com:vml" xmlns:wp14="http://schemas.microsoft.com/office/word/2010/wordprocessingDrawing" xmlns:wp="http://schemas.openxmlformats.org/drawingml/2006/wordprocessingDrawing" xmlns:w10="urn:schemas-microsoft-com:office:word" xmlns:w="http://schemas.openxmlformats.org/wordprocessingml/2006/main" xmlns:w14="http://schemas.microsoft.com/office/word/2010/wordml" xmlns:wpg="http://schemas.microsoft.com/office/word/2010/wordprocessingGroup" xmlns:wpi="http://schemas.microsoft.com/office/word/2010/wordprocessingInk" xmlns:wne="http://schemas.microsoft.com/office/word/2006/wordml" xmlns:wps="http://schemas.microsoft.com/office/word/2010/wordprocessingShape" mc:Ignorable="w14 wp14">
+  <w:docDefaults>
+    <w:rPrDefault>
+      <w:rPr>
+        <w:rFonts w:ascii="Times New Roman" w:eastAsia="Times New Roman" w:hAnsi="Times New Roman" w:cs="Times New Roman"/>
+        <w:lang w:val="en-US" w:eastAsia="en-US" w:bidi="ar-SA"/>
+      </w:rPr>
+    </w:rPrDefault>
+    <w:pPrDefault/>
+  </w:docDefaults>
+  <w:latentStyles w:defLockedState="0" w:defUIPriority="99" w:defSemiHidden="1" w:defUnhideWhenUsed="1" w:defQFormat="0" w:count="267">
+    <w:lsdException w:name="Normal" w:semiHidden="0" w:uiPriority="0" w:unhideWhenUsed="0" w:qFormat="1"/>
+    <w:lsdException w:name="heading 1" w:semiHidden="0" w:uiPriority="9" w:unhideWhenUsed="0" w:qFormat="1"/>
+    <w:lsdException w:name="heading 2" w:uiPriority="9" w:qFormat="1"/>
+    <w:lsdException w:name="heading 3" w:uiPriority="9" w:qFormat="1"/>
+    <w:lsdException w:name="heading 4" w:uiPriority="9" w:qFormat="1"/>
+    <w:lsdException w:name="heading 5" w:uiPriority="9" w:qFormat="1"/>
+    <w:lsdException w:name="heading 6" w:uiPriority="9" w:qFormat="1"/>
+    <w:lsdException w:name="heading 7" w:uiPriority="9" w:qFormat="1"/>
+    <w:lsdException w:name="heading 8" w:uiPriority="9" w:qFormat="1"/>
+    <w:lsdException w:name="heading 9" w:uiPriority="9" w:qFormat="1"/>
+    <w:lsdException w:name="toc 1" w:uiPriority="39"/>
+    <w:lsdException w:name="toc 2" w:uiPriority="39"/>
+    <w:lsdException w:name="toc 3" w:uiPriority="39"/>
+    <w:lsdException w:name="toc 4" w:uiPriority="39"/>
+    <w:lsdException w:name="toc 5" w:uiPriority="39"/>
+    <w:lsdException w:name="toc 6" w:uiPriority="39"/>
+    <w:lsdException w:name="toc 7" w:uiPriority="39"/>
+    <w:lsdException w:name="toc 8" w:uiPriority="39"/>
+    <w:lsdException w:name="toc 9" w:uiPriority="39"/>
+    <w:lsdException w:name="caption" w:uiPriority="35" w:qFormat="1"/>
+    <w:lsdException w:name="Title" w:semiHidden="0" w:uiPriority="10" w:unhideWhenUsed="0" w:qFormat="1"/>
+    <w:lsdException w:name="Default Paragraph Font" w:uiPriority="1"/>
+    <w:lsdException w:name="Subtitle" w:semiHidden="0" w:uiPriority="11" w:unhideWhenUsed="0" w:qFormat="1"/>
+    <w:lsdException w:name="Strong" w:semiHidden="0" w:uiPriority="22" w:unhideWhenUsed="0" w:qFormat="1"/>
+    <w:lsdException w:name="Emphasis" w:semiHidden="0" w:uiPriority="20" w:unhideWhenUsed="0" w:qFormat="1"/>
+    <w:lsdException w:name="Table Grid" w:semiHidden="0" w:uiPriority="39" w:unhideWhenUsed="0"/>
+    <w:lsdException w:name="Placeholder Text" w:unhideWhenUsed="0"/>
+    <w:lsdException w:name="No Spacing" w:semiHidden="0" w:uiPriority="1" w:unhideWhenUsed="0" w:qFormat="1"/>
+    <w:lsdException w:name="Light Shading" w:semiHidden="0" w:uiPriority="60" w:unhideWhenUsed="0"/>
+    <w:lsdException w:name="Light List" w:semiHidden="0" w:uiPriority="61" w:unhideWhenUsed="0"/>
+    <w:lsdException w:name="Light Grid" w:semiHidden="0" w:uiPriority="62" w:unhideWhenUsed="0"/>
+    <w:lsdException w:name="Medium Shading 1" w:semiHidden="0" w:uiPriority="63" w:unhideWhenUsed="0"/>
+    <w:lsdException w:name="Medium Shading 2" w:semiHidden="0" w:uiPriority="64" w:unhideWhenUsed="0"/>
+    <w:lsdException w:name="Medium List 1" w:semiHidden="0" w:uiPriority="65" w:unhideWhenUsed="0"/>
+    <w:lsdException w:name="Medium List 2" w:semiHidden="0" w:uiPriority="66" w:unhideWhenUsed="0"/>
+    <w:lsdException w:name="Medium Grid 1" w:semiHidden="0" w:uiPriority="67" w:unhideWhenUsed="0"/>
+    <w:lsdException w:name="Medium Grid 2" w:semiHidden="0" w:uiPriority="68" w:unhideWhenUsed="0"/>
+    <w:lsdException w:name="Medium Grid 3" w:semiHidden="0" w:uiPriority="69" w:unhideWhenUsed="0"/>
+    <w:lsdException w:name="Dark List" w:semiHidden="0" w:uiPriority="70" w:unhideWhenUsed="0"/>
+    <w:lsdException w:name="Colorful Shading" w:semiHidden="0" w:uiPriority="71" w:unhideWhenUsed="0"/>
+    <w:lsdException w:name="Colorful List" w:semiHidden="0" w:uiPriority="72" w:unhideWhenUsed="0"/>
+    <w:lsdException w:name="Colorful Grid" w:semiHidden="0" w:uiPriority="73" w:unhideWhenUsed="0"/>
+    <w:lsdException w:name="Light Shading Accent 1" w:semiHidden="0" w:uiPriority="60" w:unhideWhenUsed="0"/>
+    <w:lsdException w:name="Light List Accent 1" w:semiHidden="0" w:uiPriority="61" w:unhideWhenUsed="0"/>
+    <w:lsdException w:name="Light Grid Accent 1" w:semiHidden="0" w:uiPriority="62" w:unhideWhenUsed="0"/>
+    <w:lsdException w:name="Medium Shading 1 Accent 1" w:semiHidden="0" w:uiPriority="63" w:unhideWhenUsed="0"/>
+    <w:lsdException w:name="Medium Shading 2 Accent 1" w:semiHidden="0" w:uiPriority="64" w:unhideWhenUsed="0"/>
+    <w:lsdException w:name="Medium List 1 Accent 1" w:semiHidden="0" w:uiPriority="65" w:unhideWhenUsed="0"/>
+    <w:lsdException w:name="Revision" w:unhideWhenUsed="0"/>
+    <w:lsdException w:name="List Paragraph" w:semiHidden="0" w:uiPriority="34" w:unhideWhenUsed="0" w:qFormat="1"/>
+    <w:lsdException w:name="Quote" w:semiHidden="0" w:uiPriority="29" w:unhideWhenUsed="0" w:qFormat="1"/>
+    <w:lsdException w:name="Intense Quote" w:semiHidden="0" w:uiPriority="30" w:unhideWhenUsed="0" w:qFormat="1"/>
+    <w:lsdException w:name="Medium List 2 Accent 1" w:semiHidden="0" w:uiPriority="66" w:unhideWhenUsed="0"/>
+    <w:lsdException w:name="Medium Grid 1 Accent 1" w:semiHidden="0" w:uiPriority="67" w:unhideWhenUsed="0"/>
+    <w:lsdException w:name="Medium Grid 2 Accent 1" w:semiHidden="0" w:uiPriority="68" w:unhideWhenUsed="0"/>
+    <w:lsdException w:name="Medium Grid 3 Accent 1" w:semiHidden="0" w:uiPriority="69" w:unhideWhenUsed="0"/>
+    <w:lsdException w:name="Dark List Accent 1" w:semiHidden="0" w:uiPriority="70" w:unhideWhenUsed="0"/>
+    <w:lsdException w:name="Colorful Shading Accent 1" w:semiHidden="0" w:uiPriority="71" w:unhideWhenUsed="0"/>
+    <w:lsdException w:name="Colorful List Accent 1" w:semiHidden="0" w:uiPriority="72" w:unhideWhenUsed="0"/>
+    <w:lsdException w:name="Colorful Grid Accent 1" w:semiHidden="0" w:uiPriority="73" w:unhideWhenUsed="0"/>
+    <w:lsdException w:name="Light Shading Accent 2" w:semiHidden="0" w:uiPriority="60" w:unhideWhenUsed="0"/>
+    <w:lsdException w:name="Light List Accent 2" w:semiHidden="0" w:uiPriority="61" w:unhideWhenUsed="0"/>
+    <w:lsdException w:name="Light Grid Accent 2" w:semiHidden="0" w:uiPriority="62" w:unhideWhenUsed="0"/>
+    <w:lsdException w:name="Medium Shading 1 Accent 2" w:semiHidden="0" w:uiPriority="63" w:unhideWhenUsed="0"/>
+    <w:lsdException w:name="Medium Shading 2 Accent 2" w:semiHidden="0" w:uiPriority="64" w:unhideWhenUsed="0"/>
+    <w:lsdException w:name="Medium List 1 Accent 2" w:semiHidden="0" w:uiPriority="65" w:unhideWhenUsed="0"/>
+    <w:lsdException w:name="Medium List 2 Accent 2" w:semiHidden="0" w:uiPriority="66" w:unhideWhenUsed="0"/>
+    <w:lsdException w:name="Medium Grid 1 Accent 2" w:semiHidden="0" w:uiPriority="67" w:unhideWhenUsed="0"/>
+    <w:lsdException w:name="Medium Grid 2 Accent 2" w:semiHidden="0" w:uiPriority="68" w:unhideWhenUsed="0"/>
+    <w:lsdException w:name="Medium Grid 3 Accent 2" w:semiHidden="0" w:uiPriority="69" w:unhideWhenUsed="0"/>
+    <w:lsdException w:name="Dark List Accent 2" w:semiHidden="0" w:uiPriority="70" w:unhideWhenUsed="0"/>
+    <w:lsdException w:name="Colorful Shading Accent 2" w:semiHidden="0" w:uiPriority="71" w:unhideWhenUsed="0"/>
+    <w:lsdException w:name="Colorful List Accent 2" w:semiHidden="0" w:uiPriority="72" w:unhideWhenUsed="0"/>
+    <w:lsdException w:name="Colorful Grid Accent 2" w:semiHidden="0" w:uiPriority="73" w:unhideWhenUsed="0"/>
+    <w:lsdException w:name="Light Shading Accent 3" w:semiHidden="0" w:uiPriority="60" w:unhideWhenUsed="0"/>
+    <w:lsdException w:name="Light List Accent 3" w:semiHidden="0" w:uiPriority="61" w:unhideWhenUsed="0"/>
+    <w:lsdException w:name="Light Grid Accent 3" w:semiHidden="0" w:uiPriority="62" w:unhideWhenUsed="0"/>
+    <w:lsdException w:name="Medium Shading 1 Accent 3" w:semiHidden="0" w:uiPriority="63" w:unhideWhenUsed="0"/>
+    <w:lsdException w:name="Medium Shading 2 Accent 3" w:semiHidden="0" w:uiPriority="64" w:unhideWhenUsed="0"/>
+    <w:lsdException w:name="Medium List 1 Accent 3" w:semiHidden="0" w:uiPriority="65" w:unhideWhenUsed="0"/>
+    <w:lsdException w:name="Medium List 2 Accent 3" w:semiHidden="0" w:uiPriority="66" w:unhideWhenUsed="0"/>
+    <w:lsdException w:name="Medium Grid 1 Accent 3" w:semiHidden="0" w:uiPriority="67" w:unhideWhenUsed="0"/>
+    <w:lsdException w:name="Medium Grid 2 Accent 3" w:semiHidden="0" w:uiPriority="68" w:unhideWhenUsed="0"/>
+    <w:lsdException w:name="Medium Grid 3 Accent 3" w:semiHidden="0" w:uiPriority="69" w:unhideWhenUsed="0"/>
+    <w:lsdException w:name="Dark List Accent 3" w:semiHidden="0" w:uiPriority="70" w:unhideWhenUsed="0"/>
+    <w:lsdException w:name="Colorful Shading Accent 3" w:semiHidden="0" w:uiPriority="71" w:unhideWhenUsed="0"/>
+    <w:lsdException w:name="Colorful List Accent 3" w:semiHidden="0" w:uiPriority="72" w:unhideWhenUsed="0"/>
+    <w:lsdException w:name="Colorful Grid Accent 3" w:semiHidden="0" w:uiPriority="73" w:unhideWhenUsed="0"/>
+    <w:lsdException w:name="Light Shading Accent 4" w:semiHidden="0" w:uiPriority="60" w:unhideWhenUsed="0"/>
+    <w:lsdException w:name="Light List Accent 4" w:semiHidden="0" w:uiPriority="61" w:unhideWhenUsed="0"/>
+    <w:lsdException w:name="Light Grid Accent 4" w:semiHidden="0" w:uiPriority="62" w:unhideWhenUsed="0"/>
+    <w:lsdException w:name="Medium Shading 1 Accent 4" w:semiHidden="0" w:uiPriority="63" w:unhideWhenUsed="0"/>
+    <w:lsdException w:name="Medium Shading 2 Accent 4" w:semiHidden="0" w:uiPriority="64" w:unhideWhenUsed="0"/>
+    <w:lsdException w:name="Medium List 1 Accent 4" w:semiHidden="0" w:uiPriority="65" w:unhideWhenUsed="0"/>
+    <w:lsdException w:name="Medium List 2 Accent 4" w:semiHidden="0" w:uiPriority="66" w:unhideWhenUsed="0"/>
+    <w:lsdException w:name="Medium Grid 1 Accent 4" w:semiHidden="0" w:uiPriority="67" w:unhideWhenUsed="0"/>
+    <w:lsdException w:name="Medium Grid 2 Accent 4" w:semiHidden="0" w:uiPriority="68" w:unhideWhenUsed="0"/>
+    <w:lsdException w:name="Medium Grid 3 Accent 4" w:semiHidden="0" w:uiPriority="69" w:unhideWhenUsed="0"/>
+    <w:lsdException w:name="Dark List Accent 4" w:semiHidden="0" w:uiPriority="70" w:unhideWhenUsed="0"/>
+    <w:lsdException w:name="Colorful Shading Accent 4" w:semiHidden="0" w:uiPriority="71" w:unhideWhenUsed="0"/>
+    <w:lsdException w:name="Colorful List Accent 4" w:semiHidden="0" w:uiPriority="72" w:unhideWhenUsed="0"/>
+    <w:lsdException w:name="Colorful Grid Accent 4" w:semiHidden="0" w:uiPriority="73" w:unhideWhenUsed="0"/>
+    <w:lsdException w:name="Light Shading Accent 5" w:semiHidden="0" w:uiPriority="60" w:unhideWhenUsed="0"/>
+    <w:lsdException w:name="Light List Accent 5" w:semiHidden="0" w:uiPriority="61" w:unhideWhenUsed="0"/>
+    <w:lsdException w:name="Light Grid Accent 5" w:semiHidden="0" w:uiPriority="62" w:unhideWhenUsed="0"/>
+    <w:lsdException w:name="Medium Shading 1 Accent 5" w:semiHidden="0" w:uiPriority="63" w:unhideWhenUsed="0"/>
+    <w:lsdException w:name="Medium Shading 2 Accent 5" w:semiHidden="0" w:uiPriority="64" w:unhideWhenUsed="0"/>
+    <w:lsdException w:name="Medium List 1 Accent 5" w:semiHidden="0" w:uiPriority="65" w:unhideWhenUsed="0"/>
+    <w:lsdException w:name="Medium List 2 Accent 5" w:semiHidden="0" w:uiPriority="66" w:unhideWhenUsed="0"/>
+    <w:lsdException w:name="Medium Grid 1 Accent 5" w:semiHidden="0" w:uiPriority="67" w:unhideWhenUsed="0"/>
+    <w:lsdException w:name="Medium Grid 2 Accent 5" w:semiHidden="0" w:uiPriority="68" w:unhideWhenUsed="0"/>
+    <w:lsdException w:name="Medium Grid 3 Accent 5" w:semiHidden="0" w:uiPriority="69" w:unhideWhenUsed="0"/>
+    <w:lsdException w:name="Dark List Accent 5" w:semiHidden="0" w:uiPriority="70" w:unhideWhenUsed="0"/>
+    <w:lsdException w:name="Colorful Shading Accent 5" w:semiHidden="0" w:uiPriority="71" w:unhideWhenUsed="0"/>
+    <w:lsdException w:name="Colorful List Accent 5" w:semiHidden="0" w:uiPriority="72" w:unhideWhenUsed="0"/>
+    <w:lsdException w:name="Colorful Grid Accent 5" w:semiHidden="0" w:uiPriority="73" w:unhideWhenUsed="0"/>
+    <w:lsdException w:name="Light Shading Accent 6" w:semiHidden="0" w:uiPriority="60" w:unhideWhenUsed="0"/>
+    <w:lsdException w:name="Light List Accent 6" w:semiHidden="0" w:uiPriority="61" w:unhideWhenUsed="0"/>
+    <w:lsdException w:name="Light Grid Accent 6" w:semiHidden="0" w:uiPriority="62" w:unhideWhenUsed="0"/>
+    <w:lsdException w:name="Medium Shading 1 Accent 6" w:semiHidden="0" w:uiPriority="63" w:unhideWhenUsed="0"/>
+    <w:lsdException w:name="Medium Shading 2 Accent 6" w:semiHidden="0" w:uiPriority="64" w:unhideWhenUsed="0"/>
+    <w:lsdException w:name="Medium List 1 Accent 6" w:semiHidden="0" w:uiPriority="65" w:unhideWhenUsed="0"/>
+    <w:lsdException w:name="Medium List 2 Accent 6" w:semiHidden="0" w:uiPriority="66" w:unhideWhenUsed="0"/>
+    <w:lsdException w:name="Medium Grid 1 Accent 6" w:semiHidden="0" w:uiPriority="67" w:unhideWhenUsed="0"/>
+    <w:lsdException w:name="Medium Grid 2 Accent 6" w:semiHidden="0" w:uiPriority="68" w:unhideWhenUsed="0"/>
+    <w:lsdException w:name="Medium Grid 3 Accent 6" w:semiHidden="0" w:uiPriority="69" w:unhideWhenUsed="0"/>
+    <w:lsdException w:name="Dark List Accent 6" w:semiHidden="0" w:uiPriority="70" w:unhideWhenUsed="0"/>
+    <w:lsdException w:name="Colorful Shading Accent 6" w:semiHidden="0" w:uiPriority="71" w:unhideWhenUsed="0"/>
+    <w:lsdException w:name="Colorful List Accent 6" w:semiHidden="0" w:uiPriority="72" w:unhideWhenUsed="0"/>
+    <w:lsdException w:name="Colorful Grid Accent 6" w:semiHidden="0" w:uiPriority="73" w:unhideWhenUsed="0"/>
+    <w:lsdException w:name="Subtle Emphasis" w:semiHidden="0" w:uiPriority="19" w:unhideWhenUsed="0" w:qFormat="1"/>
+    <w:lsdException w:name="Intense Emphasis" w:semiHidden="0" w:uiPriority="21" w:unhideWhenUsed="0" w:qFormat="1"/>
+    <w:lsdException w:name="Subtle Reference" w:semiHidden="0" w:uiPriority="31" w:unhideWhenUsed="0" w:qFormat="1"/>
+    <w:lsdException w:name="Intense Reference" w:semiHidden="0" w:uiPriority="32" w:unhideWhenUsed="0" w:qFormat="1"/>
+    <w:lsdException w:name="Book Title" w:semiHidden="0" w:uiPriority="33" w:unhideWhenUsed="0" w:qFormat="1"/>
+    <w:lsdException w:name="Bibliography" w:uiPriority="37"/>
+    <w:lsdException w:name="TOC Heading" w:uiPriority="39" w:qFormat="1"/>
   </w:latentStyles>
   <w:style w:type="paragraph" w:default="1" w:styleId="Normal">
     <w:name w:val="Normal"/>
@@ -3105,7 +4093,7 @@
   <a:extraClrSchemeLst/>
   <a:extLst>
     <a:ext uri="{05A4C25C-085E-4340-85A3-A5531E510DB2}">
-      <thm15:themeFamily xmlns:thm15="http://schemas.microsoft.com/office/thememl/2012/main" name="Office Theme" id="{2E142A2C-CD16-42D6-873A-C26D2A0506FA}" vid="{1BDDFF52-6CD6-40A5-AB3C-68EB2F1E4D0A}"/>
+      <thm15:themeFamily xmlns:thm15="http://schemas.microsoft.com/office/thememl/2012/main" xmlns="" name="Office Theme" id="{2E142A2C-CD16-42D6-873A-C26D2A0506FA}" vid="{1BDDFF52-6CD6-40A5-AB3C-68EB2F1E4D0A}"/>
     </a:ext>
   </a:extLst>
 </a:theme>

--- a/Richard/DevOps/Richard_Bozeman.docx
+++ b/Richard/DevOps/Richard_Bozeman.docx
@@ -44,10 +44,35 @@
           <w:sz w:val="19"/>
           <w:szCs w:val="19"/>
         </w:rPr>
-        <w:t>richard.bozeman.1992@outlook.com | linkedin.com/in/richard-bozeman-0a8b9a3a6 | Florida, United States | +</w:t>
-      </w:r>
-      <w:bookmarkStart w:id="0" w:name="_GoBack"/>
-      <w:bookmarkEnd w:id="0"/>
+        <w:t>richardbozemandev@outlook.com</w:t>
+      </w:r>
+      <w:r>
+        <w:rPr>
+          <w:rFonts w:ascii="Arial" w:eastAsia="Arial" w:hAnsi="Arial" w:cs="Arial"/>
+          <w:color w:val="4B5563"/>
+          <w:sz w:val="19"/>
+          <w:szCs w:val="19"/>
+        </w:rPr>
+        <w:t xml:space="preserve"> | </w:t>
+      </w:r>
+      <w:r>
+        <w:rPr>
+          <w:rFonts w:ascii="Arial" w:eastAsia="Arial" w:hAnsi="Arial" w:cs="Arial"/>
+          <w:color w:val="4B5563"/>
+          <w:sz w:val="19"/>
+          <w:szCs w:val="19"/>
+        </w:rPr>
+        <w:t>https://www.linkedin.com/in/richard-bozeman-b627703b1</w:t>
+      </w:r>
+      <w:r>
+        <w:rPr>
+          <w:rFonts w:ascii="Arial" w:eastAsia="Arial" w:hAnsi="Arial" w:cs="Arial"/>
+          <w:color w:val="4B5563"/>
+          <w:sz w:val="19"/>
+          <w:szCs w:val="19"/>
+        </w:rPr>
+        <w:t>| Florida, United States    +</w:t>
+      </w:r>
       <w:r>
         <w:rPr>
           <w:rFonts w:ascii="Arial" w:eastAsia="Arial" w:hAnsi="Arial" w:cs="Arial"/>
@@ -65,6 +90,8 @@
         </w:pBdr>
         <w:spacing w:before="120" w:after="80"/>
       </w:pPr>
+      <w:bookmarkStart w:id="0" w:name="_GoBack"/>
+      <w:bookmarkEnd w:id="0"/>
       <w:r>
         <w:rPr>
           <w:b/>
@@ -88,8 +115,9 @@
           <w:sz w:val="21"/>
           <w:szCs w:val="21"/>
         </w:rPr>
-        <w:t>Senior Software Engineer who ships reliable software, improves systems, and occasionally</w:t>
-      </w:r>
+        <w:t xml:space="preserve">Senior Software Engineer who ships reliable software, improves systems, and occasionally argues with CI/CD until it admits defeat. I build products and platforms end-to-end: backend services, APIs, cloud infrastructure, </w:t>
+      </w:r>
+      <w:proofErr w:type="spellStart"/>
       <w:r>
         <w:rPr>
           <w:rFonts w:ascii="Arial" w:eastAsia="Arial" w:hAnsi="Arial" w:cs="Arial"/>
@@ -97,9 +125,9 @@
           <w:sz w:val="21"/>
           <w:szCs w:val="21"/>
         </w:rPr>
-        <w:t xml:space="preserve"> argues with CI/CD until it admits defeat. I build products and platforms end-to-end: backend services, APIs, cloud infrastructure, </w:t>
-      </w:r>
-      <w:proofErr w:type="spellStart"/>
+        <w:t>observability</w:t>
+      </w:r>
+      <w:proofErr w:type="spellEnd"/>
       <w:r>
         <w:rPr>
           <w:rFonts w:ascii="Arial" w:eastAsia="Arial" w:hAnsi="Arial" w:cs="Arial"/>
@@ -107,9 +135,9 @@
           <w:sz w:val="21"/>
           <w:szCs w:val="21"/>
         </w:rPr>
-        <w:t>observability</w:t>
-      </w:r>
-      <w:proofErr w:type="spellEnd"/>
+        <w:t xml:space="preserve">, and the glue that keeps everything from falling apart at 2 AM. I’m big on clean architecture, pragmatic engineering, and making systems boring (the highest compliment in production). What you can expect from me: scalable services and well-designed APIs, cloud + </w:t>
+      </w:r>
+      <w:proofErr w:type="spellStart"/>
       <w:r>
         <w:rPr>
           <w:rFonts w:ascii="Arial" w:eastAsia="Arial" w:hAnsi="Arial" w:cs="Arial"/>
@@ -117,8 +145,9 @@
           <w:sz w:val="21"/>
           <w:szCs w:val="21"/>
         </w:rPr>
-        <w:t>, and the glue that keeps everything from falling apart at 2 AM. I’m big on clean architecture, pragmatic engin</w:t>
-      </w:r>
+        <w:t>DevOps</w:t>
+      </w:r>
+      <w:proofErr w:type="spellEnd"/>
       <w:r>
         <w:rPr>
           <w:rFonts w:ascii="Arial" w:eastAsia="Arial" w:hAnsi="Arial" w:cs="Arial"/>
@@ -126,36 +155,7 @@
           <w:sz w:val="21"/>
           <w:szCs w:val="21"/>
         </w:rPr>
-        <w:t xml:space="preserve">eering, and making systems boring (the highest compliment in production). What you can expect from me: scalable services and well-designed APIs, cloud + </w:t>
-      </w:r>
-      <w:proofErr w:type="spellStart"/>
-      <w:r>
-        <w:rPr>
-          <w:rFonts w:ascii="Arial" w:eastAsia="Arial" w:hAnsi="Arial" w:cs="Arial"/>
-          <w:color w:val="111111"/>
-          <w:sz w:val="21"/>
-          <w:szCs w:val="21"/>
-        </w:rPr>
-        <w:t>DevOps</w:t>
-      </w:r>
-      <w:proofErr w:type="spellEnd"/>
-      <w:r>
-        <w:rPr>
-          <w:rFonts w:ascii="Arial" w:eastAsia="Arial" w:hAnsi="Arial" w:cs="Arial"/>
-          <w:color w:val="111111"/>
-          <w:sz w:val="21"/>
-          <w:szCs w:val="21"/>
-        </w:rPr>
-        <w:t xml:space="preserve"> mindset (automation over heroics), performance/security/reliability baked in, strong ownership a</w:t>
-      </w:r>
-      <w:r>
-        <w:rPr>
-          <w:rFonts w:ascii="Arial" w:eastAsia="Arial" w:hAnsi="Arial" w:cs="Arial"/>
-          <w:color w:val="111111"/>
-          <w:sz w:val="21"/>
-          <w:szCs w:val="21"/>
-        </w:rPr>
-        <w:t>nd clear communication, mentoring and pragmatic reviews, and steady delivery without drama.</w:t>
+        <w:t xml:space="preserve"> mindset (automation over heroics), performance/security/reliability baked in, strong ownership and clear communication, mentoring and pragmatic reviews, and steady delivery without drama.</w:t>
       </w:r>
     </w:p>
     <w:p>
@@ -280,18 +280,7 @@
                 <w:sz w:val="19"/>
                 <w:szCs w:val="19"/>
               </w:rPr>
-              <w:t>, rollout plans, rollback st</w:t>
-            </w:r>
-            <w:r>
-              <w:rPr>
-                <w:rFonts w:ascii="Arial" w:eastAsia="Arial" w:hAnsi="Arial" w:cs="Arial"/>
-                <w:b/>
-                <w:bCs/>
-                <w:color w:val="111111"/>
-                <w:sz w:val="19"/>
-                <w:szCs w:val="19"/>
-              </w:rPr>
-              <w:t>rategy, hotfix workflow)</w:t>
+              <w:t>, rollout plans, rollback strategy, hotfix workflow)</w:t>
             </w:r>
           </w:p>
         </w:tc>
@@ -444,18 +433,7 @@
                 <w:sz w:val="19"/>
                 <w:szCs w:val="19"/>
               </w:rPr>
-              <w:t xml:space="preserve"> Fundamentals (deployments, services, ing</w:t>
-            </w:r>
-            <w:r>
-              <w:rPr>
-                <w:rFonts w:ascii="Arial" w:eastAsia="Arial" w:hAnsi="Arial" w:cs="Arial"/>
-                <w:b/>
-                <w:bCs/>
-                <w:color w:val="111111"/>
-                <w:sz w:val="19"/>
-                <w:szCs w:val="19"/>
-              </w:rPr>
-              <w:t xml:space="preserve">ress, </w:t>
+              <w:t xml:space="preserve"> Fundamentals (deployments, services, ingress, </w:t>
             </w:r>
             <w:proofErr w:type="spellStart"/>
             <w:r>
@@ -606,18 +584,7 @@
                 <w:sz w:val="19"/>
                 <w:szCs w:val="19"/>
               </w:rPr>
-              <w:t xml:space="preserve"> Foundations (structu</w:t>
-            </w:r>
-            <w:r>
-              <w:rPr>
-                <w:rFonts w:ascii="Arial" w:eastAsia="Arial" w:hAnsi="Arial" w:cs="Arial"/>
-                <w:b/>
-                <w:bCs/>
-                <w:color w:val="111111"/>
-                <w:sz w:val="19"/>
-                <w:szCs w:val="19"/>
-              </w:rPr>
-              <w:t>red logging, metrics, traces, SLOs/SLIs, dashboards)</w:t>
+              <w:t xml:space="preserve"> Foundations (structured logging, metrics, traces, SLOs/SLIs, dashboards)</w:t>
             </w:r>
           </w:p>
         </w:tc>
@@ -733,18 +700,7 @@
                 <w:sz w:val="19"/>
                 <w:szCs w:val="19"/>
               </w:rPr>
-              <w:t xml:space="preserve">Performance &amp; </w:t>
-            </w:r>
-            <w:r>
-              <w:rPr>
-                <w:rFonts w:ascii="Arial" w:eastAsia="Arial" w:hAnsi="Arial" w:cs="Arial"/>
-                <w:b/>
-                <w:bCs/>
-                <w:color w:val="111111"/>
-                <w:sz w:val="19"/>
-                <w:szCs w:val="19"/>
-              </w:rPr>
-              <w:t>Scalability (latency budgets, capacity thinking, load testing approaches)</w:t>
+              <w:t>Performance &amp; Scalability (latency budgets, capacity thinking, load testing approaches)</w:t>
             </w:r>
           </w:p>
         </w:tc>
@@ -806,18 +762,7 @@
                 <w:sz w:val="19"/>
                 <w:szCs w:val="19"/>
               </w:rPr>
-              <w:t>Security-First Delivery (least privilege, secure defaults, dependency hygiene, audit readin</w:t>
-            </w:r>
-            <w:r>
-              <w:rPr>
-                <w:rFonts w:ascii="Arial" w:eastAsia="Arial" w:hAnsi="Arial" w:cs="Arial"/>
-                <w:b/>
-                <w:bCs/>
-                <w:color w:val="111111"/>
-                <w:sz w:val="19"/>
-                <w:szCs w:val="19"/>
-              </w:rPr>
-              <w:t>ess)</w:t>
+              <w:t>Security-First Delivery (least privilege, secure defaults, dependency hygiene, audit readiness)</w:t>
             </w:r>
           </w:p>
         </w:tc>
@@ -907,18 +852,7 @@
                 <w:sz w:val="19"/>
                 <w:szCs w:val="19"/>
               </w:rPr>
-              <w:t>Production Debugging &amp; Root-Cause Analysis (log-first workflow, reproduction disc</w:t>
-            </w:r>
-            <w:r>
-              <w:rPr>
-                <w:rFonts w:ascii="Arial" w:eastAsia="Arial" w:hAnsi="Arial" w:cs="Arial"/>
-                <w:b/>
-                <w:bCs/>
-                <w:color w:val="111111"/>
-                <w:sz w:val="19"/>
-                <w:szCs w:val="19"/>
-              </w:rPr>
-              <w:t>ipline)</w:t>
+              <w:t>Production Debugging &amp; Root-Cause Analysis (log-first workflow, reproduction discipline)</w:t>
             </w:r>
           </w:p>
         </w:tc>
@@ -1058,18 +992,7 @@
                 <w:sz w:val="19"/>
                 <w:szCs w:val="19"/>
               </w:rPr>
-              <w:t>Performance Tuning &amp; Latency Reduction (profiling, caching strategy, N+1 elim</w:t>
-            </w:r>
-            <w:r>
-              <w:rPr>
-                <w:rFonts w:ascii="Arial" w:eastAsia="Arial" w:hAnsi="Arial" w:cs="Arial"/>
-                <w:b/>
-                <w:bCs/>
-                <w:color w:val="111111"/>
-                <w:sz w:val="19"/>
-                <w:szCs w:val="19"/>
-              </w:rPr>
-              <w:t>ination)</w:t>
+              <w:t>Performance Tuning &amp; Latency Reduction (profiling, caching strategy, N+1 elimination)</w:t>
             </w:r>
           </w:p>
         </w:tc>
@@ -1209,18 +1132,7 @@
                 <w:sz w:val="19"/>
                 <w:szCs w:val="19"/>
               </w:rPr>
-              <w:t xml:space="preserve"> (pipelines, variable groups, environments</w:t>
-            </w:r>
-            <w:r>
-              <w:rPr>
-                <w:rFonts w:ascii="Arial" w:eastAsia="Arial" w:hAnsi="Arial" w:cs="Arial"/>
-                <w:b/>
-                <w:bCs/>
-                <w:color w:val="111111"/>
-                <w:sz w:val="19"/>
-                <w:szCs w:val="19"/>
-              </w:rPr>
-              <w:t>, approvals, release governance)</w:t>
+              <w:t xml:space="preserve"> (pipelines, variable groups, environments, approvals, release governance)</w:t>
             </w:r>
           </w:p>
         </w:tc>
@@ -1362,18 +1274,7 @@
                 <w:sz w:val="19"/>
                 <w:szCs w:val="19"/>
               </w:rPr>
-              <w:t xml:space="preserve"> (metrics instrumentation </w:t>
-            </w:r>
-            <w:r>
-              <w:rPr>
-                <w:rFonts w:ascii="Arial" w:eastAsia="Arial" w:hAnsi="Arial" w:cs="Arial"/>
-                <w:b/>
-                <w:bCs/>
-                <w:color w:val="111111"/>
-                <w:sz w:val="19"/>
-                <w:szCs w:val="19"/>
-              </w:rPr>
-              <w:t>concepts, dashboards, alert thresholds)</w:t>
+              <w:t xml:space="preserve"> (metrics instrumentation concepts, dashboards, alert thresholds)</w:t>
             </w:r>
           </w:p>
         </w:tc>
@@ -1476,18 +1377,7 @@
                 <w:sz w:val="19"/>
                 <w:szCs w:val="19"/>
               </w:rPr>
-              <w:t>Clean Architecture &amp; Maintainable Boundari</w:t>
-            </w:r>
-            <w:r>
-              <w:rPr>
-                <w:rFonts w:ascii="Arial" w:eastAsia="Arial" w:hAnsi="Arial" w:cs="Arial"/>
-                <w:b/>
-                <w:bCs/>
-                <w:color w:val="111111"/>
-                <w:sz w:val="19"/>
-                <w:szCs w:val="19"/>
-              </w:rPr>
-              <w:t>es (modules, layering, dependency direction)</w:t>
+              <w:t>Clean Architecture &amp; Maintainable Boundaries (modules, layering, dependency direction)</w:t>
             </w:r>
           </w:p>
         </w:tc>
@@ -1579,18 +1469,7 @@
                 <w:sz w:val="19"/>
                 <w:szCs w:val="19"/>
               </w:rPr>
-              <w:t>Incremental Refactoring &amp; Technical Debt Re</w:t>
-            </w:r>
-            <w:r>
-              <w:rPr>
-                <w:rFonts w:ascii="Arial" w:eastAsia="Arial" w:hAnsi="Arial" w:cs="Arial"/>
-                <w:b/>
-                <w:bCs/>
-                <w:color w:val="111111"/>
-                <w:sz w:val="19"/>
-                <w:szCs w:val="19"/>
-              </w:rPr>
-              <w:t>duction (small safe steps, measurable outcomes)</w:t>
+              <w:t>Incremental Refactoring &amp; Technical Debt Reduction (small safe steps, measurable outcomes)</w:t>
             </w:r>
           </w:p>
         </w:tc>
@@ -1745,18 +1624,7 @@
           <w:sz w:val="23"/>
           <w:szCs w:val="23"/>
         </w:rPr>
-        <w:t xml:space="preserve">Senior </w:t>
-      </w:r>
-      <w:r>
-        <w:rPr>
-          <w:rFonts w:ascii="Arial" w:eastAsia="Arial" w:hAnsi="Arial" w:cs="Arial"/>
-          <w:b/>
-          <w:bCs/>
-          <w:color w:val="111111"/>
-          <w:sz w:val="23"/>
-          <w:szCs w:val="23"/>
-        </w:rPr>
-        <w:t>Software Engineer</w:t>
+        <w:t>Senior Software Engineer</w:t>
       </w:r>
     </w:p>
     <w:p>
@@ -1812,14 +1680,7 @@
           <w:rFonts w:ascii="Arial" w:eastAsia="Arial" w:hAnsi="Arial" w:cs="Arial"/>
           <w:color w:val="111111"/>
         </w:rPr>
-        <w:t xml:space="preserve">-minded delivery across multiple product areas by converting vague stakeholder needs into scoped technical plans, measurable acceptance criteria, and release steps </w:t>
-      </w:r>
-      <w:r>
-        <w:rPr>
-          <w:rFonts w:ascii="Arial" w:eastAsia="Arial" w:hAnsi="Arial" w:cs="Arial"/>
-          <w:color w:val="111111"/>
-        </w:rPr>
-        <w:t>that reduced surprise work late in the cycle.</w:t>
+        <w:t>-minded delivery across multiple product areas by converting vague stakeholder needs into scoped technical plans, measurable acceptance criteria, and release steps that reduced surprise work late in the cycle.</w:t>
       </w:r>
     </w:p>
     <w:p>
@@ -1834,14 +1695,7 @@
           <w:color w:val="111111"/>
         </w:rPr>
         <w:lastRenderedPageBreak/>
-        <w:t>- Built and refined CI/CD workflows to make deployments repeatable and low-drama, emphasizing deterministic builds, artifact promotion, and safeguards that prevented partial rollouts from becoming production fi</w:t>
-      </w:r>
-      <w:r>
-        <w:rPr>
-          <w:rFonts w:ascii="Arial" w:eastAsia="Arial" w:hAnsi="Arial" w:cs="Arial"/>
-          <w:color w:val="111111"/>
-        </w:rPr>
-        <w:t>re drills.</w:t>
+        <w:t>- Built and refined CI/CD workflows to make deployments repeatable and low-drama, emphasizing deterministic builds, artifact promotion, and safeguards that prevented partial rollouts from becoming production fire drills.</w:t>
       </w:r>
     </w:p>
     <w:p>
@@ -1877,14 +1731,7 @@
           <w:rFonts w:ascii="Arial" w:eastAsia="Arial" w:hAnsi="Arial" w:cs="Arial"/>
           <w:color w:val="111111"/>
         </w:rPr>
-        <w:t>obser</w:t>
-      </w:r>
-      <w:r>
-        <w:rPr>
-          <w:rFonts w:ascii="Arial" w:eastAsia="Arial" w:hAnsi="Arial" w:cs="Arial"/>
-          <w:color w:val="111111"/>
-        </w:rPr>
-        <w:t>vability</w:t>
+        <w:t>observability</w:t>
       </w:r>
       <w:proofErr w:type="spellEnd"/>
       <w:r>
@@ -1906,14 +1753,7 @@
           <w:rFonts w:ascii="Arial" w:eastAsia="Arial" w:hAnsi="Arial" w:cs="Arial"/>
           <w:color w:val="111111"/>
         </w:rPr>
-        <w:t>- Improved reliability by redesigning failur</w:t>
-      </w:r>
-      <w:r>
-        <w:rPr>
-          <w:rFonts w:ascii="Arial" w:eastAsia="Arial" w:hAnsi="Arial" w:cs="Arial"/>
-          <w:color w:val="111111"/>
-        </w:rPr>
-        <w:t>e paths and timeouts to behave consistently under load, ensuring downstream dependencies failed fast and upstream callers received clear, user-safe errors rather than noisy cascades.</w:t>
+        <w:t>- Improved reliability by redesigning failure paths and timeouts to behave consistently under load, ensuring downstream dependencies failed fast and upstream callers received clear, user-safe errors rather than noisy cascades.</w:t>
       </w:r>
     </w:p>
     <w:p>
@@ -1943,56 +1783,35 @@
           <w:rFonts w:ascii="Arial" w:eastAsia="Arial" w:hAnsi="Arial" w:cs="Arial"/>
           <w:color w:val="111111"/>
         </w:rPr>
-        <w:t xml:space="preserve"> steps into automa</w:t>
-      </w:r>
-      <w:r>
-        <w:rPr>
-          <w:rFonts w:ascii="Arial" w:eastAsia="Arial" w:hAnsi="Arial" w:cs="Arial"/>
-          <w:color w:val="111111"/>
-        </w:rPr>
-        <w:t>tion and scripts, so routine maintenance and incident mitigation became a documented button-click instead of a late-night tribal-knowledge ritual.</w:t>
-      </w:r>
-    </w:p>
-    <w:p>
-      <w:pPr>
-        <w:spacing w:after="40"/>
-        <w:ind w:left="240"/>
-        <w:jc w:val="both"/>
-      </w:pPr>
-      <w:r>
-        <w:rPr>
-          <w:rFonts w:ascii="Arial" w:eastAsia="Arial" w:hAnsi="Arial" w:cs="Arial"/>
-          <w:color w:val="111111"/>
-        </w:rPr>
-        <w:t>- Owned release readiness by coordinating change windows, verifying rollout prerequisites, and ensuring rollb</w:t>
-      </w:r>
-      <w:r>
-        <w:rPr>
-          <w:rFonts w:ascii="Arial" w:eastAsia="Arial" w:hAnsi="Arial" w:cs="Arial"/>
-          <w:color w:val="111111"/>
-        </w:rPr>
-        <w:t>ack options were tested, which reduced deployment anxiety and made production behavior boring in the best way.</w:t>
-      </w:r>
-    </w:p>
-    <w:p>
-      <w:pPr>
-        <w:spacing w:after="40"/>
-        <w:ind w:left="240"/>
-        <w:jc w:val="both"/>
-      </w:pPr>
-      <w:r>
-        <w:rPr>
-          <w:rFonts w:ascii="Arial" w:eastAsia="Arial" w:hAnsi="Arial" w:cs="Arial"/>
-          <w:color w:val="111111"/>
-        </w:rPr>
-        <w:t xml:space="preserve">- Strengthened security posture through least-privilege access patterns, safe configuration handling, and dependency hygiene habits that lowered </w:t>
-      </w:r>
-      <w:r>
-        <w:rPr>
-          <w:rFonts w:ascii="Arial" w:eastAsia="Arial" w:hAnsi="Arial" w:cs="Arial"/>
-          <w:color w:val="111111"/>
-        </w:rPr>
-        <w:t xml:space="preserve">risk without blocking delivery or creating </w:t>
+        <w:t xml:space="preserve"> steps into automation and scripts, so routine maintenance and incident mitigation became a documented button-click instead of a late-night tribal-knowledge ritual.</w:t>
+      </w:r>
+    </w:p>
+    <w:p>
+      <w:pPr>
+        <w:spacing w:after="40"/>
+        <w:ind w:left="240"/>
+        <w:jc w:val="both"/>
+      </w:pPr>
+      <w:r>
+        <w:rPr>
+          <w:rFonts w:ascii="Arial" w:eastAsia="Arial" w:hAnsi="Arial" w:cs="Arial"/>
+          <w:color w:val="111111"/>
+        </w:rPr>
+        <w:t>- Owned release readiness by coordinating change windows, verifying rollout prerequisites, and ensuring rollback options were tested, which reduced deployment anxiety and made production behavior boring in the best way.</w:t>
+      </w:r>
+    </w:p>
+    <w:p>
+      <w:pPr>
+        <w:spacing w:after="40"/>
+        <w:ind w:left="240"/>
+        <w:jc w:val="both"/>
+      </w:pPr>
+      <w:r>
+        <w:rPr>
+          <w:rFonts w:ascii="Arial" w:eastAsia="Arial" w:hAnsi="Arial" w:cs="Arial"/>
+          <w:color w:val="111111"/>
+        </w:rPr>
+        <w:t xml:space="preserve">- Strengthened security posture through least-privilege access patterns, safe configuration handling, and dependency hygiene habits that lowered risk without blocking delivery or creating </w:t>
       </w:r>
       <w:proofErr w:type="gramStart"/>
       <w:r>
@@ -2022,14 +1841,7 @@
           <w:rFonts w:ascii="Arial" w:eastAsia="Arial" w:hAnsi="Arial" w:cs="Arial"/>
           <w:color w:val="111111"/>
         </w:rPr>
-        <w:t>- Partnered closely with product and QA to align test strategy with risk, focusing on integration coverage for critical paths so the pipeline caught real regressions instead of only validating hap</w:t>
-      </w:r>
-      <w:r>
-        <w:rPr>
-          <w:rFonts w:ascii="Arial" w:eastAsia="Arial" w:hAnsi="Arial" w:cs="Arial"/>
-          <w:color w:val="111111"/>
-        </w:rPr>
-        <w:t>py-path unit behavior.</w:t>
+        <w:t>- Partnered closely with product and QA to align test strategy with risk, focusing on integration coverage for critical paths so the pipeline caught real regressions instead of only validating happy-path unit behavior.</w:t>
       </w:r>
     </w:p>
     <w:p>
@@ -2057,14 +1869,7 @@
           <w:rFonts w:ascii="Arial" w:eastAsia="Arial" w:hAnsi="Arial" w:cs="Arial"/>
           <w:color w:val="111111"/>
         </w:rPr>
-        <w:t xml:space="preserve">- Guided architectural decisions </w:t>
-      </w:r>
-      <w:r>
-        <w:rPr>
-          <w:rFonts w:ascii="Arial" w:eastAsia="Arial" w:hAnsi="Arial" w:cs="Arial"/>
-          <w:color w:val="111111"/>
-        </w:rPr>
-        <w:t xml:space="preserve">toward maintainable boundaries, keeping components loosely coupled and easier to operate, so teams could ship features without turning deployments into delicate </w:t>
+        <w:t xml:space="preserve">- Guided architectural decisions toward maintainable boundaries, keeping components loosely coupled and easier to operate, so teams could ship features without turning deployments into delicate </w:t>
       </w:r>
       <w:proofErr w:type="spellStart"/>
       <w:r>
@@ -2094,14 +1899,7 @@
           <w:rFonts w:ascii="Arial" w:eastAsia="Arial" w:hAnsi="Arial" w:cs="Arial"/>
           <w:color w:val="111111"/>
         </w:rPr>
-        <w:t>- Mentored engineers through reviews and pairing by emphasizing operational think</w:t>
-      </w:r>
-      <w:r>
-        <w:rPr>
-          <w:rFonts w:ascii="Arial" w:eastAsia="Arial" w:hAnsi="Arial" w:cs="Arial"/>
-          <w:color w:val="111111"/>
-        </w:rPr>
-        <w:t>ing, clear contracts, and safe rollout habits, improving team consistency without slowing momentum or adding needless bureaucracy.</w:t>
+        <w:t>- Mentored engineers through reviews and pairing by emphasizing operational thinking, clear contracts, and safe rollout habits, improving team consistency without slowing momentum or adding needless bureaucracy.</w:t>
       </w:r>
     </w:p>
     <w:p>
@@ -2131,14 +1929,7 @@
           <w:rFonts w:ascii="Arial" w:eastAsia="Arial" w:hAnsi="Arial" w:cs="Arial"/>
           <w:color w:val="111111"/>
         </w:rPr>
-        <w:t>, staging, and production, which made incidents</w:t>
-      </w:r>
-      <w:r>
-        <w:rPr>
-          <w:rFonts w:ascii="Arial" w:eastAsia="Arial" w:hAnsi="Arial" w:cs="Arial"/>
-          <w:color w:val="111111"/>
-        </w:rPr>
-        <w:t xml:space="preserve"> easier to reproduce and reduced the “works on my machine” comedy festival.</w:t>
+        <w:t>, staging, and production, which made incidents easier to reproduce and reduced the “works on my machine” comedy festival.</w:t>
       </w:r>
     </w:p>
     <w:p>
@@ -2168,14 +1959,7 @@
           <w:rFonts w:ascii="Arial" w:eastAsia="Arial" w:hAnsi="Arial" w:cs="Arial"/>
           <w:color w:val="111111"/>
         </w:rPr>
-        <w:t xml:space="preserve"> updates, and targeted fixes that stuc</w:t>
-      </w:r>
-      <w:r>
-        <w:rPr>
-          <w:rFonts w:ascii="Arial" w:eastAsia="Arial" w:hAnsi="Arial" w:cs="Arial"/>
-          <w:color w:val="111111"/>
-        </w:rPr>
-        <w:t>k rather than being forgotten.</w:t>
+        <w:t xml:space="preserve"> updates, and targeted fixes that stuck rather than being forgotten.</w:t>
       </w:r>
     </w:p>
     <w:p>
@@ -2226,8 +2010,277 @@
           <w:sz w:val="21"/>
           <w:szCs w:val="21"/>
         </w:rPr>
-        <w:t xml:space="preserve">High </w:t>
-      </w:r>
+        <w:t>High Touch Technologies</w:t>
+      </w:r>
+    </w:p>
+    <w:p>
+      <w:r>
+        <w:rPr>
+          <w:rFonts w:ascii="Arial" w:eastAsia="Arial" w:hAnsi="Arial" w:cs="Arial"/>
+          <w:color w:val="4B5563"/>
+          <w:sz w:val="19"/>
+          <w:szCs w:val="19"/>
+        </w:rPr>
+        <w:t>December 2018 - April 2021 | Kansas, United States</w:t>
+      </w:r>
+    </w:p>
+    <w:p>
+      <w:pPr>
+        <w:spacing w:after="40"/>
+        <w:ind w:left="240"/>
+        <w:jc w:val="both"/>
+      </w:pPr>
+      <w:r>
+        <w:rPr>
+          <w:rFonts w:ascii="Arial" w:eastAsia="Arial" w:hAnsi="Arial" w:cs="Arial"/>
+          <w:color w:val="111111"/>
+        </w:rPr>
+        <w:t xml:space="preserve">- Delivered backend enhancements with a </w:t>
+      </w:r>
+      <w:proofErr w:type="spellStart"/>
+      <w:r>
+        <w:rPr>
+          <w:rFonts w:ascii="Arial" w:eastAsia="Arial" w:hAnsi="Arial" w:cs="Arial"/>
+          <w:color w:val="111111"/>
+        </w:rPr>
+        <w:t>DevOps</w:t>
+      </w:r>
+      <w:proofErr w:type="spellEnd"/>
+      <w:r>
+        <w:rPr>
+          <w:rFonts w:ascii="Arial" w:eastAsia="Arial" w:hAnsi="Arial" w:cs="Arial"/>
+          <w:color w:val="111111"/>
+        </w:rPr>
+        <w:t xml:space="preserve"> mindset by aligning implementation with deployment realities, ensuring changes were operable, </w:t>
+      </w:r>
+      <w:proofErr w:type="spellStart"/>
+      <w:r>
+        <w:rPr>
+          <w:rFonts w:ascii="Arial" w:eastAsia="Arial" w:hAnsi="Arial" w:cs="Arial"/>
+          <w:color w:val="111111"/>
+        </w:rPr>
+        <w:t>monitorable</w:t>
+      </w:r>
+      <w:proofErr w:type="spellEnd"/>
+      <w:r>
+        <w:rPr>
+          <w:rFonts w:ascii="Arial" w:eastAsia="Arial" w:hAnsi="Arial" w:cs="Arial"/>
+          <w:color w:val="111111"/>
+        </w:rPr>
+        <w:t>, and safe to run under real customer traffic patterns.</w:t>
+      </w:r>
+    </w:p>
+    <w:p>
+      <w:pPr>
+        <w:spacing w:after="40"/>
+        <w:ind w:left="240"/>
+        <w:jc w:val="both"/>
+      </w:pPr>
+      <w:r>
+        <w:rPr>
+          <w:rFonts w:ascii="Arial" w:eastAsia="Arial" w:hAnsi="Arial" w:cs="Arial"/>
+          <w:color w:val="111111"/>
+        </w:rPr>
+        <w:t>- Improved release automation by reducing manual steps and clarifying pipeline stages, which lowered the chance of human-error deployments and made it easier to ship small changes more frequently.</w:t>
+      </w:r>
+    </w:p>
+    <w:p>
+      <w:pPr>
+        <w:spacing w:after="40"/>
+        <w:ind w:left="240"/>
+        <w:jc w:val="both"/>
+      </w:pPr>
+      <w:r>
+        <w:rPr>
+          <w:rFonts w:ascii="Arial" w:eastAsia="Arial" w:hAnsi="Arial" w:cs="Arial"/>
+          <w:color w:val="111111"/>
+        </w:rPr>
+        <w:t>- Implemented consistent error handling and resilience patterns so services degraded gracefully when dependencies slowed down, protecting users from cascading failures and protecting engineers from 2 AM surprises.</w:t>
+      </w:r>
+    </w:p>
+    <w:p>
+      <w:pPr>
+        <w:spacing w:after="40"/>
+        <w:ind w:left="240"/>
+        <w:jc w:val="both"/>
+      </w:pPr>
+      <w:r>
+        <w:rPr>
+          <w:rFonts w:ascii="Arial" w:eastAsia="Arial" w:hAnsi="Arial" w:cs="Arial"/>
+          <w:color w:val="111111"/>
+        </w:rPr>
+        <w:t xml:space="preserve">- Helped rationalize environment configuration by organizing variables and secrets handling practices, minimizing drift between environments and keeping releases predictable across </w:t>
+      </w:r>
+      <w:proofErr w:type="spellStart"/>
+      <w:r>
+        <w:rPr>
+          <w:rFonts w:ascii="Arial" w:eastAsia="Arial" w:hAnsi="Arial" w:cs="Arial"/>
+          <w:color w:val="111111"/>
+        </w:rPr>
+        <w:t>dev</w:t>
+      </w:r>
+      <w:proofErr w:type="spellEnd"/>
+      <w:r>
+        <w:rPr>
+          <w:rFonts w:ascii="Arial" w:eastAsia="Arial" w:hAnsi="Arial" w:cs="Arial"/>
+          <w:color w:val="111111"/>
+        </w:rPr>
+        <w:t>, QA, and production.</w:t>
+      </w:r>
+    </w:p>
+    <w:p>
+      <w:pPr>
+        <w:spacing w:after="40"/>
+        <w:ind w:left="240"/>
+        <w:jc w:val="both"/>
+      </w:pPr>
+      <w:r>
+        <w:rPr>
+          <w:rFonts w:ascii="Arial" w:eastAsia="Arial" w:hAnsi="Arial" w:cs="Arial"/>
+          <w:color w:val="111111"/>
+        </w:rPr>
+        <w:t xml:space="preserve">- Strengthened operational debugging by standardizing log fields and request correlation, enabling faster root-cause analysis when incidents </w:t>
+      </w:r>
+      <w:r>
+        <w:rPr>
+          <w:rFonts w:ascii="Arial" w:eastAsia="Arial" w:hAnsi="Arial" w:cs="Arial"/>
+          <w:color w:val="111111"/>
+        </w:rPr>
+        <w:t>happen</w:t>
+      </w:r>
+      <w:r>
+        <w:rPr>
+          <w:rFonts w:ascii="Arial" w:eastAsia="Arial" w:hAnsi="Arial" w:cs="Arial"/>
+          <w:color w:val="111111"/>
+        </w:rPr>
+        <w:t xml:space="preserve"> and reducing time lost to vague, unsearchable messages.</w:t>
+      </w:r>
+    </w:p>
+    <w:p>
+      <w:pPr>
+        <w:spacing w:after="40"/>
+        <w:ind w:left="240"/>
+        <w:jc w:val="both"/>
+      </w:pPr>
+      <w:r>
+        <w:rPr>
+          <w:rFonts w:ascii="Arial" w:eastAsia="Arial" w:hAnsi="Arial" w:cs="Arial"/>
+          <w:color w:val="111111"/>
+        </w:rPr>
+        <w:t xml:space="preserve">- Supported production stability by participating in incident response, </w:t>
+      </w:r>
+      <w:r>
+        <w:rPr>
+          <w:rFonts w:ascii="Arial" w:eastAsia="Arial" w:hAnsi="Arial" w:cs="Arial"/>
+          <w:color w:val="111111"/>
+        </w:rPr>
+        <w:t>triggering</w:t>
+      </w:r>
+      <w:r>
+        <w:rPr>
+          <w:rFonts w:ascii="Arial" w:eastAsia="Arial" w:hAnsi="Arial" w:cs="Arial"/>
+          <w:color w:val="111111"/>
+        </w:rPr>
+        <w:t xml:space="preserve"> issues with calm communication, and turning one-off fixes into documented run steps so the same problem was less likely to recur.</w:t>
+      </w:r>
+    </w:p>
+    <w:p>
+      <w:pPr>
+        <w:spacing w:after="40"/>
+        <w:ind w:left="240"/>
+        <w:jc w:val="both"/>
+      </w:pPr>
+      <w:r>
+        <w:rPr>
+          <w:rFonts w:ascii="Arial" w:eastAsia="Arial" w:hAnsi="Arial" w:cs="Arial"/>
+          <w:color w:val="111111"/>
+        </w:rPr>
+        <w:t>- Collaborated with teammates to keep APIs backward compatible and easier to evolve, reducing integration breakage and improving confidence that releases would not surprise downstream consumers.</w:t>
+      </w:r>
+    </w:p>
+    <w:p>
+      <w:pPr>
+        <w:spacing w:after="40"/>
+        <w:ind w:left="240"/>
+        <w:jc w:val="both"/>
+      </w:pPr>
+      <w:r>
+        <w:rPr>
+          <w:rFonts w:ascii="Arial" w:eastAsia="Arial" w:hAnsi="Arial" w:cs="Arial"/>
+          <w:color w:val="111111"/>
+        </w:rPr>
+        <w:t>- Improved data access performance by tightening queries and addressing obvious inefficiencies, then validating results with measurements so changes were reliable and not dependent on local-machine assumptions.</w:t>
+      </w:r>
+    </w:p>
+    <w:p>
+      <w:pPr>
+        <w:spacing w:after="40"/>
+        <w:ind w:left="240"/>
+        <w:jc w:val="both"/>
+      </w:pPr>
+      <w:r>
+        <w:rPr>
+          <w:rFonts w:ascii="Arial" w:eastAsia="Arial" w:hAnsi="Arial" w:cs="Arial"/>
+          <w:color w:val="111111"/>
+        </w:rPr>
+        <w:t>- Worked closely with QA and product to define acceptance criteria that matched operational reality, avoiding ambiguous “done” definitions and reducing the late-cycle churn that burns teams out.</w:t>
+      </w:r>
+    </w:p>
+    <w:p>
+      <w:pPr>
+        <w:spacing w:after="40"/>
+        <w:ind w:left="240"/>
+        <w:jc w:val="both"/>
+      </w:pPr>
+      <w:r>
+        <w:rPr>
+          <w:rFonts w:ascii="Arial" w:eastAsia="Arial" w:hAnsi="Arial" w:cs="Arial"/>
+          <w:color w:val="111111"/>
+        </w:rPr>
+        <w:t>- Contributed to a culture of maintainable code through thoughtful reviews and incremental refactoring, keeping the system easier to operate as complexity grew across releases and customers.</w:t>
+      </w:r>
+    </w:p>
+    <w:p>
+      <w:pPr>
+        <w:spacing w:after="40"/>
+        <w:ind w:left="240"/>
+        <w:jc w:val="both"/>
+      </w:pPr>
+      <w:r>
+        <w:rPr>
+          <w:rFonts w:ascii="Arial" w:eastAsia="Arial" w:hAnsi="Arial" w:cs="Arial"/>
+          <w:color w:val="111111"/>
+        </w:rPr>
+        <w:t>- Kept delivery predictable by communicating blockers early, proposing alternatives with tradeoffs, and ensuring stakeholders understood risk and sequencing rather than learning the hard way after a missed date.</w:t>
+      </w:r>
+    </w:p>
+    <w:p>
+      <w:pPr>
+        <w:pBdr>
+          <w:bottom w:val="dashed" w:sz="4" w:space="0" w:color="CFD2CD"/>
+        </w:pBdr>
+        <w:spacing w:after="120"/>
+      </w:pPr>
+      <w:r>
+        <w:lastRenderedPageBreak/>
+        <w:t xml:space="preserve"> </w:t>
+      </w:r>
+    </w:p>
+    <w:p>
+      <w:r>
+        <w:rPr>
+          <w:rFonts w:ascii="Arial" w:eastAsia="Arial" w:hAnsi="Arial" w:cs="Arial"/>
+          <w:b/>
+          <w:bCs/>
+          <w:color w:val="111111"/>
+          <w:sz w:val="23"/>
+          <w:szCs w:val="23"/>
+        </w:rPr>
+        <w:t>Software Developer</w:t>
+      </w:r>
+    </w:p>
+    <w:p>
+      <w:proofErr w:type="spellStart"/>
       <w:r>
         <w:rPr>
           <w:rFonts w:ascii="Arial" w:eastAsia="Arial" w:hAnsi="Arial" w:cs="Arial"/>
@@ -2237,340 +2290,9 @@
           <w:sz w:val="21"/>
           <w:szCs w:val="21"/>
         </w:rPr>
-        <w:t>Touch Technologies</w:t>
-      </w:r>
-    </w:p>
-    <w:p>
-      <w:r>
-        <w:rPr>
-          <w:rFonts w:ascii="Arial" w:eastAsia="Arial" w:hAnsi="Arial" w:cs="Arial"/>
-          <w:color w:val="4B5563"/>
-          <w:sz w:val="19"/>
-          <w:szCs w:val="19"/>
-        </w:rPr>
-        <w:t>December 2018 - April 2021 | Kansas, United States</w:t>
-      </w:r>
-    </w:p>
-    <w:p>
-      <w:pPr>
-        <w:spacing w:after="40"/>
-        <w:ind w:left="240"/>
-        <w:jc w:val="both"/>
-      </w:pPr>
-      <w:r>
-        <w:rPr>
-          <w:rFonts w:ascii="Arial" w:eastAsia="Arial" w:hAnsi="Arial" w:cs="Arial"/>
-          <w:color w:val="111111"/>
-        </w:rPr>
-        <w:t xml:space="preserve">- Delivered backend enhancements with a </w:t>
-      </w:r>
-      <w:proofErr w:type="spellStart"/>
-      <w:r>
-        <w:rPr>
-          <w:rFonts w:ascii="Arial" w:eastAsia="Arial" w:hAnsi="Arial" w:cs="Arial"/>
-          <w:color w:val="111111"/>
-        </w:rPr>
-        <w:t>DevOps</w:t>
+        <w:t>Webiz</w:t>
       </w:r>
       <w:proofErr w:type="spellEnd"/>
-      <w:r>
-        <w:rPr>
-          <w:rFonts w:ascii="Arial" w:eastAsia="Arial" w:hAnsi="Arial" w:cs="Arial"/>
-          <w:color w:val="111111"/>
-        </w:rPr>
-        <w:t xml:space="preserve"> mindset by aligning implementation with deployment realities, ensuring changes were operable, </w:t>
-      </w:r>
-      <w:proofErr w:type="spellStart"/>
-      <w:r>
-        <w:rPr>
-          <w:rFonts w:ascii="Arial" w:eastAsia="Arial" w:hAnsi="Arial" w:cs="Arial"/>
-          <w:color w:val="111111"/>
-        </w:rPr>
-        <w:t>monitorable</w:t>
-      </w:r>
-      <w:proofErr w:type="spellEnd"/>
-      <w:r>
-        <w:rPr>
-          <w:rFonts w:ascii="Arial" w:eastAsia="Arial" w:hAnsi="Arial" w:cs="Arial"/>
-          <w:color w:val="111111"/>
-        </w:rPr>
-        <w:t>, and safe to run under real custo</w:t>
-      </w:r>
-      <w:r>
-        <w:rPr>
-          <w:rFonts w:ascii="Arial" w:eastAsia="Arial" w:hAnsi="Arial" w:cs="Arial"/>
-          <w:color w:val="111111"/>
-        </w:rPr>
-        <w:t>mer traffic patterns.</w:t>
-      </w:r>
-    </w:p>
-    <w:p>
-      <w:pPr>
-        <w:spacing w:after="40"/>
-        <w:ind w:left="240"/>
-        <w:jc w:val="both"/>
-      </w:pPr>
-      <w:r>
-        <w:rPr>
-          <w:rFonts w:ascii="Arial" w:eastAsia="Arial" w:hAnsi="Arial" w:cs="Arial"/>
-          <w:color w:val="111111"/>
-        </w:rPr>
-        <w:t>- Improved release automation by reducing manual steps and clarifying pipeline stages, which lowered the chance of human-error deployments and made it easier to ship small changes more frequently.</w:t>
-      </w:r>
-    </w:p>
-    <w:p>
-      <w:pPr>
-        <w:spacing w:after="40"/>
-        <w:ind w:left="240"/>
-        <w:jc w:val="both"/>
-      </w:pPr>
-      <w:r>
-        <w:rPr>
-          <w:rFonts w:ascii="Arial" w:eastAsia="Arial" w:hAnsi="Arial" w:cs="Arial"/>
-          <w:color w:val="111111"/>
-        </w:rPr>
-        <w:t>- Implemented consistent error handli</w:t>
-      </w:r>
-      <w:r>
-        <w:rPr>
-          <w:rFonts w:ascii="Arial" w:eastAsia="Arial" w:hAnsi="Arial" w:cs="Arial"/>
-          <w:color w:val="111111"/>
-        </w:rPr>
-        <w:t>ng and resilience patterns so services degraded gracefully when dependencies slowed down, protecting users from cascading failures and protecting engineers from 2 AM surprises.</w:t>
-      </w:r>
-    </w:p>
-    <w:p>
-      <w:pPr>
-        <w:spacing w:after="40"/>
-        <w:ind w:left="240"/>
-        <w:jc w:val="both"/>
-      </w:pPr>
-      <w:r>
-        <w:rPr>
-          <w:rFonts w:ascii="Arial" w:eastAsia="Arial" w:hAnsi="Arial" w:cs="Arial"/>
-          <w:color w:val="111111"/>
-        </w:rPr>
-        <w:t>- Helped rationalize environment configuration by organizing variables and secr</w:t>
-      </w:r>
-      <w:r>
-        <w:rPr>
-          <w:rFonts w:ascii="Arial" w:eastAsia="Arial" w:hAnsi="Arial" w:cs="Arial"/>
-          <w:color w:val="111111"/>
-        </w:rPr>
-        <w:t xml:space="preserve">ets handling practices, minimizing drift between environments and keeping releases predictable across </w:t>
-      </w:r>
-      <w:proofErr w:type="spellStart"/>
-      <w:r>
-        <w:rPr>
-          <w:rFonts w:ascii="Arial" w:eastAsia="Arial" w:hAnsi="Arial" w:cs="Arial"/>
-          <w:color w:val="111111"/>
-        </w:rPr>
-        <w:t>dev</w:t>
-      </w:r>
-      <w:proofErr w:type="spellEnd"/>
-      <w:r>
-        <w:rPr>
-          <w:rFonts w:ascii="Arial" w:eastAsia="Arial" w:hAnsi="Arial" w:cs="Arial"/>
-          <w:color w:val="111111"/>
-        </w:rPr>
-        <w:t>, QA, and production.</w:t>
-      </w:r>
-    </w:p>
-    <w:p>
-      <w:pPr>
-        <w:spacing w:after="40"/>
-        <w:ind w:left="240"/>
-        <w:jc w:val="both"/>
-      </w:pPr>
-      <w:r>
-        <w:rPr>
-          <w:rFonts w:ascii="Arial" w:eastAsia="Arial" w:hAnsi="Arial" w:cs="Arial"/>
-          <w:color w:val="111111"/>
-        </w:rPr>
-        <w:t>- Strengthened operational debugging by standardizing log fields and request correlation, enabling faster root-cause analysis whe</w:t>
-      </w:r>
-      <w:r>
-        <w:rPr>
-          <w:rFonts w:ascii="Arial" w:eastAsia="Arial" w:hAnsi="Arial" w:cs="Arial"/>
-          <w:color w:val="111111"/>
-        </w:rPr>
-        <w:t xml:space="preserve">n incidents </w:t>
-      </w:r>
-      <w:r>
-        <w:rPr>
-          <w:rFonts w:ascii="Arial" w:eastAsia="Arial" w:hAnsi="Arial" w:cs="Arial"/>
-          <w:color w:val="111111"/>
-        </w:rPr>
-        <w:t>happen</w:t>
-      </w:r>
-      <w:r>
-        <w:rPr>
-          <w:rFonts w:ascii="Arial" w:eastAsia="Arial" w:hAnsi="Arial" w:cs="Arial"/>
-          <w:color w:val="111111"/>
-        </w:rPr>
-        <w:t xml:space="preserve"> and reducing time lost to vague, unsearchable messages.</w:t>
-      </w:r>
-    </w:p>
-    <w:p>
-      <w:pPr>
-        <w:spacing w:after="40"/>
-        <w:ind w:left="240"/>
-        <w:jc w:val="both"/>
-      </w:pPr>
-      <w:r>
-        <w:rPr>
-          <w:rFonts w:ascii="Arial" w:eastAsia="Arial" w:hAnsi="Arial" w:cs="Arial"/>
-          <w:color w:val="111111"/>
-        </w:rPr>
-        <w:t xml:space="preserve">- Supported production stability by participating in incident response, </w:t>
-      </w:r>
-      <w:r>
-        <w:rPr>
-          <w:rFonts w:ascii="Arial" w:eastAsia="Arial" w:hAnsi="Arial" w:cs="Arial"/>
-          <w:color w:val="111111"/>
-        </w:rPr>
-        <w:t>triggering</w:t>
-      </w:r>
-      <w:r>
-        <w:rPr>
-          <w:rFonts w:ascii="Arial" w:eastAsia="Arial" w:hAnsi="Arial" w:cs="Arial"/>
-          <w:color w:val="111111"/>
-        </w:rPr>
-        <w:t xml:space="preserve"> issues with calm communication, and turning one-off fixes into documented run steps so the same pr</w:t>
-      </w:r>
-      <w:r>
-        <w:rPr>
-          <w:rFonts w:ascii="Arial" w:eastAsia="Arial" w:hAnsi="Arial" w:cs="Arial"/>
-          <w:color w:val="111111"/>
-        </w:rPr>
-        <w:t>oblem was less likely to recur.</w:t>
-      </w:r>
-    </w:p>
-    <w:p>
-      <w:pPr>
-        <w:spacing w:after="40"/>
-        <w:ind w:left="240"/>
-        <w:jc w:val="both"/>
-      </w:pPr>
-      <w:r>
-        <w:rPr>
-          <w:rFonts w:ascii="Arial" w:eastAsia="Arial" w:hAnsi="Arial" w:cs="Arial"/>
-          <w:color w:val="111111"/>
-        </w:rPr>
-        <w:t>- Collaborated with teammates to keep APIs backward compatible and easier to evolve, reducing integration breakage and improving confidence that releases would not surprise downstream consumers.</w:t>
-      </w:r>
-    </w:p>
-    <w:p>
-      <w:pPr>
-        <w:spacing w:after="40"/>
-        <w:ind w:left="240"/>
-        <w:jc w:val="both"/>
-      </w:pPr>
-      <w:r>
-        <w:rPr>
-          <w:rFonts w:ascii="Arial" w:eastAsia="Arial" w:hAnsi="Arial" w:cs="Arial"/>
-          <w:color w:val="111111"/>
-        </w:rPr>
-        <w:t>- Improved data access perfor</w:t>
-      </w:r>
-      <w:r>
-        <w:rPr>
-          <w:rFonts w:ascii="Arial" w:eastAsia="Arial" w:hAnsi="Arial" w:cs="Arial"/>
-          <w:color w:val="111111"/>
-        </w:rPr>
-        <w:t>mance by tightening queries and addressing obvious inefficiencies, then validating results with measurements so changes were reliable and not dependent on local-machine assumptions.</w:t>
-      </w:r>
-    </w:p>
-    <w:p>
-      <w:pPr>
-        <w:spacing w:after="40"/>
-        <w:ind w:left="240"/>
-        <w:jc w:val="both"/>
-      </w:pPr>
-      <w:r>
-        <w:rPr>
-          <w:rFonts w:ascii="Arial" w:eastAsia="Arial" w:hAnsi="Arial" w:cs="Arial"/>
-          <w:color w:val="111111"/>
-        </w:rPr>
-        <w:t>- Worked closely with QA and product to define acceptance criteria that ma</w:t>
-      </w:r>
-      <w:r>
-        <w:rPr>
-          <w:rFonts w:ascii="Arial" w:eastAsia="Arial" w:hAnsi="Arial" w:cs="Arial"/>
-          <w:color w:val="111111"/>
-        </w:rPr>
-        <w:t>tched operational reality, avoiding ambiguous “done” definitions and reducing the late-cycle churn that burns teams out.</w:t>
-      </w:r>
-    </w:p>
-    <w:p>
-      <w:pPr>
-        <w:spacing w:after="40"/>
-        <w:ind w:left="240"/>
-        <w:jc w:val="both"/>
-      </w:pPr>
-      <w:r>
-        <w:rPr>
-          <w:rFonts w:ascii="Arial" w:eastAsia="Arial" w:hAnsi="Arial" w:cs="Arial"/>
-          <w:color w:val="111111"/>
-        </w:rPr>
-        <w:t>- Contributed to a culture of maintainable code through thoughtful reviews and incremental refactoring, keeping the system easier to op</w:t>
-      </w:r>
-      <w:r>
-        <w:rPr>
-          <w:rFonts w:ascii="Arial" w:eastAsia="Arial" w:hAnsi="Arial" w:cs="Arial"/>
-          <w:color w:val="111111"/>
-        </w:rPr>
-        <w:t>erate as complexity grew across releases and customers.</w:t>
-      </w:r>
-    </w:p>
-    <w:p>
-      <w:pPr>
-        <w:spacing w:after="40"/>
-        <w:ind w:left="240"/>
-        <w:jc w:val="both"/>
-      </w:pPr>
-      <w:r>
-        <w:rPr>
-          <w:rFonts w:ascii="Arial" w:eastAsia="Arial" w:hAnsi="Arial" w:cs="Arial"/>
-          <w:color w:val="111111"/>
-        </w:rPr>
-        <w:t>- Kept delivery predictable by communicating blockers early, proposing alternatives with tradeoffs, and ensuring stakeholders understood risk and sequencing rather than learning the hard way after a m</w:t>
-      </w:r>
-      <w:r>
-        <w:rPr>
-          <w:rFonts w:ascii="Arial" w:eastAsia="Arial" w:hAnsi="Arial" w:cs="Arial"/>
-          <w:color w:val="111111"/>
-        </w:rPr>
-        <w:t>issed date.</w:t>
-      </w:r>
-    </w:p>
-    <w:p>
-      <w:pPr>
-        <w:pBdr>
-          <w:bottom w:val="dashed" w:sz="4" w:space="0" w:color="CFD2CD"/>
-        </w:pBdr>
-        <w:spacing w:after="120"/>
-      </w:pPr>
-      <w:r>
-        <w:lastRenderedPageBreak/>
-        <w:t xml:space="preserve"> </w:t>
-      </w:r>
-    </w:p>
-    <w:p>
-      <w:r>
-        <w:rPr>
-          <w:rFonts w:ascii="Arial" w:eastAsia="Arial" w:hAnsi="Arial" w:cs="Arial"/>
-          <w:b/>
-          <w:bCs/>
-          <w:color w:val="111111"/>
-          <w:sz w:val="23"/>
-          <w:szCs w:val="23"/>
-        </w:rPr>
-        <w:t>Software Developer</w:t>
-      </w:r>
-    </w:p>
-    <w:p>
-      <w:proofErr w:type="spellStart"/>
       <w:r>
         <w:rPr>
           <w:rFonts w:ascii="Arial" w:eastAsia="Arial" w:hAnsi="Arial" w:cs="Arial"/>
@@ -2580,9 +2302,143 @@
           <w:sz w:val="21"/>
           <w:szCs w:val="21"/>
         </w:rPr>
-        <w:t>Webiz</w:t>
-      </w:r>
-      <w:proofErr w:type="spellEnd"/>
+        <w:t xml:space="preserve"> Digital</w:t>
+      </w:r>
+    </w:p>
+    <w:p>
+      <w:r>
+        <w:rPr>
+          <w:rFonts w:ascii="Arial" w:eastAsia="Arial" w:hAnsi="Arial" w:cs="Arial"/>
+          <w:color w:val="4B5563"/>
+          <w:sz w:val="19"/>
+          <w:szCs w:val="19"/>
+        </w:rPr>
+        <w:t>August 2016 - November 2018 | California, United States</w:t>
+      </w:r>
+    </w:p>
+    <w:p>
+      <w:pPr>
+        <w:spacing w:after="40"/>
+        <w:ind w:left="240"/>
+        <w:jc w:val="both"/>
+      </w:pPr>
+      <w:r>
+        <w:rPr>
+          <w:rFonts w:ascii="Arial" w:eastAsia="Arial" w:hAnsi="Arial" w:cs="Arial"/>
+          <w:color w:val="111111"/>
+        </w:rPr>
+        <w:t>- Built and maintained backend features with careful validation and predictable behavior, emphasizing safe defaults so real users experienced fewer edge-case failures during routine product updates.</w:t>
+      </w:r>
+    </w:p>
+    <w:p>
+      <w:pPr>
+        <w:spacing w:after="40"/>
+        <w:ind w:left="240"/>
+        <w:jc w:val="both"/>
+      </w:pPr>
+      <w:r>
+        <w:rPr>
+          <w:rFonts w:ascii="Arial" w:eastAsia="Arial" w:hAnsi="Arial" w:cs="Arial"/>
+          <w:color w:val="111111"/>
+        </w:rPr>
+        <w:t>- Improved deployment readiness by packaging changes into smaller, reviewable increments, which reduced release risk and helped the team diagnose issues quickly when something behaved unexpectedly in production.</w:t>
+      </w:r>
+    </w:p>
+    <w:p>
+      <w:pPr>
+        <w:spacing w:after="40"/>
+        <w:ind w:left="240"/>
+        <w:jc w:val="both"/>
+      </w:pPr>
+      <w:r>
+        <w:rPr>
+          <w:rFonts w:ascii="Arial" w:eastAsia="Arial" w:hAnsi="Arial" w:cs="Arial"/>
+          <w:color w:val="111111"/>
+        </w:rPr>
+        <w:t>- Implemented API enhancements with consistent request validation and error responses, making integrations easier for clients and reducing downstream breakage caused by inconsistent contract handling.</w:t>
+      </w:r>
+    </w:p>
+    <w:p>
+      <w:pPr>
+        <w:spacing w:after="40"/>
+        <w:ind w:left="240"/>
+        <w:jc w:val="both"/>
+      </w:pPr>
+      <w:r>
+        <w:rPr>
+          <w:rFonts w:ascii="Arial" w:eastAsia="Arial" w:hAnsi="Arial" w:cs="Arial"/>
+          <w:color w:val="111111"/>
+        </w:rPr>
+        <w:t>- Contributed to operational stability by investigating defects thoroughly, documenting reproduction steps, and delivering fixes that addressed root causes rather than masking symptoms for the next release cycle.</w:t>
+      </w:r>
+    </w:p>
+    <w:p>
+      <w:pPr>
+        <w:spacing w:after="40"/>
+        <w:ind w:left="240"/>
+        <w:jc w:val="both"/>
+      </w:pPr>
+      <w:r>
+        <w:rPr>
+          <w:rFonts w:ascii="Arial" w:eastAsia="Arial" w:hAnsi="Arial" w:cs="Arial"/>
+          <w:color w:val="111111"/>
+        </w:rPr>
+        <w:t>- Strengthened data handling patterns with attention to migrations and compatibility, reducing surprises during updates and helping ensure the application remained stable as the underlying data evolved.</w:t>
+      </w:r>
+    </w:p>
+    <w:p>
+      <w:pPr>
+        <w:spacing w:after="40"/>
+        <w:ind w:left="240"/>
+        <w:jc w:val="both"/>
+      </w:pPr>
+      <w:r>
+        <w:rPr>
+          <w:rFonts w:ascii="Arial" w:eastAsia="Arial" w:hAnsi="Arial" w:cs="Arial"/>
+          <w:color w:val="111111"/>
+        </w:rPr>
+        <w:t>- Collaborated closely with designers and stakeholders to translate feedback into technical tasks, keeping scope realistic while still delivering improvements that measurably impacted user workflows.</w:t>
+      </w:r>
+    </w:p>
+    <w:p>
+      <w:pPr>
+        <w:spacing w:after="40"/>
+        <w:ind w:left="240"/>
+        <w:jc w:val="both"/>
+      </w:pPr>
+      <w:r>
+        <w:rPr>
+          <w:rFonts w:ascii="Arial" w:eastAsia="Arial" w:hAnsi="Arial" w:cs="Arial"/>
+          <w:color w:val="111111"/>
+        </w:rPr>
+        <w:t>- Developed strong habits around release safety by verifying changes in staging-like conditions and coordinating timing, so updates landed smoothly without unnecessary downtime or emergency rollbacks.</w:t>
+      </w:r>
+    </w:p>
+    <w:p>
+      <w:pPr>
+        <w:pBdr>
+          <w:bottom w:val="dashed" w:sz="4" w:space="0" w:color="CFD2CD"/>
+        </w:pBdr>
+        <w:spacing w:after="120"/>
+      </w:pPr>
+      <w:r>
+        <w:t xml:space="preserve"> </w:t>
+      </w:r>
+    </w:p>
+    <w:p>
+      <w:r>
+        <w:rPr>
+          <w:rFonts w:ascii="Arial" w:eastAsia="Arial" w:hAnsi="Arial" w:cs="Arial"/>
+          <w:b/>
+          <w:bCs/>
+          <w:color w:val="111111"/>
+          <w:sz w:val="23"/>
+          <w:szCs w:val="23"/>
+        </w:rPr>
+        <w:t>Junior Software Developer</w:t>
+      </w:r>
+    </w:p>
+    <w:p>
       <w:r>
         <w:rPr>
           <w:rFonts w:ascii="Arial" w:eastAsia="Arial" w:hAnsi="Arial" w:cs="Arial"/>
@@ -2592,7 +2448,7 @@
           <w:sz w:val="21"/>
           <w:szCs w:val="21"/>
         </w:rPr>
-        <w:t xml:space="preserve"> Digital</w:t>
+        <w:t>Minimalist Moon</w:t>
       </w:r>
     </w:p>
     <w:p>
@@ -2603,187 +2459,6 @@
           <w:sz w:val="19"/>
           <w:szCs w:val="19"/>
         </w:rPr>
-        <w:t>August 2016 - November 2018 | California, United States</w:t>
-      </w:r>
-    </w:p>
-    <w:p>
-      <w:pPr>
-        <w:spacing w:after="40"/>
-        <w:ind w:left="240"/>
-        <w:jc w:val="both"/>
-      </w:pPr>
-      <w:r>
-        <w:rPr>
-          <w:rFonts w:ascii="Arial" w:eastAsia="Arial" w:hAnsi="Arial" w:cs="Arial"/>
-          <w:color w:val="111111"/>
-        </w:rPr>
-        <w:t xml:space="preserve">- Built and maintained backend features with careful validation and predictable behavior, emphasizing safe defaults so real users experienced fewer </w:t>
-      </w:r>
-      <w:r>
-        <w:rPr>
-          <w:rFonts w:ascii="Arial" w:eastAsia="Arial" w:hAnsi="Arial" w:cs="Arial"/>
-          <w:color w:val="111111"/>
-        </w:rPr>
-        <w:t>edge-case failures during routine product updates.</w:t>
-      </w:r>
-    </w:p>
-    <w:p>
-      <w:pPr>
-        <w:spacing w:after="40"/>
-        <w:ind w:left="240"/>
-        <w:jc w:val="both"/>
-      </w:pPr>
-      <w:r>
-        <w:rPr>
-          <w:rFonts w:ascii="Arial" w:eastAsia="Arial" w:hAnsi="Arial" w:cs="Arial"/>
-          <w:color w:val="111111"/>
-        </w:rPr>
-        <w:t>- Improved deployment readiness by packaging changes into smaller, reviewable increments, which reduced release risk and helped the team diagnose issues quickly when something behaved unexpectedly in produ</w:t>
-      </w:r>
-      <w:r>
-        <w:rPr>
-          <w:rFonts w:ascii="Arial" w:eastAsia="Arial" w:hAnsi="Arial" w:cs="Arial"/>
-          <w:color w:val="111111"/>
-        </w:rPr>
-        <w:t>ction.</w:t>
-      </w:r>
-    </w:p>
-    <w:p>
-      <w:pPr>
-        <w:spacing w:after="40"/>
-        <w:ind w:left="240"/>
-        <w:jc w:val="both"/>
-      </w:pPr>
-      <w:r>
-        <w:rPr>
-          <w:rFonts w:ascii="Arial" w:eastAsia="Arial" w:hAnsi="Arial" w:cs="Arial"/>
-          <w:color w:val="111111"/>
-        </w:rPr>
-        <w:t>- Implemented API enhancements with consistent request validation and error responses, making integrations easier for clients and reducing downstream breakage caused by inconsistent contract handling.</w:t>
-      </w:r>
-    </w:p>
-    <w:p>
-      <w:pPr>
-        <w:spacing w:after="40"/>
-        <w:ind w:left="240"/>
-        <w:jc w:val="both"/>
-      </w:pPr>
-      <w:r>
-        <w:rPr>
-          <w:rFonts w:ascii="Arial" w:eastAsia="Arial" w:hAnsi="Arial" w:cs="Arial"/>
-          <w:color w:val="111111"/>
-        </w:rPr>
-        <w:t>- Contributed to operational stability by invest</w:t>
-      </w:r>
-      <w:r>
-        <w:rPr>
-          <w:rFonts w:ascii="Arial" w:eastAsia="Arial" w:hAnsi="Arial" w:cs="Arial"/>
-          <w:color w:val="111111"/>
-        </w:rPr>
-        <w:t>igating defects thoroughly, documenting reproduction steps, and delivering fixes that addressed root causes rather than masking symptoms for the next release cycle.</w:t>
-      </w:r>
-    </w:p>
-    <w:p>
-      <w:pPr>
-        <w:spacing w:after="40"/>
-        <w:ind w:left="240"/>
-        <w:jc w:val="both"/>
-      </w:pPr>
-      <w:r>
-        <w:rPr>
-          <w:rFonts w:ascii="Arial" w:eastAsia="Arial" w:hAnsi="Arial" w:cs="Arial"/>
-          <w:color w:val="111111"/>
-        </w:rPr>
-        <w:t>- Strengthened data handling patterns with attention to migrations and compatibility, reduc</w:t>
-      </w:r>
-      <w:r>
-        <w:rPr>
-          <w:rFonts w:ascii="Arial" w:eastAsia="Arial" w:hAnsi="Arial" w:cs="Arial"/>
-          <w:color w:val="111111"/>
-        </w:rPr>
-        <w:t>ing surprises during updates and helping ensure the application remained stable as the underlying data evolved.</w:t>
-      </w:r>
-    </w:p>
-    <w:p>
-      <w:pPr>
-        <w:spacing w:after="40"/>
-        <w:ind w:left="240"/>
-        <w:jc w:val="both"/>
-      </w:pPr>
-      <w:r>
-        <w:rPr>
-          <w:rFonts w:ascii="Arial" w:eastAsia="Arial" w:hAnsi="Arial" w:cs="Arial"/>
-          <w:color w:val="111111"/>
-        </w:rPr>
-        <w:t>- Collaborated closely with designers and stakeholders to translate feedback into technical tasks, keeping scope realistic while still deliverin</w:t>
-      </w:r>
-      <w:r>
-        <w:rPr>
-          <w:rFonts w:ascii="Arial" w:eastAsia="Arial" w:hAnsi="Arial" w:cs="Arial"/>
-          <w:color w:val="111111"/>
-        </w:rPr>
-        <w:t>g improvements that measurably impacted user workflows.</w:t>
-      </w:r>
-    </w:p>
-    <w:p>
-      <w:pPr>
-        <w:spacing w:after="40"/>
-        <w:ind w:left="240"/>
-        <w:jc w:val="both"/>
-      </w:pPr>
-      <w:r>
-        <w:rPr>
-          <w:rFonts w:ascii="Arial" w:eastAsia="Arial" w:hAnsi="Arial" w:cs="Arial"/>
-          <w:color w:val="111111"/>
-        </w:rPr>
-        <w:t>- Developed strong habits around release safety by verifying changes in staging-like conditions and coordinating timing, so updates landed smoothly without unnecessary downtime or emergency rollbacks.</w:t>
-      </w:r>
-    </w:p>
-    <w:p>
-      <w:pPr>
-        <w:pBdr>
-          <w:bottom w:val="dashed" w:sz="4" w:space="0" w:color="CFD2CD"/>
-        </w:pBdr>
-        <w:spacing w:after="120"/>
-      </w:pPr>
-      <w:r>
-        <w:t xml:space="preserve"> </w:t>
-      </w:r>
-    </w:p>
-    <w:p>
-      <w:r>
-        <w:rPr>
-          <w:rFonts w:ascii="Arial" w:eastAsia="Arial" w:hAnsi="Arial" w:cs="Arial"/>
-          <w:b/>
-          <w:bCs/>
-          <w:color w:val="111111"/>
-          <w:sz w:val="23"/>
-          <w:szCs w:val="23"/>
-        </w:rPr>
-        <w:t>Junior Software Developer</w:t>
-      </w:r>
-    </w:p>
-    <w:p>
-      <w:r>
-        <w:rPr>
-          <w:rFonts w:ascii="Arial" w:eastAsia="Arial" w:hAnsi="Arial" w:cs="Arial"/>
-          <w:b/>
-          <w:bCs/>
-          <w:color w:val="6F8F6B"/>
-          <w:sz w:val="21"/>
-          <w:szCs w:val="21"/>
-        </w:rPr>
-        <w:t>Minimalist Moon</w:t>
-      </w:r>
-    </w:p>
-    <w:p>
-      <w:r>
-        <w:rPr>
-          <w:rFonts w:ascii="Arial" w:eastAsia="Arial" w:hAnsi="Arial" w:cs="Arial"/>
-          <w:color w:val="4B5563"/>
-          <w:sz w:val="19"/>
-          <w:szCs w:val="19"/>
-        </w:rPr>
         <w:t>September 2014 - August 2016 | Maine, United States</w:t>
       </w:r>
     </w:p>
@@ -2798,14 +2473,7 @@
           <w:rFonts w:ascii="Arial" w:eastAsia="Arial" w:hAnsi="Arial" w:cs="Arial"/>
           <w:color w:val="111111"/>
         </w:rPr>
-        <w:t>- Supported feature development by implementing changes carefully and validating behavior across common scenarios, helping keep day-to-day operations stable fo</w:t>
-      </w:r>
-      <w:r>
-        <w:rPr>
-          <w:rFonts w:ascii="Arial" w:eastAsia="Arial" w:hAnsi="Arial" w:cs="Arial"/>
-          <w:color w:val="111111"/>
-        </w:rPr>
-        <w:t>r users who depended on the product.</w:t>
+        <w:t>- Supported feature development by implementing changes carefully and validating behavior across common scenarios, helping keep day-to-day operations stable for users who depended on the product.</w:t>
       </w:r>
     </w:p>
     <w:p>
@@ -2833,56 +2501,35 @@
           <w:rFonts w:ascii="Arial" w:eastAsia="Arial" w:hAnsi="Arial" w:cs="Arial"/>
           <w:color w:val="111111"/>
         </w:rPr>
-        <w:t xml:space="preserve">- Contributed </w:t>
-      </w:r>
-      <w:r>
-        <w:rPr>
-          <w:rFonts w:ascii="Arial" w:eastAsia="Arial" w:hAnsi="Arial" w:cs="Arial"/>
-          <w:color w:val="111111"/>
-        </w:rPr>
-        <w:t>to stability by improving input handling and edge-case behavior, reducing avoidable errors that typically only appear after real users do something surprisingly creative with the UI.</w:t>
-      </w:r>
-    </w:p>
-    <w:p>
-      <w:pPr>
-        <w:spacing w:after="40"/>
-        <w:ind w:left="240"/>
-        <w:jc w:val="both"/>
-      </w:pPr>
-      <w:r>
-        <w:rPr>
-          <w:rFonts w:ascii="Arial" w:eastAsia="Arial" w:hAnsi="Arial" w:cs="Arial"/>
-          <w:color w:val="111111"/>
-        </w:rPr>
-        <w:t xml:space="preserve">- Assisted with deployment-related tasks by verifying release checklists </w:t>
-      </w:r>
-      <w:r>
-        <w:rPr>
-          <w:rFonts w:ascii="Arial" w:eastAsia="Arial" w:hAnsi="Arial" w:cs="Arial"/>
-          <w:color w:val="111111"/>
-        </w:rPr>
-        <w:t>and confirming expected behavior post-release, building early discipline around shipping safely rather than shipping bravely.</w:t>
-      </w:r>
-    </w:p>
-    <w:p>
-      <w:pPr>
-        <w:spacing w:after="40"/>
-        <w:ind w:left="240"/>
-        <w:jc w:val="both"/>
-      </w:pPr>
-      <w:r>
-        <w:rPr>
-          <w:rFonts w:ascii="Arial" w:eastAsia="Arial" w:hAnsi="Arial" w:cs="Arial"/>
-          <w:color w:val="111111"/>
-        </w:rPr>
-        <w:t xml:space="preserve">- Improved maintainability through small refactors and cleanup during feature work, keeping code easier to read and change so the </w:t>
-      </w:r>
-      <w:r>
-        <w:rPr>
-          <w:rFonts w:ascii="Arial" w:eastAsia="Arial" w:hAnsi="Arial" w:cs="Arial"/>
-          <w:color w:val="111111"/>
-        </w:rPr>
-        <w:t>system did not accumulate avoidable complexity over time.</w:t>
+        <w:t>- Contributed to stability by improving input handling and edge-case behavior, reducing avoidable errors that typically only appear after real users do something surprisingly creative with the UI.</w:t>
+      </w:r>
+    </w:p>
+    <w:p>
+      <w:pPr>
+        <w:spacing w:after="40"/>
+        <w:ind w:left="240"/>
+        <w:jc w:val="both"/>
+      </w:pPr>
+      <w:r>
+        <w:rPr>
+          <w:rFonts w:ascii="Arial" w:eastAsia="Arial" w:hAnsi="Arial" w:cs="Arial"/>
+          <w:color w:val="111111"/>
+        </w:rPr>
+        <w:t>- Assisted with deployment-related tasks by verifying release checklists and confirming expected behavior post-release, building early discipline around shipping safely rather than shipping bravely.</w:t>
+      </w:r>
+    </w:p>
+    <w:p>
+      <w:pPr>
+        <w:spacing w:after="40"/>
+        <w:ind w:left="240"/>
+        <w:jc w:val="both"/>
+      </w:pPr>
+      <w:r>
+        <w:rPr>
+          <w:rFonts w:ascii="Arial" w:eastAsia="Arial" w:hAnsi="Arial" w:cs="Arial"/>
+          <w:color w:val="111111"/>
+        </w:rPr>
+        <w:t>- Improved maintainability through small refactors and cleanup during feature work, keeping code easier to read and change so the system did not accumulate avoidable complexity over time.</w:t>
       </w:r>
     </w:p>
     <w:p>
@@ -2910,56 +2557,35 @@
           <w:rFonts w:ascii="Arial" w:eastAsia="Arial" w:hAnsi="Arial" w:cs="Arial"/>
           <w:color w:val="111111"/>
         </w:rPr>
-        <w:t xml:space="preserve">- </w:t>
-      </w:r>
-      <w:r>
-        <w:rPr>
-          <w:rFonts w:ascii="Arial" w:eastAsia="Arial" w:hAnsi="Arial" w:cs="Arial"/>
-          <w:color w:val="111111"/>
-        </w:rPr>
-        <w:t>Helped reduce support load by addressing recurring issues at the source and adding lightweight documentation, so common problems could be resolved quickly without repeated deep dives.</w:t>
-      </w:r>
-    </w:p>
-    <w:p>
-      <w:pPr>
-        <w:spacing w:after="40"/>
-        <w:ind w:left="240"/>
-        <w:jc w:val="both"/>
-      </w:pPr>
-      <w:r>
-        <w:rPr>
-          <w:rFonts w:ascii="Arial" w:eastAsia="Arial" w:hAnsi="Arial" w:cs="Arial"/>
-          <w:color w:val="111111"/>
-        </w:rPr>
-        <w:t xml:space="preserve">- Practiced clear status updates and expectations management when tasks </w:t>
-      </w:r>
-      <w:r>
-        <w:rPr>
-          <w:rFonts w:ascii="Arial" w:eastAsia="Arial" w:hAnsi="Arial" w:cs="Arial"/>
-          <w:color w:val="111111"/>
-        </w:rPr>
-        <w:t>uncovered surprises, ensuring the team could adjust priorities early instead of discovering problems at the very end.</w:t>
-      </w:r>
-    </w:p>
-    <w:p>
-      <w:pPr>
-        <w:spacing w:after="40"/>
-        <w:ind w:left="240"/>
-        <w:jc w:val="both"/>
-      </w:pPr>
-      <w:r>
-        <w:rPr>
-          <w:rFonts w:ascii="Arial" w:eastAsia="Arial" w:hAnsi="Arial" w:cs="Arial"/>
-          <w:color w:val="111111"/>
-        </w:rPr>
-        <w:t>- Built confidence in release quality by double-checking workflows end-to-end and reporting anomalies early, which reduced last-minute chu</w:t>
-      </w:r>
-      <w:r>
-        <w:rPr>
-          <w:rFonts w:ascii="Arial" w:eastAsia="Arial" w:hAnsi="Arial" w:cs="Arial"/>
-          <w:color w:val="111111"/>
-        </w:rPr>
-        <w:t>rn and improved the team’s ability to ship on schedule.</w:t>
+        <w:t>- Helped reduce support load by addressing recurring issues at the source and adding lightweight documentation, so common problems could be resolved quickly without repeated deep dives.</w:t>
+      </w:r>
+    </w:p>
+    <w:p>
+      <w:pPr>
+        <w:spacing w:after="40"/>
+        <w:ind w:left="240"/>
+        <w:jc w:val="both"/>
+      </w:pPr>
+      <w:r>
+        <w:rPr>
+          <w:rFonts w:ascii="Arial" w:eastAsia="Arial" w:hAnsi="Arial" w:cs="Arial"/>
+          <w:color w:val="111111"/>
+        </w:rPr>
+        <w:t>- Practiced clear status updates and expectations management when tasks uncovered surprises, ensuring the team could adjust priorities early instead of discovering problems at the very end.</w:t>
+      </w:r>
+    </w:p>
+    <w:p>
+      <w:pPr>
+        <w:spacing w:after="40"/>
+        <w:ind w:left="240"/>
+        <w:jc w:val="both"/>
+      </w:pPr>
+      <w:r>
+        <w:rPr>
+          <w:rFonts w:ascii="Arial" w:eastAsia="Arial" w:hAnsi="Arial" w:cs="Arial"/>
+          <w:color w:val="111111"/>
+        </w:rPr>
+        <w:t>- Built confidence in release quality by double-checking workflows end-to-end and reporting anomalies early, which reduced last-minute churn and improved the team’s ability to ship on schedule.</w:t>
       </w:r>
     </w:p>
     <w:p>
@@ -4093,7 +3719,7 @@
   <a:extraClrSchemeLst/>
   <a:extLst>
     <a:ext uri="{05A4C25C-085E-4340-85A3-A5531E510DB2}">
-      <thm15:themeFamily xmlns:thm15="http://schemas.microsoft.com/office/thememl/2012/main" xmlns="" name="Office Theme" id="{2E142A2C-CD16-42D6-873A-C26D2A0506FA}" vid="{1BDDFF52-6CD6-40A5-AB3C-68EB2F1E4D0A}"/>
+      <thm15:themeFamily xmlns="" xmlns:thm15="http://schemas.microsoft.com/office/thememl/2012/main" name="Office Theme" id="{2E142A2C-CD16-42D6-873A-C26D2A0506FA}" vid="{1BDDFF52-6CD6-40A5-AB3C-68EB2F1E4D0A}"/>
     </a:ext>
   </a:extLst>
 </a:theme>
